--- a/python/10_예외처리_파일_모듈/10_예외처리_파일_모듈_교안.docx
+++ b/python/10_예외처리_파일_모듈/10_예외처리_파일_모듈_교안.docx
@@ -17080,7 +17080,7 @@
                 <w:sz w:val="21"/>
                 <w:szCs w:val="21"/>
               </w:rPr>
-              <w:t xml:space="preserve">📌 다음 단계: NumPy 와 pandas</w:t>
+              <w:t xml:space="preserve">📌 다음 단계</w:t>
             </w:r>
           </w:p>
           <w:p>
@@ -17088,7 +17088,17 @@
               <w:spacing w:after="60" w:line="288"/>
             </w:pPr>
             <w:r>
-              <w:t xml:space="preserve">이제 파이썬 기초를 모두 마쳤어요! 이 저장소의 </w:t>
+              <w:t xml:space="preserve">다음 </w:t>
+            </w:r>
+            <w:r>
+              <w:rPr>
+                <w:b/>
+                <w:bCs/>
+              </w:rPr>
+              <w:t xml:space="preserve">11장 클래스와 타입 체크</w:t>
+            </w:r>
+            <w:r>
+              <w:t xml:space="preserve">에서는 9장의 클래스와 이번 장의 예외처리를 합쳐, 잘못된 자료형의 값이 객체에 들어오지 못하게 막는 법을 배워요. 그다음 </w:t>
             </w:r>
             <w:r>
               <w:rPr>
@@ -17101,7 +17111,7 @@
               <w:t xml:space="preserve">numpy</w:t>
             </w:r>
             <w:r>
-              <w:t xml:space="preserve"> 폴더에서 숫자 데이터를 빠르게 계산하는 법을, </w:t>
+              <w:t xml:space="preserve">, </w:t>
             </w:r>
             <w:r>
               <w:rPr>
@@ -17114,7 +17124,7 @@
               <w:t xml:space="preserve">pandas</w:t>
             </w:r>
             <w:r>
-              <w:t xml:space="preserve"> 폴더에서 표 데이터를 분석하는 법을 이어서 배워요.</w:t>
+              <w:t xml:space="preserve"> 폴더로 넘어가 데이터 분석을 배워요.</w:t>
             </w:r>
           </w:p>
         </w:tc>

--- a/python/10_예외처리_파일_모듈/10_예외처리_파일_모듈_교안.docx
+++ b/python/10_예외처리_파일_모듈/10_예외처리_파일_모듈_교안.docx
@@ -1544,704 +1544,6 @@
             <w:r>
               <w:rPr>
                 <w:rFonts w:ascii="Consolas" w:cs="Consolas" w:eastAsia="맑은 고딕" w:hAnsi="Consolas"/>
-                <w:b/>
-                <w:bCs/>
-                <w:i w:val="false"/>
-                <w:iCs w:val="false"/>
-                <w:color w:val="0033B3"/>
-                <w:sz w:val="17"/>
-                <w:szCs w:val="17"/>
-              </w:rPr>
-              <w:t xml:space="preserve">try</w:t>
-            </w:r>
-            <w:r>
-              <w:rPr>
-                <w:rFonts w:ascii="Consolas" w:cs="Consolas" w:eastAsia="맑은 고딕" w:hAnsi="Consolas"/>
-                <w:b w:val="false"/>
-                <w:bCs w:val="false"/>
-                <w:i w:val="false"/>
-                <w:iCs w:val="false"/>
-                <w:color w:val="24292F"/>
-                <w:sz w:val="17"/>
-                <w:szCs w:val="17"/>
-              </w:rPr>
-              <w:t xml:space="preserve">:</w:t>
-            </w:r>
-          </w:p>
-          <w:p>
-            <w:pPr>
-              <w:spacing w:after="0" w:line="252"/>
-            </w:pPr>
-            <w:r>
-              <w:rPr>
-                <w:rFonts w:ascii="Consolas" w:cs="Consolas" w:eastAsia="맑은 고딕" w:hAnsi="Consolas"/>
-                <w:color w:val="A0A0A0"/>
-                <w:sz w:val="17"/>
-                <w:szCs w:val="17"/>
-              </w:rPr>
-              <w:t xml:space="preserve"> 4  </w:t>
-            </w:r>
-            <w:r>
-              <w:rPr>
-                <w:rFonts w:ascii="Consolas" w:cs="Consolas" w:eastAsia="맑은 고딕" w:hAnsi="Consolas"/>
-                <w:b w:val="false"/>
-                <w:bCs w:val="false"/>
-                <w:i w:val="false"/>
-                <w:iCs w:val="false"/>
-                <w:color w:val="24292F"/>
-                <w:sz w:val="17"/>
-                <w:szCs w:val="17"/>
-              </w:rPr>
-              <w:t xml:space="preserve">        </w:t>
-            </w:r>
-            <w:r>
-              <w:rPr>
-                <w:rFonts w:ascii="Consolas" w:cs="Consolas" w:eastAsia="맑은 고딕" w:hAnsi="Consolas"/>
-                <w:b w:val="false"/>
-                <w:bCs w:val="false"/>
-                <w:i w:val="false"/>
-                <w:iCs w:val="false"/>
-                <w:color w:val="24292F"/>
-                <w:sz w:val="17"/>
-                <w:szCs w:val="17"/>
-              </w:rPr>
-              <w:t xml:space="preserve">result</w:t>
-            </w:r>
-            <w:r>
-              <w:rPr>
-                <w:rFonts w:ascii="Consolas" w:cs="Consolas" w:eastAsia="맑은 고딕" w:hAnsi="Consolas"/>
-                <w:b w:val="false"/>
-                <w:bCs w:val="false"/>
-                <w:i w:val="false"/>
-                <w:iCs w:val="false"/>
-                <w:color w:val="24292F"/>
-                <w:sz w:val="17"/>
-                <w:szCs w:val="17"/>
-              </w:rPr>
-              <w:t xml:space="preserve"> = </w:t>
-            </w:r>
-            <w:r>
-              <w:rPr>
-                <w:rFonts w:ascii="Consolas" w:cs="Consolas" w:eastAsia="맑은 고딕" w:hAnsi="Consolas"/>
-                <w:b w:val="false"/>
-                <w:bCs w:val="false"/>
-                <w:i w:val="false"/>
-                <w:iCs w:val="false"/>
-                <w:color w:val="24292F"/>
-                <w:sz w:val="17"/>
-                <w:szCs w:val="17"/>
-              </w:rPr>
-              <w:t xml:space="preserve">a</w:t>
-            </w:r>
-            <w:r>
-              <w:rPr>
-                <w:rFonts w:ascii="Consolas" w:cs="Consolas" w:eastAsia="맑은 고딕" w:hAnsi="Consolas"/>
-                <w:b w:val="false"/>
-                <w:bCs w:val="false"/>
-                <w:i w:val="false"/>
-                <w:iCs w:val="false"/>
-                <w:color w:val="24292F"/>
-                <w:sz w:val="17"/>
-                <w:szCs w:val="17"/>
-              </w:rPr>
-              <w:t xml:space="preserve"> / </w:t>
-            </w:r>
-            <w:r>
-              <w:rPr>
-                <w:rFonts w:ascii="Consolas" w:cs="Consolas" w:eastAsia="맑은 고딕" w:hAnsi="Consolas"/>
-                <w:b w:val="false"/>
-                <w:bCs w:val="false"/>
-                <w:i w:val="false"/>
-                <w:iCs w:val="false"/>
-                <w:color w:val="24292F"/>
-                <w:sz w:val="17"/>
-                <w:szCs w:val="17"/>
-              </w:rPr>
-              <w:t xml:space="preserve">b</w:t>
-            </w:r>
-          </w:p>
-          <w:p>
-            <w:pPr>
-              <w:spacing w:after="0" w:line="252"/>
-            </w:pPr>
-            <w:r>
-              <w:rPr>
-                <w:rFonts w:ascii="Consolas" w:cs="Consolas" w:eastAsia="맑은 고딕" w:hAnsi="Consolas"/>
-                <w:color w:val="A0A0A0"/>
-                <w:sz w:val="17"/>
-                <w:szCs w:val="17"/>
-              </w:rPr>
-              <w:t xml:space="preserve"> 5  </w:t>
-            </w:r>
-            <w:r>
-              <w:rPr>
-                <w:rFonts w:ascii="Consolas" w:cs="Consolas" w:eastAsia="맑은 고딕" w:hAnsi="Consolas"/>
-                <w:b w:val="false"/>
-                <w:bCs w:val="false"/>
-                <w:i w:val="false"/>
-                <w:iCs w:val="false"/>
-                <w:color w:val="24292F"/>
-                <w:sz w:val="17"/>
-                <w:szCs w:val="17"/>
-              </w:rPr>
-              <w:t xml:space="preserve">    </w:t>
-            </w:r>
-            <w:r>
-              <w:rPr>
-                <w:rFonts w:ascii="Consolas" w:cs="Consolas" w:eastAsia="맑은 고딕" w:hAnsi="Consolas"/>
-                <w:b/>
-                <w:bCs/>
-                <w:i w:val="false"/>
-                <w:iCs w:val="false"/>
-                <w:color w:val="0033B3"/>
-                <w:sz w:val="17"/>
-                <w:szCs w:val="17"/>
-              </w:rPr>
-              <w:t xml:space="preserve">except</w:t>
-            </w:r>
-            <w:r>
-              <w:rPr>
-                <w:rFonts w:ascii="Consolas" w:cs="Consolas" w:eastAsia="맑은 고딕" w:hAnsi="Consolas"/>
-                <w:b w:val="false"/>
-                <w:bCs w:val="false"/>
-                <w:i w:val="false"/>
-                <w:iCs w:val="false"/>
-                <w:color w:val="24292F"/>
-                <w:sz w:val="17"/>
-                <w:szCs w:val="17"/>
-              </w:rPr>
-              <w:t xml:space="preserve"> </w:t>
-            </w:r>
-            <w:r>
-              <w:rPr>
-                <w:rFonts w:ascii="Consolas" w:cs="Consolas" w:eastAsia="맑은 고딕" w:hAnsi="Consolas"/>
-                <w:b w:val="false"/>
-                <w:bCs w:val="false"/>
-                <w:i w:val="false"/>
-                <w:iCs w:val="false"/>
-                <w:color w:val="24292F"/>
-                <w:sz w:val="17"/>
-                <w:szCs w:val="17"/>
-              </w:rPr>
-              <w:t xml:space="preserve">ZeroDivisionError</w:t>
-            </w:r>
-            <w:r>
-              <w:rPr>
-                <w:rFonts w:ascii="Consolas" w:cs="Consolas" w:eastAsia="맑은 고딕" w:hAnsi="Consolas"/>
-                <w:b w:val="false"/>
-                <w:bCs w:val="false"/>
-                <w:i w:val="false"/>
-                <w:iCs w:val="false"/>
-                <w:color w:val="24292F"/>
-                <w:sz w:val="17"/>
-                <w:szCs w:val="17"/>
-              </w:rPr>
-              <w:t xml:space="preserve">:</w:t>
-            </w:r>
-          </w:p>
-          <w:p>
-            <w:pPr>
-              <w:spacing w:after="0" w:line="252"/>
-            </w:pPr>
-            <w:r>
-              <w:rPr>
-                <w:rFonts w:ascii="Consolas" w:cs="Consolas" w:eastAsia="맑은 고딕" w:hAnsi="Consolas"/>
-                <w:color w:val="A0A0A0"/>
-                <w:sz w:val="17"/>
-                <w:szCs w:val="17"/>
-              </w:rPr>
-              <w:t xml:space="preserve"> 6  </w:t>
-            </w:r>
-            <w:r>
-              <w:rPr>
-                <w:rFonts w:ascii="Consolas" w:cs="Consolas" w:eastAsia="맑은 고딕" w:hAnsi="Consolas"/>
-                <w:b w:val="false"/>
-                <w:bCs w:val="false"/>
-                <w:i w:val="false"/>
-                <w:iCs w:val="false"/>
-                <w:color w:val="24292F"/>
-                <w:sz w:val="17"/>
-                <w:szCs w:val="17"/>
-              </w:rPr>
-              <w:t xml:space="preserve">        </w:t>
-            </w:r>
-            <w:r>
-              <w:rPr>
-                <w:rFonts w:ascii="Consolas" w:cs="Consolas" w:eastAsia="맑은 고딕" w:hAnsi="Consolas"/>
-                <w:b w:val="false"/>
-                <w:bCs w:val="false"/>
-                <w:i w:val="false"/>
-                <w:iCs w:val="false"/>
-                <w:color w:val="795E26"/>
-                <w:sz w:val="17"/>
-                <w:szCs w:val="17"/>
-              </w:rPr>
-              <w:t xml:space="preserve">print</w:t>
-            </w:r>
-            <w:r>
-              <w:rPr>
-                <w:rFonts w:ascii="Consolas" w:cs="Consolas" w:eastAsia="맑은 고딕" w:hAnsi="Consolas"/>
-                <w:b w:val="false"/>
-                <w:bCs w:val="false"/>
-                <w:i w:val="false"/>
-                <w:iCs w:val="false"/>
-                <w:color w:val="24292F"/>
-                <w:sz w:val="17"/>
-                <w:szCs w:val="17"/>
-              </w:rPr>
-              <w:t xml:space="preserve">(</w:t>
-            </w:r>
-            <w:r>
-              <w:rPr>
-                <w:rFonts w:ascii="Consolas" w:cs="Consolas" w:eastAsia="맑은 고딕" w:hAnsi="Consolas"/>
-                <w:b w:val="false"/>
-                <w:bCs w:val="false"/>
-                <w:i w:val="false"/>
-                <w:iCs w:val="false"/>
-                <w:color w:val="A31515"/>
-                <w:sz w:val="17"/>
-                <w:szCs w:val="17"/>
-              </w:rPr>
-              <w:t xml:space="preserve">"0으로 나눌 수 없어요."</w:t>
-            </w:r>
-            <w:r>
-              <w:rPr>
-                <w:rFonts w:ascii="Consolas" w:cs="Consolas" w:eastAsia="맑은 고딕" w:hAnsi="Consolas"/>
-                <w:b w:val="false"/>
-                <w:bCs w:val="false"/>
-                <w:i w:val="false"/>
-                <w:iCs w:val="false"/>
-                <w:color w:val="24292F"/>
-                <w:sz w:val="17"/>
-                <w:szCs w:val="17"/>
-              </w:rPr>
-              <w:t xml:space="preserve">)</w:t>
-            </w:r>
-          </w:p>
-          <w:p>
-            <w:pPr>
-              <w:spacing w:after="0" w:line="252"/>
-            </w:pPr>
-            <w:r>
-              <w:rPr>
-                <w:rFonts w:ascii="Consolas" w:cs="Consolas" w:eastAsia="맑은 고딕" w:hAnsi="Consolas"/>
-                <w:color w:val="A0A0A0"/>
-                <w:sz w:val="17"/>
-                <w:szCs w:val="17"/>
-              </w:rPr>
-              <w:t xml:space="preserve"> 7  </w:t>
-            </w:r>
-            <w:r>
-              <w:rPr>
-                <w:rFonts w:ascii="Consolas" w:cs="Consolas" w:eastAsia="맑은 고딕" w:hAnsi="Consolas"/>
-                <w:b w:val="false"/>
-                <w:bCs w:val="false"/>
-                <w:i w:val="false"/>
-                <w:iCs w:val="false"/>
-                <w:color w:val="24292F"/>
-                <w:sz w:val="17"/>
-                <w:szCs w:val="17"/>
-              </w:rPr>
-              <w:t xml:space="preserve">        </w:t>
-            </w:r>
-            <w:r>
-              <w:rPr>
-                <w:rFonts w:ascii="Consolas" w:cs="Consolas" w:eastAsia="맑은 고딕" w:hAnsi="Consolas"/>
-                <w:b/>
-                <w:bCs/>
-                <w:i w:val="false"/>
-                <w:iCs w:val="false"/>
-                <w:color w:val="0033B3"/>
-                <w:sz w:val="17"/>
-                <w:szCs w:val="17"/>
-              </w:rPr>
-              <w:t xml:space="preserve">return</w:t>
-            </w:r>
-            <w:r>
-              <w:rPr>
-                <w:rFonts w:ascii="Consolas" w:cs="Consolas" w:eastAsia="맑은 고딕" w:hAnsi="Consolas"/>
-                <w:b w:val="false"/>
-                <w:bCs w:val="false"/>
-                <w:i w:val="false"/>
-                <w:iCs w:val="false"/>
-                <w:color w:val="24292F"/>
-                <w:sz w:val="17"/>
-                <w:szCs w:val="17"/>
-              </w:rPr>
-              <w:t xml:space="preserve"> </w:t>
-            </w:r>
-            <w:r>
-              <w:rPr>
-                <w:rFonts w:ascii="Consolas" w:cs="Consolas" w:eastAsia="맑은 고딕" w:hAnsi="Consolas"/>
-                <w:b/>
-                <w:bCs/>
-                <w:i w:val="false"/>
-                <w:iCs w:val="false"/>
-                <w:color w:val="0033B3"/>
-                <w:sz w:val="17"/>
-                <w:szCs w:val="17"/>
-              </w:rPr>
-              <w:t xml:space="preserve">None</w:t>
-            </w:r>
-          </w:p>
-          <w:p>
-            <w:pPr>
-              <w:spacing w:after="0" w:line="252"/>
-            </w:pPr>
-            <w:r>
-              <w:rPr>
-                <w:rFonts w:ascii="Consolas" w:cs="Consolas" w:eastAsia="맑은 고딕" w:hAnsi="Consolas"/>
-                <w:color w:val="A0A0A0"/>
-                <w:sz w:val="17"/>
-                <w:szCs w:val="17"/>
-              </w:rPr>
-              <w:t xml:space="preserve"> 8  </w:t>
-            </w:r>
-            <w:r>
-              <w:rPr>
-                <w:rFonts w:ascii="Consolas" w:cs="Consolas" w:eastAsia="맑은 고딕" w:hAnsi="Consolas"/>
-                <w:b w:val="false"/>
-                <w:bCs w:val="false"/>
-                <w:i w:val="false"/>
-                <w:iCs w:val="false"/>
-                <w:color w:val="24292F"/>
-                <w:sz w:val="17"/>
-                <w:szCs w:val="17"/>
-              </w:rPr>
-              <w:t xml:space="preserve">    </w:t>
-            </w:r>
-            <w:r>
-              <w:rPr>
-                <w:rFonts w:ascii="Consolas" w:cs="Consolas" w:eastAsia="맑은 고딕" w:hAnsi="Consolas"/>
-                <w:b/>
-                <w:bCs/>
-                <w:i w:val="false"/>
-                <w:iCs w:val="false"/>
-                <w:color w:val="0033B3"/>
-                <w:sz w:val="17"/>
-                <w:szCs w:val="17"/>
-              </w:rPr>
-              <w:t xml:space="preserve">except</w:t>
-            </w:r>
-            <w:r>
-              <w:rPr>
-                <w:rFonts w:ascii="Consolas" w:cs="Consolas" w:eastAsia="맑은 고딕" w:hAnsi="Consolas"/>
-                <w:b w:val="false"/>
-                <w:bCs w:val="false"/>
-                <w:i w:val="false"/>
-                <w:iCs w:val="false"/>
-                <w:color w:val="24292F"/>
-                <w:sz w:val="17"/>
-                <w:szCs w:val="17"/>
-              </w:rPr>
-              <w:t xml:space="preserve"> </w:t>
-            </w:r>
-            <w:r>
-              <w:rPr>
-                <w:rFonts w:ascii="Consolas" w:cs="Consolas" w:eastAsia="맑은 고딕" w:hAnsi="Consolas"/>
-                <w:b w:val="false"/>
-                <w:bCs w:val="false"/>
-                <w:i w:val="false"/>
-                <w:iCs w:val="false"/>
-                <w:color w:val="24292F"/>
-                <w:sz w:val="17"/>
-                <w:szCs w:val="17"/>
-              </w:rPr>
-              <w:t xml:space="preserve">TypeError</w:t>
-            </w:r>
-            <w:r>
-              <w:rPr>
-                <w:rFonts w:ascii="Consolas" w:cs="Consolas" w:eastAsia="맑은 고딕" w:hAnsi="Consolas"/>
-                <w:b w:val="false"/>
-                <w:bCs w:val="false"/>
-                <w:i w:val="false"/>
-                <w:iCs w:val="false"/>
-                <w:color w:val="24292F"/>
-                <w:sz w:val="17"/>
-                <w:szCs w:val="17"/>
-              </w:rPr>
-              <w:t xml:space="preserve">:</w:t>
-            </w:r>
-          </w:p>
-          <w:p>
-            <w:pPr>
-              <w:spacing w:after="0" w:line="252"/>
-            </w:pPr>
-            <w:r>
-              <w:rPr>
-                <w:rFonts w:ascii="Consolas" w:cs="Consolas" w:eastAsia="맑은 고딕" w:hAnsi="Consolas"/>
-                <w:color w:val="A0A0A0"/>
-                <w:sz w:val="17"/>
-                <w:szCs w:val="17"/>
-              </w:rPr>
-              <w:t xml:space="preserve"> 9  </w:t>
-            </w:r>
-            <w:r>
-              <w:rPr>
-                <w:rFonts w:ascii="Consolas" w:cs="Consolas" w:eastAsia="맑은 고딕" w:hAnsi="Consolas"/>
-                <w:b w:val="false"/>
-                <w:bCs w:val="false"/>
-                <w:i w:val="false"/>
-                <w:iCs w:val="false"/>
-                <w:color w:val="24292F"/>
-                <w:sz w:val="17"/>
-                <w:szCs w:val="17"/>
-              </w:rPr>
-              <w:t xml:space="preserve">        </w:t>
-            </w:r>
-            <w:r>
-              <w:rPr>
-                <w:rFonts w:ascii="Consolas" w:cs="Consolas" w:eastAsia="맑은 고딕" w:hAnsi="Consolas"/>
-                <w:b w:val="false"/>
-                <w:bCs w:val="false"/>
-                <w:i w:val="false"/>
-                <w:iCs w:val="false"/>
-                <w:color w:val="795E26"/>
-                <w:sz w:val="17"/>
-                <w:szCs w:val="17"/>
-              </w:rPr>
-              <w:t xml:space="preserve">print</w:t>
-            </w:r>
-            <w:r>
-              <w:rPr>
-                <w:rFonts w:ascii="Consolas" w:cs="Consolas" w:eastAsia="맑은 고딕" w:hAnsi="Consolas"/>
-                <w:b w:val="false"/>
-                <w:bCs w:val="false"/>
-                <w:i w:val="false"/>
-                <w:iCs w:val="false"/>
-                <w:color w:val="24292F"/>
-                <w:sz w:val="17"/>
-                <w:szCs w:val="17"/>
-              </w:rPr>
-              <w:t xml:space="preserve">(</w:t>
-            </w:r>
-            <w:r>
-              <w:rPr>
-                <w:rFonts w:ascii="Consolas" w:cs="Consolas" w:eastAsia="맑은 고딕" w:hAnsi="Consolas"/>
-                <w:b w:val="false"/>
-                <w:bCs w:val="false"/>
-                <w:i w:val="false"/>
-                <w:iCs w:val="false"/>
-                <w:color w:val="A31515"/>
-                <w:sz w:val="17"/>
-                <w:szCs w:val="17"/>
-              </w:rPr>
-              <w:t xml:space="preserve">"숫자만 나눌 수 있어요."</w:t>
-            </w:r>
-            <w:r>
-              <w:rPr>
-                <w:rFonts w:ascii="Consolas" w:cs="Consolas" w:eastAsia="맑은 고딕" w:hAnsi="Consolas"/>
-                <w:b w:val="false"/>
-                <w:bCs w:val="false"/>
-                <w:i w:val="false"/>
-                <w:iCs w:val="false"/>
-                <w:color w:val="24292F"/>
-                <w:sz w:val="17"/>
-                <w:szCs w:val="17"/>
-              </w:rPr>
-              <w:t xml:space="preserve">)</w:t>
-            </w:r>
-          </w:p>
-          <w:p>
-            <w:pPr>
-              <w:spacing w:after="0" w:line="252"/>
-            </w:pPr>
-            <w:r>
-              <w:rPr>
-                <w:rFonts w:ascii="Consolas" w:cs="Consolas" w:eastAsia="맑은 고딕" w:hAnsi="Consolas"/>
-                <w:color w:val="A0A0A0"/>
-                <w:sz w:val="17"/>
-                <w:szCs w:val="17"/>
-              </w:rPr>
-              <w:t xml:space="preserve">10  </w:t>
-            </w:r>
-            <w:r>
-              <w:rPr>
-                <w:rFonts w:ascii="Consolas" w:cs="Consolas" w:eastAsia="맑은 고딕" w:hAnsi="Consolas"/>
-                <w:b w:val="false"/>
-                <w:bCs w:val="false"/>
-                <w:i w:val="false"/>
-                <w:iCs w:val="false"/>
-                <w:color w:val="24292F"/>
-                <w:sz w:val="17"/>
-                <w:szCs w:val="17"/>
-              </w:rPr>
-              <w:t xml:space="preserve">        </w:t>
-            </w:r>
-            <w:r>
-              <w:rPr>
-                <w:rFonts w:ascii="Consolas" w:cs="Consolas" w:eastAsia="맑은 고딕" w:hAnsi="Consolas"/>
-                <w:b/>
-                <w:bCs/>
-                <w:i w:val="false"/>
-                <w:iCs w:val="false"/>
-                <w:color w:val="0033B3"/>
-                <w:sz w:val="17"/>
-                <w:szCs w:val="17"/>
-              </w:rPr>
-              <w:t xml:space="preserve">return</w:t>
-            </w:r>
-            <w:r>
-              <w:rPr>
-                <w:rFonts w:ascii="Consolas" w:cs="Consolas" w:eastAsia="맑은 고딕" w:hAnsi="Consolas"/>
-                <w:b w:val="false"/>
-                <w:bCs w:val="false"/>
-                <w:i w:val="false"/>
-                <w:iCs w:val="false"/>
-                <w:color w:val="24292F"/>
-                <w:sz w:val="17"/>
-                <w:szCs w:val="17"/>
-              </w:rPr>
-              <w:t xml:space="preserve"> </w:t>
-            </w:r>
-            <w:r>
-              <w:rPr>
-                <w:rFonts w:ascii="Consolas" w:cs="Consolas" w:eastAsia="맑은 고딕" w:hAnsi="Consolas"/>
-                <w:b/>
-                <w:bCs/>
-                <w:i w:val="false"/>
-                <w:iCs w:val="false"/>
-                <w:color w:val="0033B3"/>
-                <w:sz w:val="17"/>
-                <w:szCs w:val="17"/>
-              </w:rPr>
-              <w:t xml:space="preserve">None</w:t>
-            </w:r>
-          </w:p>
-          <w:p>
-            <w:pPr>
-              <w:spacing w:after="0" w:line="252"/>
-            </w:pPr>
-            <w:r>
-              <w:rPr>
-                <w:rFonts w:ascii="Consolas" w:cs="Consolas" w:eastAsia="맑은 고딕" w:hAnsi="Consolas"/>
-                <w:color w:val="A0A0A0"/>
-                <w:sz w:val="17"/>
-                <w:szCs w:val="17"/>
-              </w:rPr>
-              <w:t xml:space="preserve">11  </w:t>
-            </w:r>
-            <w:r>
-              <w:rPr>
-                <w:rFonts w:ascii="Consolas" w:cs="Consolas" w:eastAsia="맑은 고딕" w:hAnsi="Consolas"/>
-                <w:b w:val="false"/>
-                <w:bCs w:val="false"/>
-                <w:i w:val="false"/>
-                <w:iCs w:val="false"/>
-                <w:color w:val="24292F"/>
-                <w:sz w:val="17"/>
-                <w:szCs w:val="17"/>
-              </w:rPr>
-              <w:t xml:space="preserve">    </w:t>
-            </w:r>
-            <w:r>
-              <w:rPr>
-                <w:rFonts w:ascii="Consolas" w:cs="Consolas" w:eastAsia="맑은 고딕" w:hAnsi="Consolas"/>
-                <w:b/>
-                <w:bCs/>
-                <w:i w:val="false"/>
-                <w:iCs w:val="false"/>
-                <w:color w:val="0033B3"/>
-                <w:sz w:val="17"/>
-                <w:szCs w:val="17"/>
-              </w:rPr>
-              <w:t xml:space="preserve">else</w:t>
-            </w:r>
-            <w:r>
-              <w:rPr>
-                <w:rFonts w:ascii="Consolas" w:cs="Consolas" w:eastAsia="맑은 고딕" w:hAnsi="Consolas"/>
-                <w:b w:val="false"/>
-                <w:bCs w:val="false"/>
-                <w:i w:val="false"/>
-                <w:iCs w:val="false"/>
-                <w:color w:val="24292F"/>
-                <w:sz w:val="17"/>
-                <w:szCs w:val="17"/>
-              </w:rPr>
-              <w:t xml:space="preserve">:</w:t>
-            </w:r>
-          </w:p>
-          <w:p>
-            <w:pPr>
-              <w:spacing w:after="0" w:line="252"/>
-            </w:pPr>
-            <w:r>
-              <w:rPr>
-                <w:rFonts w:ascii="Consolas" w:cs="Consolas" w:eastAsia="맑은 고딕" w:hAnsi="Consolas"/>
-                <w:color w:val="A0A0A0"/>
-                <w:sz w:val="17"/>
-                <w:szCs w:val="17"/>
-              </w:rPr>
-              <w:t xml:space="preserve">12  </w:t>
-            </w:r>
-            <w:r>
-              <w:rPr>
-                <w:rFonts w:ascii="Consolas" w:cs="Consolas" w:eastAsia="맑은 고딕" w:hAnsi="Consolas"/>
-                <w:b w:val="false"/>
-                <w:bCs w:val="false"/>
-                <w:i w:val="false"/>
-                <w:iCs w:val="false"/>
-                <w:color w:val="24292F"/>
-                <w:sz w:val="17"/>
-                <w:szCs w:val="17"/>
-              </w:rPr>
-              <w:t xml:space="preserve">        </w:t>
-            </w:r>
-            <w:r>
-              <w:rPr>
-                <w:rFonts w:ascii="Consolas" w:cs="Consolas" w:eastAsia="맑은 고딕" w:hAnsi="Consolas"/>
-                <w:b w:val="false"/>
-                <w:bCs w:val="false"/>
-                <w:i w:val="false"/>
-                <w:iCs w:val="false"/>
-                <w:color w:val="795E26"/>
-                <w:sz w:val="17"/>
-                <w:szCs w:val="17"/>
-              </w:rPr>
-              <w:t xml:space="preserve">print</w:t>
-            </w:r>
-            <w:r>
-              <w:rPr>
-                <w:rFonts w:ascii="Consolas" w:cs="Consolas" w:eastAsia="맑은 고딕" w:hAnsi="Consolas"/>
-                <w:b w:val="false"/>
-                <w:bCs w:val="false"/>
-                <w:i w:val="false"/>
-                <w:iCs w:val="false"/>
-                <w:color w:val="24292F"/>
-                <w:sz w:val="17"/>
-                <w:szCs w:val="17"/>
-              </w:rPr>
-              <w:t xml:space="preserve">(</w:t>
-            </w:r>
-            <w:r>
-              <w:rPr>
-                <w:rFonts w:ascii="Consolas" w:cs="Consolas" w:eastAsia="맑은 고딕" w:hAnsi="Consolas"/>
-                <w:b w:val="false"/>
-                <w:bCs w:val="false"/>
-                <w:i w:val="false"/>
-                <w:iCs w:val="false"/>
-                <w:color w:val="A31515"/>
-                <w:sz w:val="17"/>
-                <w:szCs w:val="17"/>
-              </w:rPr>
-              <w:t xml:space="preserve">"정상 계산!"</w:t>
-            </w:r>
-            <w:r>
-              <w:rPr>
-                <w:rFonts w:ascii="Consolas" w:cs="Consolas" w:eastAsia="맑은 고딕" w:hAnsi="Consolas"/>
-                <w:b w:val="false"/>
-                <w:bCs w:val="false"/>
-                <w:i w:val="false"/>
-                <w:iCs w:val="false"/>
-                <w:color w:val="24292F"/>
-                <w:sz w:val="17"/>
-                <w:szCs w:val="17"/>
-              </w:rPr>
-              <w:t xml:space="preserve">)          </w:t>
-            </w:r>
-            <w:r>
-              <w:rPr>
-                <w:rFonts w:ascii="Consolas" w:cs="Consolas" w:eastAsia="맑은 고딕" w:hAnsi="Consolas"/>
                 <w:b w:val="false"/>
                 <w:bCs w:val="false"/>
                 <w:i/>
@@ -2250,7 +1552,7 @@
                 <w:sz w:val="17"/>
                 <w:szCs w:val="17"/>
               </w:rPr>
-              <w:t xml:space="preserve"># 오류가 없을 때만</w:t>
+              <w:t xml:space="preserve"># try 안에서 오류가 나면 아래 except 중 맞는 곳으로 가요</w:t>
             </w:r>
           </w:p>
           <w:p>
@@ -2264,20 +1566,20 @@
                 <w:sz w:val="17"/>
                 <w:szCs w:val="17"/>
               </w:rPr>
-              <w:t xml:space="preserve">13  </w:t>
-            </w:r>
-            <w:r>
-              <w:rPr>
-                <w:rFonts w:ascii="Consolas" w:cs="Consolas" w:eastAsia="맑은 고딕" w:hAnsi="Consolas"/>
-                <w:b w:val="false"/>
-                <w:bCs w:val="false"/>
-                <w:i w:val="false"/>
-                <w:iCs w:val="false"/>
-                <w:color w:val="24292F"/>
-                <w:sz w:val="17"/>
-                <w:szCs w:val="17"/>
-              </w:rPr>
-              <w:t xml:space="preserve">        </w:t>
+              <w:t xml:space="preserve"> 4  </w:t>
+            </w:r>
+            <w:r>
+              <w:rPr>
+                <w:rFonts w:ascii="Consolas" w:cs="Consolas" w:eastAsia="맑은 고딕" w:hAnsi="Consolas"/>
+                <w:b w:val="false"/>
+                <w:bCs w:val="false"/>
+                <w:i w:val="false"/>
+                <w:iCs w:val="false"/>
+                <w:color w:val="24292F"/>
+                <w:sz w:val="17"/>
+                <w:szCs w:val="17"/>
+              </w:rPr>
+              <w:t xml:space="preserve">    </w:t>
             </w:r>
             <w:r>
               <w:rPr>
@@ -2290,20 +1592,47 @@
                 <w:sz w:val="17"/>
                 <w:szCs w:val="17"/>
               </w:rPr>
-              <w:t xml:space="preserve">return</w:t>
-            </w:r>
-            <w:r>
-              <w:rPr>
-                <w:rFonts w:ascii="Consolas" w:cs="Consolas" w:eastAsia="맑은 고딕" w:hAnsi="Consolas"/>
-                <w:b w:val="false"/>
-                <w:bCs w:val="false"/>
-                <w:i w:val="false"/>
-                <w:iCs w:val="false"/>
-                <w:color w:val="24292F"/>
-                <w:sz w:val="17"/>
-                <w:szCs w:val="17"/>
-              </w:rPr>
-              <w:t xml:space="preserve"> </w:t>
+              <w:t xml:space="preserve">try</w:t>
+            </w:r>
+            <w:r>
+              <w:rPr>
+                <w:rFonts w:ascii="Consolas" w:cs="Consolas" w:eastAsia="맑은 고딕" w:hAnsi="Consolas"/>
+                <w:b w:val="false"/>
+                <w:bCs w:val="false"/>
+                <w:i w:val="false"/>
+                <w:iCs w:val="false"/>
+                <w:color w:val="24292F"/>
+                <w:sz w:val="17"/>
+                <w:szCs w:val="17"/>
+              </w:rPr>
+              <w:t xml:space="preserve">:</w:t>
+            </w:r>
+          </w:p>
+          <w:p>
+            <w:pPr>
+              <w:spacing w:after="0" w:line="252"/>
+            </w:pPr>
+            <w:r>
+              <w:rPr>
+                <w:rFonts w:ascii="Consolas" w:cs="Consolas" w:eastAsia="맑은 고딕" w:hAnsi="Consolas"/>
+                <w:color w:val="A0A0A0"/>
+                <w:sz w:val="17"/>
+                <w:szCs w:val="17"/>
+              </w:rPr>
+              <w:t xml:space="preserve"> 5  </w:t>
+            </w:r>
+            <w:r>
+              <w:rPr>
+                <w:rFonts w:ascii="Consolas" w:cs="Consolas" w:eastAsia="맑은 고딕" w:hAnsi="Consolas"/>
+                <w:b w:val="false"/>
+                <w:bCs w:val="false"/>
+                <w:i w:val="false"/>
+                <w:iCs w:val="false"/>
+                <w:color w:val="24292F"/>
+                <w:sz w:val="17"/>
+                <w:szCs w:val="17"/>
+              </w:rPr>
+              <w:t xml:space="preserve">        </w:t>
             </w:r>
             <w:r>
               <w:rPr>
@@ -2318,6 +1647,58 @@
               </w:rPr>
               <w:t xml:space="preserve">result</w:t>
             </w:r>
+            <w:r>
+              <w:rPr>
+                <w:rFonts w:ascii="Consolas" w:cs="Consolas" w:eastAsia="맑은 고딕" w:hAnsi="Consolas"/>
+                <w:b w:val="false"/>
+                <w:bCs w:val="false"/>
+                <w:i w:val="false"/>
+                <w:iCs w:val="false"/>
+                <w:color w:val="24292F"/>
+                <w:sz w:val="17"/>
+                <w:szCs w:val="17"/>
+              </w:rPr>
+              <w:t xml:space="preserve"> = </w:t>
+            </w:r>
+            <w:r>
+              <w:rPr>
+                <w:rFonts w:ascii="Consolas" w:cs="Consolas" w:eastAsia="맑은 고딕" w:hAnsi="Consolas"/>
+                <w:b w:val="false"/>
+                <w:bCs w:val="false"/>
+                <w:i w:val="false"/>
+                <w:iCs w:val="false"/>
+                <w:color w:val="24292F"/>
+                <w:sz w:val="17"/>
+                <w:szCs w:val="17"/>
+              </w:rPr>
+              <w:t xml:space="preserve">a</w:t>
+            </w:r>
+            <w:r>
+              <w:rPr>
+                <w:rFonts w:ascii="Consolas" w:cs="Consolas" w:eastAsia="맑은 고딕" w:hAnsi="Consolas"/>
+                <w:b w:val="false"/>
+                <w:bCs w:val="false"/>
+                <w:i w:val="false"/>
+                <w:iCs w:val="false"/>
+                <w:color w:val="24292F"/>
+                <w:sz w:val="17"/>
+                <w:szCs w:val="17"/>
+              </w:rPr>
+              <w:t xml:space="preserve"> / </w:t>
+            </w:r>
+            <w:r>
+              <w:rPr>
+                <w:rFonts w:ascii="Consolas" w:cs="Consolas" w:eastAsia="맑은 고딕" w:hAnsi="Consolas"/>
+                <w:b w:val="false"/>
+                <w:bCs w:val="false"/>
+                <w:i w:val="false"/>
+                <w:iCs w:val="false"/>
+                <w:color w:val="24292F"/>
+                <w:sz w:val="17"/>
+                <w:szCs w:val="17"/>
+              </w:rPr>
+              <w:t xml:space="preserve">b</w:t>
+            </w:r>
           </w:p>
           <w:p>
             <w:pPr>
@@ -2330,7 +1711,7 @@
                 <w:sz w:val="17"/>
                 <w:szCs w:val="17"/>
               </w:rPr>
-              <w:t xml:space="preserve">14  </w:t>
+              <w:t xml:space="preserve"> 6  </w:t>
             </w:r>
             <w:r>
               <w:rPr>
@@ -2356,7 +1737,33 @@
                 <w:sz w:val="17"/>
                 <w:szCs w:val="17"/>
               </w:rPr>
-              <w:t xml:space="preserve">finally</w:t>
+              <w:t xml:space="preserve">except</w:t>
+            </w:r>
+            <w:r>
+              <w:rPr>
+                <w:rFonts w:ascii="Consolas" w:cs="Consolas" w:eastAsia="맑은 고딕" w:hAnsi="Consolas"/>
+                <w:b w:val="false"/>
+                <w:bCs w:val="false"/>
+                <w:i w:val="false"/>
+                <w:iCs w:val="false"/>
+                <w:color w:val="24292F"/>
+                <w:sz w:val="17"/>
+                <w:szCs w:val="17"/>
+              </w:rPr>
+              <w:t xml:space="preserve"> </w:t>
+            </w:r>
+            <w:r>
+              <w:rPr>
+                <w:rFonts w:ascii="Consolas" w:cs="Consolas" w:eastAsia="맑은 고딕" w:hAnsi="Consolas"/>
+                <w:b w:val="false"/>
+                <w:bCs w:val="false"/>
+                <w:i w:val="false"/>
+                <w:iCs w:val="false"/>
+                <w:color w:val="24292F"/>
+                <w:sz w:val="17"/>
+                <w:szCs w:val="17"/>
+              </w:rPr>
+              <w:t xml:space="preserve">ZeroDivisionError</w:t>
             </w:r>
             <w:r>
               <w:rPr>
@@ -2383,7 +1790,7 @@
                 <w:sz w:val="17"/>
                 <w:szCs w:val="17"/>
               </w:rPr>
-              <w:t xml:space="preserve">15  </w:t>
+              <w:t xml:space="preserve"> 7  </w:t>
             </w:r>
             <w:r>
               <w:rPr>
@@ -2435,20 +1842,442 @@
                 <w:sz w:val="17"/>
                 <w:szCs w:val="17"/>
               </w:rPr>
-              <w:t xml:space="preserve">"-- divide 끝 --"</w:t>
-            </w:r>
-            <w:r>
-              <w:rPr>
-                <w:rFonts w:ascii="Consolas" w:cs="Consolas" w:eastAsia="맑은 고딕" w:hAnsi="Consolas"/>
-                <w:b w:val="false"/>
-                <w:bCs w:val="false"/>
-                <w:i w:val="false"/>
-                <w:iCs w:val="false"/>
-                <w:color w:val="24292F"/>
-                <w:sz w:val="17"/>
-                <w:szCs w:val="17"/>
-              </w:rPr>
-              <w:t xml:space="preserve">)    </w:t>
+              <w:t xml:space="preserve">"0으로 나눌 수 없어요."</w:t>
+            </w:r>
+            <w:r>
+              <w:rPr>
+                <w:rFonts w:ascii="Consolas" w:cs="Consolas" w:eastAsia="맑은 고딕" w:hAnsi="Consolas"/>
+                <w:b w:val="false"/>
+                <w:bCs w:val="false"/>
+                <w:i w:val="false"/>
+                <w:iCs w:val="false"/>
+                <w:color w:val="24292F"/>
+                <w:sz w:val="17"/>
+                <w:szCs w:val="17"/>
+              </w:rPr>
+              <w:t xml:space="preserve">)</w:t>
+            </w:r>
+          </w:p>
+          <w:p>
+            <w:pPr>
+              <w:spacing w:after="0" w:line="252"/>
+            </w:pPr>
+            <w:r>
+              <w:rPr>
+                <w:rFonts w:ascii="Consolas" w:cs="Consolas" w:eastAsia="맑은 고딕" w:hAnsi="Consolas"/>
+                <w:color w:val="A0A0A0"/>
+                <w:sz w:val="17"/>
+                <w:szCs w:val="17"/>
+              </w:rPr>
+              <w:t xml:space="preserve"> 8  </w:t>
+            </w:r>
+            <w:r>
+              <w:rPr>
+                <w:rFonts w:ascii="Consolas" w:cs="Consolas" w:eastAsia="맑은 고딕" w:hAnsi="Consolas"/>
+                <w:b w:val="false"/>
+                <w:bCs w:val="false"/>
+                <w:i w:val="false"/>
+                <w:iCs w:val="false"/>
+                <w:color w:val="24292F"/>
+                <w:sz w:val="17"/>
+                <w:szCs w:val="17"/>
+              </w:rPr>
+              <w:t xml:space="preserve">        </w:t>
+            </w:r>
+            <w:r>
+              <w:rPr>
+                <w:rFonts w:ascii="Consolas" w:cs="Consolas" w:eastAsia="맑은 고딕" w:hAnsi="Consolas"/>
+                <w:b/>
+                <w:bCs/>
+                <w:i w:val="false"/>
+                <w:iCs w:val="false"/>
+                <w:color w:val="0033B3"/>
+                <w:sz w:val="17"/>
+                <w:szCs w:val="17"/>
+              </w:rPr>
+              <w:t xml:space="preserve">return</w:t>
+            </w:r>
+            <w:r>
+              <w:rPr>
+                <w:rFonts w:ascii="Consolas" w:cs="Consolas" w:eastAsia="맑은 고딕" w:hAnsi="Consolas"/>
+                <w:b w:val="false"/>
+                <w:bCs w:val="false"/>
+                <w:i w:val="false"/>
+                <w:iCs w:val="false"/>
+                <w:color w:val="24292F"/>
+                <w:sz w:val="17"/>
+                <w:szCs w:val="17"/>
+              </w:rPr>
+              <w:t xml:space="preserve"> </w:t>
+            </w:r>
+            <w:r>
+              <w:rPr>
+                <w:rFonts w:ascii="Consolas" w:cs="Consolas" w:eastAsia="맑은 고딕" w:hAnsi="Consolas"/>
+                <w:b/>
+                <w:bCs/>
+                <w:i w:val="false"/>
+                <w:iCs w:val="false"/>
+                <w:color w:val="0033B3"/>
+                <w:sz w:val="17"/>
+                <w:szCs w:val="17"/>
+              </w:rPr>
+              <w:t xml:space="preserve">None</w:t>
+            </w:r>
+          </w:p>
+          <w:p>
+            <w:pPr>
+              <w:spacing w:after="0" w:line="252"/>
+            </w:pPr>
+            <w:r>
+              <w:rPr>
+                <w:rFonts w:ascii="Consolas" w:cs="Consolas" w:eastAsia="맑은 고딕" w:hAnsi="Consolas"/>
+                <w:color w:val="A0A0A0"/>
+                <w:sz w:val="17"/>
+                <w:szCs w:val="17"/>
+              </w:rPr>
+              <w:t xml:space="preserve"> 9  </w:t>
+            </w:r>
+            <w:r>
+              <w:rPr>
+                <w:rFonts w:ascii="Consolas" w:cs="Consolas" w:eastAsia="맑은 고딕" w:hAnsi="Consolas"/>
+                <w:b w:val="false"/>
+                <w:bCs w:val="false"/>
+                <w:i w:val="false"/>
+                <w:iCs w:val="false"/>
+                <w:color w:val="24292F"/>
+                <w:sz w:val="17"/>
+                <w:szCs w:val="17"/>
+              </w:rPr>
+              <w:t xml:space="preserve">    </w:t>
+            </w:r>
+            <w:r>
+              <w:rPr>
+                <w:rFonts w:ascii="Consolas" w:cs="Consolas" w:eastAsia="맑은 고딕" w:hAnsi="Consolas"/>
+                <w:b/>
+                <w:bCs/>
+                <w:i w:val="false"/>
+                <w:iCs w:val="false"/>
+                <w:color w:val="0033B3"/>
+                <w:sz w:val="17"/>
+                <w:szCs w:val="17"/>
+              </w:rPr>
+              <w:t xml:space="preserve">except</w:t>
+            </w:r>
+            <w:r>
+              <w:rPr>
+                <w:rFonts w:ascii="Consolas" w:cs="Consolas" w:eastAsia="맑은 고딕" w:hAnsi="Consolas"/>
+                <w:b w:val="false"/>
+                <w:bCs w:val="false"/>
+                <w:i w:val="false"/>
+                <w:iCs w:val="false"/>
+                <w:color w:val="24292F"/>
+                <w:sz w:val="17"/>
+                <w:szCs w:val="17"/>
+              </w:rPr>
+              <w:t xml:space="preserve"> </w:t>
+            </w:r>
+            <w:r>
+              <w:rPr>
+                <w:rFonts w:ascii="Consolas" w:cs="Consolas" w:eastAsia="맑은 고딕" w:hAnsi="Consolas"/>
+                <w:b w:val="false"/>
+                <w:bCs w:val="false"/>
+                <w:i w:val="false"/>
+                <w:iCs w:val="false"/>
+                <w:color w:val="24292F"/>
+                <w:sz w:val="17"/>
+                <w:szCs w:val="17"/>
+              </w:rPr>
+              <w:t xml:space="preserve">TypeError</w:t>
+            </w:r>
+            <w:r>
+              <w:rPr>
+                <w:rFonts w:ascii="Consolas" w:cs="Consolas" w:eastAsia="맑은 고딕" w:hAnsi="Consolas"/>
+                <w:b w:val="false"/>
+                <w:bCs w:val="false"/>
+                <w:i w:val="false"/>
+                <w:iCs w:val="false"/>
+                <w:color w:val="24292F"/>
+                <w:sz w:val="17"/>
+                <w:szCs w:val="17"/>
+              </w:rPr>
+              <w:t xml:space="preserve">:</w:t>
+            </w:r>
+          </w:p>
+          <w:p>
+            <w:pPr>
+              <w:spacing w:after="0" w:line="252"/>
+            </w:pPr>
+            <w:r>
+              <w:rPr>
+                <w:rFonts w:ascii="Consolas" w:cs="Consolas" w:eastAsia="맑은 고딕" w:hAnsi="Consolas"/>
+                <w:color w:val="A0A0A0"/>
+                <w:sz w:val="17"/>
+                <w:szCs w:val="17"/>
+              </w:rPr>
+              <w:t xml:space="preserve">10  </w:t>
+            </w:r>
+            <w:r>
+              <w:rPr>
+                <w:rFonts w:ascii="Consolas" w:cs="Consolas" w:eastAsia="맑은 고딕" w:hAnsi="Consolas"/>
+                <w:b w:val="false"/>
+                <w:bCs w:val="false"/>
+                <w:i w:val="false"/>
+                <w:iCs w:val="false"/>
+                <w:color w:val="24292F"/>
+                <w:sz w:val="17"/>
+                <w:szCs w:val="17"/>
+              </w:rPr>
+              <w:t xml:space="preserve">        </w:t>
+            </w:r>
+            <w:r>
+              <w:rPr>
+                <w:rFonts w:ascii="Consolas" w:cs="Consolas" w:eastAsia="맑은 고딕" w:hAnsi="Consolas"/>
+                <w:b w:val="false"/>
+                <w:bCs w:val="false"/>
+                <w:i w:val="false"/>
+                <w:iCs w:val="false"/>
+                <w:color w:val="795E26"/>
+                <w:sz w:val="17"/>
+                <w:szCs w:val="17"/>
+              </w:rPr>
+              <w:t xml:space="preserve">print</w:t>
+            </w:r>
+            <w:r>
+              <w:rPr>
+                <w:rFonts w:ascii="Consolas" w:cs="Consolas" w:eastAsia="맑은 고딕" w:hAnsi="Consolas"/>
+                <w:b w:val="false"/>
+                <w:bCs w:val="false"/>
+                <w:i w:val="false"/>
+                <w:iCs w:val="false"/>
+                <w:color w:val="24292F"/>
+                <w:sz w:val="17"/>
+                <w:szCs w:val="17"/>
+              </w:rPr>
+              <w:t xml:space="preserve">(</w:t>
+            </w:r>
+            <w:r>
+              <w:rPr>
+                <w:rFonts w:ascii="Consolas" w:cs="Consolas" w:eastAsia="맑은 고딕" w:hAnsi="Consolas"/>
+                <w:b w:val="false"/>
+                <w:bCs w:val="false"/>
+                <w:i w:val="false"/>
+                <w:iCs w:val="false"/>
+                <w:color w:val="A31515"/>
+                <w:sz w:val="17"/>
+                <w:szCs w:val="17"/>
+              </w:rPr>
+              <w:t xml:space="preserve">"숫자만 나눌 수 있어요."</w:t>
+            </w:r>
+            <w:r>
+              <w:rPr>
+                <w:rFonts w:ascii="Consolas" w:cs="Consolas" w:eastAsia="맑은 고딕" w:hAnsi="Consolas"/>
+                <w:b w:val="false"/>
+                <w:bCs w:val="false"/>
+                <w:i w:val="false"/>
+                <w:iCs w:val="false"/>
+                <w:color w:val="24292F"/>
+                <w:sz w:val="17"/>
+                <w:szCs w:val="17"/>
+              </w:rPr>
+              <w:t xml:space="preserve">)</w:t>
+            </w:r>
+          </w:p>
+          <w:p>
+            <w:pPr>
+              <w:spacing w:after="0" w:line="252"/>
+            </w:pPr>
+            <w:r>
+              <w:rPr>
+                <w:rFonts w:ascii="Consolas" w:cs="Consolas" w:eastAsia="맑은 고딕" w:hAnsi="Consolas"/>
+                <w:color w:val="A0A0A0"/>
+                <w:sz w:val="17"/>
+                <w:szCs w:val="17"/>
+              </w:rPr>
+              <w:t xml:space="preserve">11  </w:t>
+            </w:r>
+            <w:r>
+              <w:rPr>
+                <w:rFonts w:ascii="Consolas" w:cs="Consolas" w:eastAsia="맑은 고딕" w:hAnsi="Consolas"/>
+                <w:b w:val="false"/>
+                <w:bCs w:val="false"/>
+                <w:i w:val="false"/>
+                <w:iCs w:val="false"/>
+                <w:color w:val="24292F"/>
+                <w:sz w:val="17"/>
+                <w:szCs w:val="17"/>
+              </w:rPr>
+              <w:t xml:space="preserve">        </w:t>
+            </w:r>
+            <w:r>
+              <w:rPr>
+                <w:rFonts w:ascii="Consolas" w:cs="Consolas" w:eastAsia="맑은 고딕" w:hAnsi="Consolas"/>
+                <w:b/>
+                <w:bCs/>
+                <w:i w:val="false"/>
+                <w:iCs w:val="false"/>
+                <w:color w:val="0033B3"/>
+                <w:sz w:val="17"/>
+                <w:szCs w:val="17"/>
+              </w:rPr>
+              <w:t xml:space="preserve">return</w:t>
+            </w:r>
+            <w:r>
+              <w:rPr>
+                <w:rFonts w:ascii="Consolas" w:cs="Consolas" w:eastAsia="맑은 고딕" w:hAnsi="Consolas"/>
+                <w:b w:val="false"/>
+                <w:bCs w:val="false"/>
+                <w:i w:val="false"/>
+                <w:iCs w:val="false"/>
+                <w:color w:val="24292F"/>
+                <w:sz w:val="17"/>
+                <w:szCs w:val="17"/>
+              </w:rPr>
+              <w:t xml:space="preserve"> </w:t>
+            </w:r>
+            <w:r>
+              <w:rPr>
+                <w:rFonts w:ascii="Consolas" w:cs="Consolas" w:eastAsia="맑은 고딕" w:hAnsi="Consolas"/>
+                <w:b/>
+                <w:bCs/>
+                <w:i w:val="false"/>
+                <w:iCs w:val="false"/>
+                <w:color w:val="0033B3"/>
+                <w:sz w:val="17"/>
+                <w:szCs w:val="17"/>
+              </w:rPr>
+              <w:t xml:space="preserve">None</w:t>
+            </w:r>
+          </w:p>
+          <w:p>
+            <w:pPr>
+              <w:spacing w:after="0" w:line="252"/>
+            </w:pPr>
+            <w:r>
+              <w:rPr>
+                <w:rFonts w:ascii="Consolas" w:cs="Consolas" w:eastAsia="맑은 고딕" w:hAnsi="Consolas"/>
+                <w:color w:val="A0A0A0"/>
+                <w:sz w:val="17"/>
+                <w:szCs w:val="17"/>
+              </w:rPr>
+              <w:t xml:space="preserve">12  </w:t>
+            </w:r>
+            <w:r>
+              <w:rPr>
+                <w:rFonts w:ascii="Consolas" w:cs="Consolas" w:eastAsia="맑은 고딕" w:hAnsi="Consolas"/>
+                <w:b w:val="false"/>
+                <w:bCs w:val="false"/>
+                <w:i w:val="false"/>
+                <w:iCs w:val="false"/>
+                <w:color w:val="24292F"/>
+                <w:sz w:val="17"/>
+                <w:szCs w:val="17"/>
+              </w:rPr>
+              <w:t xml:space="preserve">    </w:t>
+            </w:r>
+            <w:r>
+              <w:rPr>
+                <w:rFonts w:ascii="Consolas" w:cs="Consolas" w:eastAsia="맑은 고딕" w:hAnsi="Consolas"/>
+                <w:b/>
+                <w:bCs/>
+                <w:i w:val="false"/>
+                <w:iCs w:val="false"/>
+                <w:color w:val="0033B3"/>
+                <w:sz w:val="17"/>
+                <w:szCs w:val="17"/>
+              </w:rPr>
+              <w:t xml:space="preserve">else</w:t>
+            </w:r>
+            <w:r>
+              <w:rPr>
+                <w:rFonts w:ascii="Consolas" w:cs="Consolas" w:eastAsia="맑은 고딕" w:hAnsi="Consolas"/>
+                <w:b w:val="false"/>
+                <w:bCs w:val="false"/>
+                <w:i w:val="false"/>
+                <w:iCs w:val="false"/>
+                <w:color w:val="24292F"/>
+                <w:sz w:val="17"/>
+                <w:szCs w:val="17"/>
+              </w:rPr>
+              <w:t xml:space="preserve">:</w:t>
+            </w:r>
+          </w:p>
+          <w:p>
+            <w:pPr>
+              <w:spacing w:after="0" w:line="252"/>
+            </w:pPr>
+            <w:r>
+              <w:rPr>
+                <w:rFonts w:ascii="Consolas" w:cs="Consolas" w:eastAsia="맑은 고딕" w:hAnsi="Consolas"/>
+                <w:color w:val="A0A0A0"/>
+                <w:sz w:val="17"/>
+                <w:szCs w:val="17"/>
+              </w:rPr>
+              <w:t xml:space="preserve">13  </w:t>
+            </w:r>
+            <w:r>
+              <w:rPr>
+                <w:rFonts w:ascii="Consolas" w:cs="Consolas" w:eastAsia="맑은 고딕" w:hAnsi="Consolas"/>
+                <w:b w:val="false"/>
+                <w:bCs w:val="false"/>
+                <w:i w:val="false"/>
+                <w:iCs w:val="false"/>
+                <w:color w:val="24292F"/>
+                <w:sz w:val="17"/>
+                <w:szCs w:val="17"/>
+              </w:rPr>
+              <w:t xml:space="preserve">        </w:t>
+            </w:r>
+            <w:r>
+              <w:rPr>
+                <w:rFonts w:ascii="Consolas" w:cs="Consolas" w:eastAsia="맑은 고딕" w:hAnsi="Consolas"/>
+                <w:b w:val="false"/>
+                <w:bCs w:val="false"/>
+                <w:i w:val="false"/>
+                <w:iCs w:val="false"/>
+                <w:color w:val="795E26"/>
+                <w:sz w:val="17"/>
+                <w:szCs w:val="17"/>
+              </w:rPr>
+              <w:t xml:space="preserve">print</w:t>
+            </w:r>
+            <w:r>
+              <w:rPr>
+                <w:rFonts w:ascii="Consolas" w:cs="Consolas" w:eastAsia="맑은 고딕" w:hAnsi="Consolas"/>
+                <w:b w:val="false"/>
+                <w:bCs w:val="false"/>
+                <w:i w:val="false"/>
+                <w:iCs w:val="false"/>
+                <w:color w:val="24292F"/>
+                <w:sz w:val="17"/>
+                <w:szCs w:val="17"/>
+              </w:rPr>
+              <w:t xml:space="preserve">(</w:t>
+            </w:r>
+            <w:r>
+              <w:rPr>
+                <w:rFonts w:ascii="Consolas" w:cs="Consolas" w:eastAsia="맑은 고딕" w:hAnsi="Consolas"/>
+                <w:b w:val="false"/>
+                <w:bCs w:val="false"/>
+                <w:i w:val="false"/>
+                <w:iCs w:val="false"/>
+                <w:color w:val="A31515"/>
+                <w:sz w:val="17"/>
+                <w:szCs w:val="17"/>
+              </w:rPr>
+              <w:t xml:space="preserve">"정상 계산!"</w:t>
+            </w:r>
+            <w:r>
+              <w:rPr>
+                <w:rFonts w:ascii="Consolas" w:cs="Consolas" w:eastAsia="맑은 고딕" w:hAnsi="Consolas"/>
+                <w:b w:val="false"/>
+                <w:bCs w:val="false"/>
+                <w:i w:val="false"/>
+                <w:iCs w:val="false"/>
+                <w:color w:val="24292F"/>
+                <w:sz w:val="17"/>
+                <w:szCs w:val="17"/>
+              </w:rPr>
+              <w:t xml:space="preserve">)          </w:t>
             </w:r>
             <w:r>
               <w:rPr>
@@ -2461,7 +2290,7 @@
                 <w:sz w:val="17"/>
                 <w:szCs w:val="17"/>
               </w:rPr>
-              <w:t xml:space="preserve"># 항상 실행</w:t>
+              <w:t xml:space="preserve"># 오류가 없을 때만</w:t>
             </w:r>
           </w:p>
           <w:p>
@@ -2475,29 +2304,139 @@
                 <w:sz w:val="17"/>
                 <w:szCs w:val="17"/>
               </w:rPr>
+              <w:t xml:space="preserve">14  </w:t>
+            </w:r>
+            <w:r>
+              <w:rPr>
+                <w:rFonts w:ascii="Consolas" w:cs="Consolas" w:eastAsia="맑은 고딕" w:hAnsi="Consolas"/>
+                <w:b w:val="false"/>
+                <w:bCs w:val="false"/>
+                <w:i w:val="false"/>
+                <w:iCs w:val="false"/>
+                <w:color w:val="24292F"/>
+                <w:sz w:val="17"/>
+                <w:szCs w:val="17"/>
+              </w:rPr>
+              <w:t xml:space="preserve">        </w:t>
+            </w:r>
+            <w:r>
+              <w:rPr>
+                <w:rFonts w:ascii="Consolas" w:cs="Consolas" w:eastAsia="맑은 고딕" w:hAnsi="Consolas"/>
+                <w:b/>
+                <w:bCs/>
+                <w:i w:val="false"/>
+                <w:iCs w:val="false"/>
+                <w:color w:val="0033B3"/>
+                <w:sz w:val="17"/>
+                <w:szCs w:val="17"/>
+              </w:rPr>
+              <w:t xml:space="preserve">return</w:t>
+            </w:r>
+            <w:r>
+              <w:rPr>
+                <w:rFonts w:ascii="Consolas" w:cs="Consolas" w:eastAsia="맑은 고딕" w:hAnsi="Consolas"/>
+                <w:b w:val="false"/>
+                <w:bCs w:val="false"/>
+                <w:i w:val="false"/>
+                <w:iCs w:val="false"/>
+                <w:color w:val="24292F"/>
+                <w:sz w:val="17"/>
+                <w:szCs w:val="17"/>
+              </w:rPr>
+              <w:t xml:space="preserve"> </w:t>
+            </w:r>
+            <w:r>
+              <w:rPr>
+                <w:rFonts w:ascii="Consolas" w:cs="Consolas" w:eastAsia="맑은 고딕" w:hAnsi="Consolas"/>
+                <w:b w:val="false"/>
+                <w:bCs w:val="false"/>
+                <w:i w:val="false"/>
+                <w:iCs w:val="false"/>
+                <w:color w:val="24292F"/>
+                <w:sz w:val="17"/>
+                <w:szCs w:val="17"/>
+              </w:rPr>
+              <w:t xml:space="preserve">result</w:t>
+            </w:r>
+          </w:p>
+          <w:p>
+            <w:pPr>
+              <w:spacing w:after="0" w:line="252"/>
+            </w:pPr>
+            <w:r>
+              <w:rPr>
+                <w:rFonts w:ascii="Consolas" w:cs="Consolas" w:eastAsia="맑은 고딕" w:hAnsi="Consolas"/>
+                <w:color w:val="A0A0A0"/>
+                <w:sz w:val="17"/>
+                <w:szCs w:val="17"/>
+              </w:rPr>
+              <w:t xml:space="preserve">15  </w:t>
+            </w:r>
+            <w:r>
+              <w:rPr>
+                <w:rFonts w:ascii="Consolas" w:cs="Consolas" w:eastAsia="맑은 고딕" w:hAnsi="Consolas"/>
+                <w:b w:val="false"/>
+                <w:bCs w:val="false"/>
+                <w:i w:val="false"/>
+                <w:iCs w:val="false"/>
+                <w:color w:val="24292F"/>
+                <w:sz w:val="17"/>
+                <w:szCs w:val="17"/>
+              </w:rPr>
+              <w:t xml:space="preserve">    </w:t>
+            </w:r>
+            <w:r>
+              <w:rPr>
+                <w:rFonts w:ascii="Consolas" w:cs="Consolas" w:eastAsia="맑은 고딕" w:hAnsi="Consolas"/>
+                <w:b/>
+                <w:bCs/>
+                <w:i w:val="false"/>
+                <w:iCs w:val="false"/>
+                <w:color w:val="0033B3"/>
+                <w:sz w:val="17"/>
+                <w:szCs w:val="17"/>
+              </w:rPr>
+              <w:t xml:space="preserve">finally</w:t>
+            </w:r>
+            <w:r>
+              <w:rPr>
+                <w:rFonts w:ascii="Consolas" w:cs="Consolas" w:eastAsia="맑은 고딕" w:hAnsi="Consolas"/>
+                <w:b w:val="false"/>
+                <w:bCs w:val="false"/>
+                <w:i w:val="false"/>
+                <w:iCs w:val="false"/>
+                <w:color w:val="24292F"/>
+                <w:sz w:val="17"/>
+                <w:szCs w:val="17"/>
+              </w:rPr>
+              <w:t xml:space="preserve">:</w:t>
+            </w:r>
+          </w:p>
+          <w:p>
+            <w:pPr>
+              <w:spacing w:after="0" w:line="252"/>
+            </w:pPr>
+            <w:r>
+              <w:rPr>
+                <w:rFonts w:ascii="Consolas" w:cs="Consolas" w:eastAsia="맑은 고딕" w:hAnsi="Consolas"/>
+                <w:color w:val="A0A0A0"/>
+                <w:sz w:val="17"/>
+                <w:szCs w:val="17"/>
+              </w:rPr>
               <w:t xml:space="preserve">16  </w:t>
             </w:r>
             <w:r>
               <w:rPr>
                 <w:rFonts w:ascii="Consolas" w:cs="Consolas" w:eastAsia="맑은 고딕" w:hAnsi="Consolas"/>
-                <w:sz w:val="17"/>
-                <w:szCs w:val="17"/>
-              </w:rPr>
-              <w:t xml:space="preserve"> </w:t>
-            </w:r>
-          </w:p>
-          <w:p>
-            <w:pPr>
-              <w:spacing w:after="0" w:line="252"/>
-            </w:pPr>
-            <w:r>
-              <w:rPr>
-                <w:rFonts w:ascii="Consolas" w:cs="Consolas" w:eastAsia="맑은 고딕" w:hAnsi="Consolas"/>
-                <w:color w:val="A0A0A0"/>
-                <w:sz w:val="17"/>
-                <w:szCs w:val="17"/>
-              </w:rPr>
-              <w:t xml:space="preserve">17  </w:t>
+                <w:b w:val="false"/>
+                <w:bCs w:val="false"/>
+                <w:i w:val="false"/>
+                <w:iCs w:val="false"/>
+                <w:color w:val="24292F"/>
+                <w:sz w:val="17"/>
+                <w:szCs w:val="17"/>
+              </w:rPr>
+              <w:t xml:space="preserve">        </w:t>
             </w:r>
             <w:r>
               <w:rPr>
@@ -2532,348 +2471,24 @@
                 <w:bCs w:val="false"/>
                 <w:i w:val="false"/>
                 <w:iCs w:val="false"/>
-                <w:color w:val="24292F"/>
-                <w:sz w:val="17"/>
-                <w:szCs w:val="17"/>
-              </w:rPr>
-              <w:t xml:space="preserve">divide</w:t>
-            </w:r>
-            <w:r>
-              <w:rPr>
-                <w:rFonts w:ascii="Consolas" w:cs="Consolas" w:eastAsia="맑은 고딕" w:hAnsi="Consolas"/>
-                <w:b w:val="false"/>
-                <w:bCs w:val="false"/>
-                <w:i w:val="false"/>
-                <w:iCs w:val="false"/>
-                <w:color w:val="24292F"/>
-                <w:sz w:val="17"/>
-                <w:szCs w:val="17"/>
-              </w:rPr>
-              <w:t xml:space="preserve">(</w:t>
-            </w:r>
-            <w:r>
-              <w:rPr>
-                <w:rFonts w:ascii="Consolas" w:cs="Consolas" w:eastAsia="맑은 고딕" w:hAnsi="Consolas"/>
-                <w:b w:val="false"/>
-                <w:bCs w:val="false"/>
-                <w:i w:val="false"/>
-                <w:iCs w:val="false"/>
-                <w:color w:val="098658"/>
-                <w:sz w:val="17"/>
-                <w:szCs w:val="17"/>
-              </w:rPr>
-              <w:t xml:space="preserve">10</w:t>
-            </w:r>
-            <w:r>
-              <w:rPr>
-                <w:rFonts w:ascii="Consolas" w:cs="Consolas" w:eastAsia="맑은 고딕" w:hAnsi="Consolas"/>
-                <w:b w:val="false"/>
-                <w:bCs w:val="false"/>
-                <w:i w:val="false"/>
-                <w:iCs w:val="false"/>
-                <w:color w:val="24292F"/>
-                <w:sz w:val="17"/>
-                <w:szCs w:val="17"/>
-              </w:rPr>
-              <w:t xml:space="preserve">, </w:t>
-            </w:r>
-            <w:r>
-              <w:rPr>
-                <w:rFonts w:ascii="Consolas" w:cs="Consolas" w:eastAsia="맑은 고딕" w:hAnsi="Consolas"/>
-                <w:b w:val="false"/>
-                <w:bCs w:val="false"/>
-                <w:i w:val="false"/>
-                <w:iCs w:val="false"/>
-                <w:color w:val="098658"/>
-                <w:sz w:val="17"/>
-                <w:szCs w:val="17"/>
-              </w:rPr>
-              <w:t xml:space="preserve">2</w:t>
-            </w:r>
-            <w:r>
-              <w:rPr>
-                <w:rFonts w:ascii="Consolas" w:cs="Consolas" w:eastAsia="맑은 고딕" w:hAnsi="Consolas"/>
-                <w:b w:val="false"/>
-                <w:bCs w:val="false"/>
-                <w:i w:val="false"/>
-                <w:iCs w:val="false"/>
-                <w:color w:val="24292F"/>
-                <w:sz w:val="17"/>
-                <w:szCs w:val="17"/>
-              </w:rPr>
-              <w:t xml:space="preserve">))</w:t>
-            </w:r>
-          </w:p>
-          <w:p>
-            <w:pPr>
-              <w:spacing w:after="0" w:line="252"/>
-            </w:pPr>
-            <w:r>
-              <w:rPr>
-                <w:rFonts w:ascii="Consolas" w:cs="Consolas" w:eastAsia="맑은 고딕" w:hAnsi="Consolas"/>
-                <w:color w:val="A0A0A0"/>
-                <w:sz w:val="17"/>
-                <w:szCs w:val="17"/>
-              </w:rPr>
-              <w:t xml:space="preserve">18  </w:t>
-            </w:r>
-            <w:r>
-              <w:rPr>
-                <w:rFonts w:ascii="Consolas" w:cs="Consolas" w:eastAsia="맑은 고딕" w:hAnsi="Consolas"/>
-                <w:b w:val="false"/>
-                <w:bCs w:val="false"/>
-                <w:i w:val="false"/>
-                <w:iCs w:val="false"/>
-                <w:color w:val="795E26"/>
-                <w:sz w:val="17"/>
-                <w:szCs w:val="17"/>
-              </w:rPr>
-              <w:t xml:space="preserve">print</w:t>
-            </w:r>
-            <w:r>
-              <w:rPr>
-                <w:rFonts w:ascii="Consolas" w:cs="Consolas" w:eastAsia="맑은 고딕" w:hAnsi="Consolas"/>
-                <w:b w:val="false"/>
-                <w:bCs w:val="false"/>
-                <w:i w:val="false"/>
-                <w:iCs w:val="false"/>
-                <w:color w:val="24292F"/>
-                <w:sz w:val="17"/>
-                <w:szCs w:val="17"/>
-              </w:rPr>
-              <w:t xml:space="preserve">(</w:t>
-            </w:r>
-            <w:r>
-              <w:rPr>
-                <w:rFonts w:ascii="Consolas" w:cs="Consolas" w:eastAsia="맑은 고딕" w:hAnsi="Consolas"/>
-                <w:b w:val="false"/>
-                <w:bCs w:val="false"/>
-                <w:i w:val="false"/>
-                <w:iCs w:val="false"/>
-                <w:color w:val="24292F"/>
-                <w:sz w:val="17"/>
-                <w:szCs w:val="17"/>
-              </w:rPr>
-              <w:t xml:space="preserve">divide</w:t>
-            </w:r>
-            <w:r>
-              <w:rPr>
-                <w:rFonts w:ascii="Consolas" w:cs="Consolas" w:eastAsia="맑은 고딕" w:hAnsi="Consolas"/>
-                <w:b w:val="false"/>
-                <w:bCs w:val="false"/>
-                <w:i w:val="false"/>
-                <w:iCs w:val="false"/>
-                <w:color w:val="24292F"/>
-                <w:sz w:val="17"/>
-                <w:szCs w:val="17"/>
-              </w:rPr>
-              <w:t xml:space="preserve">(</w:t>
-            </w:r>
-            <w:r>
-              <w:rPr>
-                <w:rFonts w:ascii="Consolas" w:cs="Consolas" w:eastAsia="맑은 고딕" w:hAnsi="Consolas"/>
-                <w:b w:val="false"/>
-                <w:bCs w:val="false"/>
-                <w:i w:val="false"/>
-                <w:iCs w:val="false"/>
-                <w:color w:val="098658"/>
-                <w:sz w:val="17"/>
-                <w:szCs w:val="17"/>
-              </w:rPr>
-              <w:t xml:space="preserve">10</w:t>
-            </w:r>
-            <w:r>
-              <w:rPr>
-                <w:rFonts w:ascii="Consolas" w:cs="Consolas" w:eastAsia="맑은 고딕" w:hAnsi="Consolas"/>
-                <w:b w:val="false"/>
-                <w:bCs w:val="false"/>
-                <w:i w:val="false"/>
-                <w:iCs w:val="false"/>
-                <w:color w:val="24292F"/>
-                <w:sz w:val="17"/>
-                <w:szCs w:val="17"/>
-              </w:rPr>
-              <w:t xml:space="preserve">, </w:t>
-            </w:r>
-            <w:r>
-              <w:rPr>
-                <w:rFonts w:ascii="Consolas" w:cs="Consolas" w:eastAsia="맑은 고딕" w:hAnsi="Consolas"/>
-                <w:b w:val="false"/>
-                <w:bCs w:val="false"/>
-                <w:i w:val="false"/>
-                <w:iCs w:val="false"/>
-                <w:color w:val="098658"/>
-                <w:sz w:val="17"/>
-                <w:szCs w:val="17"/>
-              </w:rPr>
-              <w:t xml:space="preserve">0</w:t>
-            </w:r>
-            <w:r>
-              <w:rPr>
-                <w:rFonts w:ascii="Consolas" w:cs="Consolas" w:eastAsia="맑은 고딕" w:hAnsi="Consolas"/>
-                <w:b w:val="false"/>
-                <w:bCs w:val="false"/>
-                <w:i w:val="false"/>
-                <w:iCs w:val="false"/>
-                <w:color w:val="24292F"/>
-                <w:sz w:val="17"/>
-                <w:szCs w:val="17"/>
-              </w:rPr>
-              <w:t xml:space="preserve">))</w:t>
-            </w:r>
-          </w:p>
-          <w:p>
-            <w:pPr>
-              <w:spacing w:after="0" w:line="252"/>
-            </w:pPr>
-            <w:r>
-              <w:rPr>
-                <w:rFonts w:ascii="Consolas" w:cs="Consolas" w:eastAsia="맑은 고딕" w:hAnsi="Consolas"/>
-                <w:color w:val="A0A0A0"/>
-                <w:sz w:val="17"/>
-                <w:szCs w:val="17"/>
-              </w:rPr>
-              <w:t xml:space="preserve">19  </w:t>
-            </w:r>
-            <w:r>
-              <w:rPr>
-                <w:rFonts w:ascii="Consolas" w:cs="Consolas" w:eastAsia="맑은 고딕" w:hAnsi="Consolas"/>
-                <w:b w:val="false"/>
-                <w:bCs w:val="false"/>
-                <w:i w:val="false"/>
-                <w:iCs w:val="false"/>
-                <w:color w:val="795E26"/>
-                <w:sz w:val="17"/>
-                <w:szCs w:val="17"/>
-              </w:rPr>
-              <w:t xml:space="preserve">print</w:t>
-            </w:r>
-            <w:r>
-              <w:rPr>
-                <w:rFonts w:ascii="Consolas" w:cs="Consolas" w:eastAsia="맑은 고딕" w:hAnsi="Consolas"/>
-                <w:b w:val="false"/>
-                <w:bCs w:val="false"/>
-                <w:i w:val="false"/>
-                <w:iCs w:val="false"/>
-                <w:color w:val="24292F"/>
-                <w:sz w:val="17"/>
-                <w:szCs w:val="17"/>
-              </w:rPr>
-              <w:t xml:space="preserve">(</w:t>
-            </w:r>
-            <w:r>
-              <w:rPr>
-                <w:rFonts w:ascii="Consolas" w:cs="Consolas" w:eastAsia="맑은 고딕" w:hAnsi="Consolas"/>
-                <w:b w:val="false"/>
-                <w:bCs w:val="false"/>
-                <w:i w:val="false"/>
-                <w:iCs w:val="false"/>
-                <w:color w:val="24292F"/>
-                <w:sz w:val="17"/>
-                <w:szCs w:val="17"/>
-              </w:rPr>
-              <w:t xml:space="preserve">divide</w:t>
-            </w:r>
-            <w:r>
-              <w:rPr>
-                <w:rFonts w:ascii="Consolas" w:cs="Consolas" w:eastAsia="맑은 고딕" w:hAnsi="Consolas"/>
-                <w:b w:val="false"/>
-                <w:bCs w:val="false"/>
-                <w:i w:val="false"/>
-                <w:iCs w:val="false"/>
-                <w:color w:val="24292F"/>
-                <w:sz w:val="17"/>
-                <w:szCs w:val="17"/>
-              </w:rPr>
-              <w:t xml:space="preserve">(</w:t>
-            </w:r>
-            <w:r>
-              <w:rPr>
-                <w:rFonts w:ascii="Consolas" w:cs="Consolas" w:eastAsia="맑은 고딕" w:hAnsi="Consolas"/>
-                <w:b w:val="false"/>
-                <w:bCs w:val="false"/>
-                <w:i w:val="false"/>
-                <w:iCs w:val="false"/>
-                <w:color w:val="098658"/>
-                <w:sz w:val="17"/>
-                <w:szCs w:val="17"/>
-              </w:rPr>
-              <w:t xml:space="preserve">10</w:t>
-            </w:r>
-            <w:r>
-              <w:rPr>
-                <w:rFonts w:ascii="Consolas" w:cs="Consolas" w:eastAsia="맑은 고딕" w:hAnsi="Consolas"/>
-                <w:b w:val="false"/>
-                <w:bCs w:val="false"/>
-                <w:i w:val="false"/>
-                <w:iCs w:val="false"/>
-                <w:color w:val="24292F"/>
-                <w:sz w:val="17"/>
-                <w:szCs w:val="17"/>
-              </w:rPr>
-              <w:t xml:space="preserve">, </w:t>
-            </w:r>
-            <w:r>
-              <w:rPr>
-                <w:rFonts w:ascii="Consolas" w:cs="Consolas" w:eastAsia="맑은 고딕" w:hAnsi="Consolas"/>
-                <w:b w:val="false"/>
-                <w:bCs w:val="false"/>
-                <w:i w:val="false"/>
-                <w:iCs w:val="false"/>
                 <w:color w:val="A31515"/>
                 <w:sz w:val="17"/>
                 <w:szCs w:val="17"/>
               </w:rPr>
-              <w:t xml:space="preserve">"a"</w:t>
-            </w:r>
-            <w:r>
-              <w:rPr>
-                <w:rFonts w:ascii="Consolas" w:cs="Consolas" w:eastAsia="맑은 고딕" w:hAnsi="Consolas"/>
-                <w:b w:val="false"/>
-                <w:bCs w:val="false"/>
-                <w:i w:val="false"/>
-                <w:iCs w:val="false"/>
-                <w:color w:val="24292F"/>
-                <w:sz w:val="17"/>
-                <w:szCs w:val="17"/>
-              </w:rPr>
-              <w:t xml:space="preserve">))</w:t>
-            </w:r>
-          </w:p>
-          <w:p>
-            <w:pPr>
-              <w:spacing w:after="0" w:line="252"/>
-            </w:pPr>
-            <w:r>
-              <w:rPr>
-                <w:rFonts w:ascii="Consolas" w:cs="Consolas" w:eastAsia="맑은 고딕" w:hAnsi="Consolas"/>
-                <w:color w:val="A0A0A0"/>
-                <w:sz w:val="17"/>
-                <w:szCs w:val="17"/>
-              </w:rPr>
-              <w:t xml:space="preserve">20  </w:t>
-            </w:r>
-            <w:r>
-              <w:rPr>
-                <w:rFonts w:ascii="Consolas" w:cs="Consolas" w:eastAsia="맑은 고딕" w:hAnsi="Consolas"/>
-                <w:sz w:val="17"/>
-                <w:szCs w:val="17"/>
-              </w:rPr>
-              <w:t xml:space="preserve"> </w:t>
-            </w:r>
-          </w:p>
-          <w:p>
-            <w:pPr>
-              <w:spacing w:after="0" w:line="252"/>
-            </w:pPr>
-            <w:r>
-              <w:rPr>
-                <w:rFonts w:ascii="Consolas" w:cs="Consolas" w:eastAsia="맑은 고딕" w:hAnsi="Consolas"/>
-                <w:color w:val="A0A0A0"/>
-                <w:sz w:val="17"/>
-                <w:szCs w:val="17"/>
-              </w:rPr>
-              <w:t xml:space="preserve">21  </w:t>
+              <w:t xml:space="preserve">"-- divide 끝 --"</w:t>
+            </w:r>
+            <w:r>
+              <w:rPr>
+                <w:rFonts w:ascii="Consolas" w:cs="Consolas" w:eastAsia="맑은 고딕" w:hAnsi="Consolas"/>
+                <w:b w:val="false"/>
+                <w:bCs w:val="false"/>
+                <w:i w:val="false"/>
+                <w:iCs w:val="false"/>
+                <w:color w:val="24292F"/>
+                <w:sz w:val="17"/>
+                <w:szCs w:val="17"/>
+              </w:rPr>
+              <w:t xml:space="preserve">)    </w:t>
             </w:r>
             <w:r>
               <w:rPr>
@@ -2886,6 +2501,458 @@
                 <w:sz w:val="17"/>
                 <w:szCs w:val="17"/>
               </w:rPr>
+              <w:t xml:space="preserve"># 항상 실행</w:t>
+            </w:r>
+          </w:p>
+          <w:p>
+            <w:pPr>
+              <w:spacing w:after="0" w:line="252"/>
+            </w:pPr>
+            <w:r>
+              <w:rPr>
+                <w:rFonts w:ascii="Consolas" w:cs="Consolas" w:eastAsia="맑은 고딕" w:hAnsi="Consolas"/>
+                <w:color w:val="A0A0A0"/>
+                <w:sz w:val="17"/>
+                <w:szCs w:val="17"/>
+              </w:rPr>
+              <w:t xml:space="preserve">17  </w:t>
+            </w:r>
+            <w:r>
+              <w:rPr>
+                <w:rFonts w:ascii="Consolas" w:cs="Consolas" w:eastAsia="맑은 고딕" w:hAnsi="Consolas"/>
+                <w:sz w:val="17"/>
+                <w:szCs w:val="17"/>
+              </w:rPr>
+              <w:t xml:space="preserve"> </w:t>
+            </w:r>
+          </w:p>
+          <w:p>
+            <w:pPr>
+              <w:spacing w:after="0" w:line="252"/>
+            </w:pPr>
+            <w:r>
+              <w:rPr>
+                <w:rFonts w:ascii="Consolas" w:cs="Consolas" w:eastAsia="맑은 고딕" w:hAnsi="Consolas"/>
+                <w:color w:val="A0A0A0"/>
+                <w:sz w:val="17"/>
+                <w:szCs w:val="17"/>
+              </w:rPr>
+              <w:t xml:space="preserve">18  </w:t>
+            </w:r>
+            <w:r>
+              <w:rPr>
+                <w:rFonts w:ascii="Consolas" w:cs="Consolas" w:eastAsia="맑은 고딕" w:hAnsi="Consolas"/>
+                <w:b w:val="false"/>
+                <w:bCs w:val="false"/>
+                <w:i/>
+                <w:iCs/>
+                <w:color w:val="6A9955"/>
+                <w:sz w:val="17"/>
+                <w:szCs w:val="17"/>
+              </w:rPr>
+              <w:t xml:space="preserve"># 정상 · 0으로 나누기 · 숫자가 아닌 값 세 가지 시험</w:t>
+            </w:r>
+          </w:p>
+          <w:p>
+            <w:pPr>
+              <w:spacing w:after="0" w:line="252"/>
+            </w:pPr>
+            <w:r>
+              <w:rPr>
+                <w:rFonts w:ascii="Consolas" w:cs="Consolas" w:eastAsia="맑은 고딕" w:hAnsi="Consolas"/>
+                <w:color w:val="A0A0A0"/>
+                <w:sz w:val="17"/>
+                <w:szCs w:val="17"/>
+              </w:rPr>
+              <w:t xml:space="preserve">19  </w:t>
+            </w:r>
+            <w:r>
+              <w:rPr>
+                <w:rFonts w:ascii="Consolas" w:cs="Consolas" w:eastAsia="맑은 고딕" w:hAnsi="Consolas"/>
+                <w:b w:val="false"/>
+                <w:bCs w:val="false"/>
+                <w:i w:val="false"/>
+                <w:iCs w:val="false"/>
+                <w:color w:val="795E26"/>
+                <w:sz w:val="17"/>
+                <w:szCs w:val="17"/>
+              </w:rPr>
+              <w:t xml:space="preserve">print</w:t>
+            </w:r>
+            <w:r>
+              <w:rPr>
+                <w:rFonts w:ascii="Consolas" w:cs="Consolas" w:eastAsia="맑은 고딕" w:hAnsi="Consolas"/>
+                <w:b w:val="false"/>
+                <w:bCs w:val="false"/>
+                <w:i w:val="false"/>
+                <w:iCs w:val="false"/>
+                <w:color w:val="24292F"/>
+                <w:sz w:val="17"/>
+                <w:szCs w:val="17"/>
+              </w:rPr>
+              <w:t xml:space="preserve">(</w:t>
+            </w:r>
+            <w:r>
+              <w:rPr>
+                <w:rFonts w:ascii="Consolas" w:cs="Consolas" w:eastAsia="맑은 고딕" w:hAnsi="Consolas"/>
+                <w:b w:val="false"/>
+                <w:bCs w:val="false"/>
+                <w:i w:val="false"/>
+                <w:iCs w:val="false"/>
+                <w:color w:val="24292F"/>
+                <w:sz w:val="17"/>
+                <w:szCs w:val="17"/>
+              </w:rPr>
+              <w:t xml:space="preserve">divide</w:t>
+            </w:r>
+            <w:r>
+              <w:rPr>
+                <w:rFonts w:ascii="Consolas" w:cs="Consolas" w:eastAsia="맑은 고딕" w:hAnsi="Consolas"/>
+                <w:b w:val="false"/>
+                <w:bCs w:val="false"/>
+                <w:i w:val="false"/>
+                <w:iCs w:val="false"/>
+                <w:color w:val="24292F"/>
+                <w:sz w:val="17"/>
+                <w:szCs w:val="17"/>
+              </w:rPr>
+              <w:t xml:space="preserve">(</w:t>
+            </w:r>
+            <w:r>
+              <w:rPr>
+                <w:rFonts w:ascii="Consolas" w:cs="Consolas" w:eastAsia="맑은 고딕" w:hAnsi="Consolas"/>
+                <w:b w:val="false"/>
+                <w:bCs w:val="false"/>
+                <w:i w:val="false"/>
+                <w:iCs w:val="false"/>
+                <w:color w:val="098658"/>
+                <w:sz w:val="17"/>
+                <w:szCs w:val="17"/>
+              </w:rPr>
+              <w:t xml:space="preserve">10</w:t>
+            </w:r>
+            <w:r>
+              <w:rPr>
+                <w:rFonts w:ascii="Consolas" w:cs="Consolas" w:eastAsia="맑은 고딕" w:hAnsi="Consolas"/>
+                <w:b w:val="false"/>
+                <w:bCs w:val="false"/>
+                <w:i w:val="false"/>
+                <w:iCs w:val="false"/>
+                <w:color w:val="24292F"/>
+                <w:sz w:val="17"/>
+                <w:szCs w:val="17"/>
+              </w:rPr>
+              <w:t xml:space="preserve">, </w:t>
+            </w:r>
+            <w:r>
+              <w:rPr>
+                <w:rFonts w:ascii="Consolas" w:cs="Consolas" w:eastAsia="맑은 고딕" w:hAnsi="Consolas"/>
+                <w:b w:val="false"/>
+                <w:bCs w:val="false"/>
+                <w:i w:val="false"/>
+                <w:iCs w:val="false"/>
+                <w:color w:val="098658"/>
+                <w:sz w:val="17"/>
+                <w:szCs w:val="17"/>
+              </w:rPr>
+              <w:t xml:space="preserve">2</w:t>
+            </w:r>
+            <w:r>
+              <w:rPr>
+                <w:rFonts w:ascii="Consolas" w:cs="Consolas" w:eastAsia="맑은 고딕" w:hAnsi="Consolas"/>
+                <w:b w:val="false"/>
+                <w:bCs w:val="false"/>
+                <w:i w:val="false"/>
+                <w:iCs w:val="false"/>
+                <w:color w:val="24292F"/>
+                <w:sz w:val="17"/>
+                <w:szCs w:val="17"/>
+              </w:rPr>
+              <w:t xml:space="preserve">))</w:t>
+            </w:r>
+          </w:p>
+          <w:p>
+            <w:pPr>
+              <w:spacing w:after="0" w:line="252"/>
+            </w:pPr>
+            <w:r>
+              <w:rPr>
+                <w:rFonts w:ascii="Consolas" w:cs="Consolas" w:eastAsia="맑은 고딕" w:hAnsi="Consolas"/>
+                <w:color w:val="A0A0A0"/>
+                <w:sz w:val="17"/>
+                <w:szCs w:val="17"/>
+              </w:rPr>
+              <w:t xml:space="preserve">20  </w:t>
+            </w:r>
+            <w:r>
+              <w:rPr>
+                <w:rFonts w:ascii="Consolas" w:cs="Consolas" w:eastAsia="맑은 고딕" w:hAnsi="Consolas"/>
+                <w:b w:val="false"/>
+                <w:bCs w:val="false"/>
+                <w:i w:val="false"/>
+                <w:iCs w:val="false"/>
+                <w:color w:val="795E26"/>
+                <w:sz w:val="17"/>
+                <w:szCs w:val="17"/>
+              </w:rPr>
+              <w:t xml:space="preserve">print</w:t>
+            </w:r>
+            <w:r>
+              <w:rPr>
+                <w:rFonts w:ascii="Consolas" w:cs="Consolas" w:eastAsia="맑은 고딕" w:hAnsi="Consolas"/>
+                <w:b w:val="false"/>
+                <w:bCs w:val="false"/>
+                <w:i w:val="false"/>
+                <w:iCs w:val="false"/>
+                <w:color w:val="24292F"/>
+                <w:sz w:val="17"/>
+                <w:szCs w:val="17"/>
+              </w:rPr>
+              <w:t xml:space="preserve">(</w:t>
+            </w:r>
+            <w:r>
+              <w:rPr>
+                <w:rFonts w:ascii="Consolas" w:cs="Consolas" w:eastAsia="맑은 고딕" w:hAnsi="Consolas"/>
+                <w:b w:val="false"/>
+                <w:bCs w:val="false"/>
+                <w:i w:val="false"/>
+                <w:iCs w:val="false"/>
+                <w:color w:val="24292F"/>
+                <w:sz w:val="17"/>
+                <w:szCs w:val="17"/>
+              </w:rPr>
+              <w:t xml:space="preserve">divide</w:t>
+            </w:r>
+            <w:r>
+              <w:rPr>
+                <w:rFonts w:ascii="Consolas" w:cs="Consolas" w:eastAsia="맑은 고딕" w:hAnsi="Consolas"/>
+                <w:b w:val="false"/>
+                <w:bCs w:val="false"/>
+                <w:i w:val="false"/>
+                <w:iCs w:val="false"/>
+                <w:color w:val="24292F"/>
+                <w:sz w:val="17"/>
+                <w:szCs w:val="17"/>
+              </w:rPr>
+              <w:t xml:space="preserve">(</w:t>
+            </w:r>
+            <w:r>
+              <w:rPr>
+                <w:rFonts w:ascii="Consolas" w:cs="Consolas" w:eastAsia="맑은 고딕" w:hAnsi="Consolas"/>
+                <w:b w:val="false"/>
+                <w:bCs w:val="false"/>
+                <w:i w:val="false"/>
+                <w:iCs w:val="false"/>
+                <w:color w:val="098658"/>
+                <w:sz w:val="17"/>
+                <w:szCs w:val="17"/>
+              </w:rPr>
+              <w:t xml:space="preserve">10</w:t>
+            </w:r>
+            <w:r>
+              <w:rPr>
+                <w:rFonts w:ascii="Consolas" w:cs="Consolas" w:eastAsia="맑은 고딕" w:hAnsi="Consolas"/>
+                <w:b w:val="false"/>
+                <w:bCs w:val="false"/>
+                <w:i w:val="false"/>
+                <w:iCs w:val="false"/>
+                <w:color w:val="24292F"/>
+                <w:sz w:val="17"/>
+                <w:szCs w:val="17"/>
+              </w:rPr>
+              <w:t xml:space="preserve">, </w:t>
+            </w:r>
+            <w:r>
+              <w:rPr>
+                <w:rFonts w:ascii="Consolas" w:cs="Consolas" w:eastAsia="맑은 고딕" w:hAnsi="Consolas"/>
+                <w:b w:val="false"/>
+                <w:bCs w:val="false"/>
+                <w:i w:val="false"/>
+                <w:iCs w:val="false"/>
+                <w:color w:val="098658"/>
+                <w:sz w:val="17"/>
+                <w:szCs w:val="17"/>
+              </w:rPr>
+              <w:t xml:space="preserve">0</w:t>
+            </w:r>
+            <w:r>
+              <w:rPr>
+                <w:rFonts w:ascii="Consolas" w:cs="Consolas" w:eastAsia="맑은 고딕" w:hAnsi="Consolas"/>
+                <w:b w:val="false"/>
+                <w:bCs w:val="false"/>
+                <w:i w:val="false"/>
+                <w:iCs w:val="false"/>
+                <w:color w:val="24292F"/>
+                <w:sz w:val="17"/>
+                <w:szCs w:val="17"/>
+              </w:rPr>
+              <w:t xml:space="preserve">))</w:t>
+            </w:r>
+          </w:p>
+          <w:p>
+            <w:pPr>
+              <w:spacing w:after="0" w:line="252"/>
+            </w:pPr>
+            <w:r>
+              <w:rPr>
+                <w:rFonts w:ascii="Consolas" w:cs="Consolas" w:eastAsia="맑은 고딕" w:hAnsi="Consolas"/>
+                <w:color w:val="A0A0A0"/>
+                <w:sz w:val="17"/>
+                <w:szCs w:val="17"/>
+              </w:rPr>
+              <w:t xml:space="preserve">21  </w:t>
+            </w:r>
+            <w:r>
+              <w:rPr>
+                <w:rFonts w:ascii="Consolas" w:cs="Consolas" w:eastAsia="맑은 고딕" w:hAnsi="Consolas"/>
+                <w:b w:val="false"/>
+                <w:bCs w:val="false"/>
+                <w:i w:val="false"/>
+                <w:iCs w:val="false"/>
+                <w:color w:val="795E26"/>
+                <w:sz w:val="17"/>
+                <w:szCs w:val="17"/>
+              </w:rPr>
+              <w:t xml:space="preserve">print</w:t>
+            </w:r>
+            <w:r>
+              <w:rPr>
+                <w:rFonts w:ascii="Consolas" w:cs="Consolas" w:eastAsia="맑은 고딕" w:hAnsi="Consolas"/>
+                <w:b w:val="false"/>
+                <w:bCs w:val="false"/>
+                <w:i w:val="false"/>
+                <w:iCs w:val="false"/>
+                <w:color w:val="24292F"/>
+                <w:sz w:val="17"/>
+                <w:szCs w:val="17"/>
+              </w:rPr>
+              <w:t xml:space="preserve">(</w:t>
+            </w:r>
+            <w:r>
+              <w:rPr>
+                <w:rFonts w:ascii="Consolas" w:cs="Consolas" w:eastAsia="맑은 고딕" w:hAnsi="Consolas"/>
+                <w:b w:val="false"/>
+                <w:bCs w:val="false"/>
+                <w:i w:val="false"/>
+                <w:iCs w:val="false"/>
+                <w:color w:val="24292F"/>
+                <w:sz w:val="17"/>
+                <w:szCs w:val="17"/>
+              </w:rPr>
+              <w:t xml:space="preserve">divide</w:t>
+            </w:r>
+            <w:r>
+              <w:rPr>
+                <w:rFonts w:ascii="Consolas" w:cs="Consolas" w:eastAsia="맑은 고딕" w:hAnsi="Consolas"/>
+                <w:b w:val="false"/>
+                <w:bCs w:val="false"/>
+                <w:i w:val="false"/>
+                <w:iCs w:val="false"/>
+                <w:color w:val="24292F"/>
+                <w:sz w:val="17"/>
+                <w:szCs w:val="17"/>
+              </w:rPr>
+              <w:t xml:space="preserve">(</w:t>
+            </w:r>
+            <w:r>
+              <w:rPr>
+                <w:rFonts w:ascii="Consolas" w:cs="Consolas" w:eastAsia="맑은 고딕" w:hAnsi="Consolas"/>
+                <w:b w:val="false"/>
+                <w:bCs w:val="false"/>
+                <w:i w:val="false"/>
+                <w:iCs w:val="false"/>
+                <w:color w:val="098658"/>
+                <w:sz w:val="17"/>
+                <w:szCs w:val="17"/>
+              </w:rPr>
+              <w:t xml:space="preserve">10</w:t>
+            </w:r>
+            <w:r>
+              <w:rPr>
+                <w:rFonts w:ascii="Consolas" w:cs="Consolas" w:eastAsia="맑은 고딕" w:hAnsi="Consolas"/>
+                <w:b w:val="false"/>
+                <w:bCs w:val="false"/>
+                <w:i w:val="false"/>
+                <w:iCs w:val="false"/>
+                <w:color w:val="24292F"/>
+                <w:sz w:val="17"/>
+                <w:szCs w:val="17"/>
+              </w:rPr>
+              <w:t xml:space="preserve">, </w:t>
+            </w:r>
+            <w:r>
+              <w:rPr>
+                <w:rFonts w:ascii="Consolas" w:cs="Consolas" w:eastAsia="맑은 고딕" w:hAnsi="Consolas"/>
+                <w:b w:val="false"/>
+                <w:bCs w:val="false"/>
+                <w:i w:val="false"/>
+                <w:iCs w:val="false"/>
+                <w:color w:val="A31515"/>
+                <w:sz w:val="17"/>
+                <w:szCs w:val="17"/>
+              </w:rPr>
+              <w:t xml:space="preserve">"a"</w:t>
+            </w:r>
+            <w:r>
+              <w:rPr>
+                <w:rFonts w:ascii="Consolas" w:cs="Consolas" w:eastAsia="맑은 고딕" w:hAnsi="Consolas"/>
+                <w:b w:val="false"/>
+                <w:bCs w:val="false"/>
+                <w:i w:val="false"/>
+                <w:iCs w:val="false"/>
+                <w:color w:val="24292F"/>
+                <w:sz w:val="17"/>
+                <w:szCs w:val="17"/>
+              </w:rPr>
+              <w:t xml:space="preserve">))</w:t>
+            </w:r>
+          </w:p>
+          <w:p>
+            <w:pPr>
+              <w:spacing w:after="0" w:line="252"/>
+            </w:pPr>
+            <w:r>
+              <w:rPr>
+                <w:rFonts w:ascii="Consolas" w:cs="Consolas" w:eastAsia="맑은 고딕" w:hAnsi="Consolas"/>
+                <w:color w:val="A0A0A0"/>
+                <w:sz w:val="17"/>
+                <w:szCs w:val="17"/>
+              </w:rPr>
+              <w:t xml:space="preserve">22  </w:t>
+            </w:r>
+            <w:r>
+              <w:rPr>
+                <w:rFonts w:ascii="Consolas" w:cs="Consolas" w:eastAsia="맑은 고딕" w:hAnsi="Consolas"/>
+                <w:sz w:val="17"/>
+                <w:szCs w:val="17"/>
+              </w:rPr>
+              <w:t xml:space="preserve"> </w:t>
+            </w:r>
+          </w:p>
+          <w:p>
+            <w:pPr>
+              <w:spacing w:after="0" w:line="252"/>
+            </w:pPr>
+            <w:r>
+              <w:rPr>
+                <w:rFonts w:ascii="Consolas" w:cs="Consolas" w:eastAsia="맑은 고딕" w:hAnsi="Consolas"/>
+                <w:color w:val="A0A0A0"/>
+                <w:sz w:val="17"/>
+                <w:szCs w:val="17"/>
+              </w:rPr>
+              <w:t xml:space="preserve">23  </w:t>
+            </w:r>
+            <w:r>
+              <w:rPr>
+                <w:rFonts w:ascii="Consolas" w:cs="Consolas" w:eastAsia="맑은 고딕" w:hAnsi="Consolas"/>
+                <w:b w:val="false"/>
+                <w:bCs w:val="false"/>
+                <w:i/>
+                <w:iCs/>
+                <w:color w:val="6A9955"/>
+                <w:sz w:val="17"/>
+                <w:szCs w:val="17"/>
+              </w:rPr>
               <w:t xml:space="preserve"># 오류 메시지를 받아서 보기</w:t>
             </w:r>
           </w:p>
@@ -2900,7 +2967,34 @@
                 <w:sz w:val="17"/>
                 <w:szCs w:val="17"/>
               </w:rPr>
-              <w:t xml:space="preserve">22  </w:t>
+              <w:t xml:space="preserve">24  </w:t>
+            </w:r>
+            <w:r>
+              <w:rPr>
+                <w:rFonts w:ascii="Consolas" w:cs="Consolas" w:eastAsia="맑은 고딕" w:hAnsi="Consolas"/>
+                <w:b w:val="false"/>
+                <w:bCs w:val="false"/>
+                <w:i/>
+                <w:iCs/>
+                <w:color w:val="6A9955"/>
+                <w:sz w:val="17"/>
+                <w:szCs w:val="17"/>
+              </w:rPr>
+              <w:t xml:space="preserve"># as e: 오류 객체를 e 에 받아서 메시지를 볼 수 있어요</w:t>
+            </w:r>
+          </w:p>
+          <w:p>
+            <w:pPr>
+              <w:spacing w:after="0" w:line="252"/>
+            </w:pPr>
+            <w:r>
+              <w:rPr>
+                <w:rFonts w:ascii="Consolas" w:cs="Consolas" w:eastAsia="맑은 고딕" w:hAnsi="Consolas"/>
+                <w:color w:val="A0A0A0"/>
+                <w:sz w:val="17"/>
+                <w:szCs w:val="17"/>
+              </w:rPr>
+              <w:t xml:space="preserve">25  </w:t>
             </w:r>
             <w:r>
               <w:rPr>
@@ -2940,7 +3034,7 @@
                 <w:sz w:val="17"/>
                 <w:szCs w:val="17"/>
               </w:rPr>
-              <w:t xml:space="preserve">23  </w:t>
+              <w:t xml:space="preserve">26  </w:t>
             </w:r>
             <w:r>
               <w:rPr>
@@ -3045,7 +3139,7 @@
                 <w:sz w:val="17"/>
                 <w:szCs w:val="17"/>
               </w:rPr>
-              <w:t xml:space="preserve">24  </w:t>
+              <w:t xml:space="preserve">27  </w:t>
             </w:r>
             <w:r>
               <w:rPr>
@@ -3163,7 +3257,7 @@
                 <w:sz w:val="17"/>
                 <w:szCs w:val="17"/>
               </w:rPr>
-              <w:t xml:space="preserve">25  </w:t>
+              <w:t xml:space="preserve">28  </w:t>
             </w:r>
             <w:r>
               <w:rPr>
@@ -3440,7 +3534,7 @@
                 <w:sz w:val="19"/>
                 <w:szCs w:val="19"/>
               </w:rPr>
-              <w:t xml:space="preserve">4</w:t>
+              <w:t xml:space="preserve">5</w:t>
             </w:r>
           </w:p>
         </w:tc>
@@ -3552,7 +3646,7 @@
                 <w:sz w:val="19"/>
                 <w:szCs w:val="19"/>
               </w:rPr>
-              <w:t xml:space="preserve">5</w:t>
+              <w:t xml:space="preserve">6</w:t>
             </w:r>
           </w:p>
         </w:tc>
@@ -3654,7 +3748,7 @@
                 <w:sz w:val="19"/>
                 <w:szCs w:val="19"/>
               </w:rPr>
-              <w:t xml:space="preserve">8</w:t>
+              <w:t xml:space="preserve">9</w:t>
             </w:r>
           </w:p>
         </w:tc>
@@ -3756,7 +3850,7 @@
                 <w:sz w:val="19"/>
                 <w:szCs w:val="19"/>
               </w:rPr>
-              <w:t xml:space="preserve">11</w:t>
+              <w:t xml:space="preserve">12</w:t>
             </w:r>
           </w:p>
         </w:tc>
@@ -3867,7 +3961,7 @@
                 <w:sz w:val="19"/>
                 <w:szCs w:val="19"/>
               </w:rPr>
-              <w:t xml:space="preserve">14</w:t>
+              <w:t xml:space="preserve">15</w:t>
             </w:r>
           </w:p>
         </w:tc>
@@ -3978,7 +4072,7 @@
                 <w:sz w:val="19"/>
                 <w:szCs w:val="19"/>
               </w:rPr>
-              <w:t xml:space="preserve">24</w:t>
+              <w:t xml:space="preserve">27</w:t>
             </w:r>
           </w:p>
         </w:tc>
@@ -9521,1110 +9615,13 @@
                 <w:rFonts w:ascii="Consolas" w:cs="Consolas" w:eastAsia="맑은 고딕" w:hAnsi="Consolas"/>
                 <w:b w:val="false"/>
                 <w:bCs w:val="false"/>
-                <w:i w:val="false"/>
-                <w:iCs w:val="false"/>
-                <w:color w:val="24292F"/>
-                <w:sz w:val="17"/>
-                <w:szCs w:val="17"/>
-              </w:rPr>
-              <w:t xml:space="preserve">rows</w:t>
-            </w:r>
-            <w:r>
-              <w:rPr>
-                <w:rFonts w:ascii="Consolas" w:cs="Consolas" w:eastAsia="맑은 고딕" w:hAnsi="Consolas"/>
-                <w:b w:val="false"/>
-                <w:bCs w:val="false"/>
-                <w:i w:val="false"/>
-                <w:iCs w:val="false"/>
-                <w:color w:val="24292F"/>
-                <w:sz w:val="17"/>
-                <w:szCs w:val="17"/>
-              </w:rPr>
-              <w:t xml:space="preserve"> = [</w:t>
-            </w:r>
-          </w:p>
-          <w:p>
-            <w:pPr>
-              <w:spacing w:after="0" w:line="252"/>
-            </w:pPr>
-            <w:r>
-              <w:rPr>
-                <w:rFonts w:ascii="Consolas" w:cs="Consolas" w:eastAsia="맑은 고딕" w:hAnsi="Consolas"/>
-                <w:color w:val="A0A0A0"/>
-                <w:sz w:val="17"/>
-                <w:szCs w:val="17"/>
-              </w:rPr>
-              <w:t xml:space="preserve"> 3  </w:t>
-            </w:r>
-            <w:r>
-              <w:rPr>
-                <w:rFonts w:ascii="Consolas" w:cs="Consolas" w:eastAsia="맑은 고딕" w:hAnsi="Consolas"/>
-                <w:b w:val="false"/>
-                <w:bCs w:val="false"/>
-                <w:i w:val="false"/>
-                <w:iCs w:val="false"/>
-                <w:color w:val="24292F"/>
-                <w:sz w:val="17"/>
-                <w:szCs w:val="17"/>
-              </w:rPr>
-              <w:t xml:space="preserve">    </w:t>
-            </w:r>
-            <w:r>
-              <w:rPr>
-                <w:rFonts w:ascii="Consolas" w:cs="Consolas" w:eastAsia="맑은 고딕" w:hAnsi="Consolas"/>
-                <w:b w:val="false"/>
-                <w:bCs w:val="false"/>
-                <w:i w:val="false"/>
-                <w:iCs w:val="false"/>
-                <w:color w:val="A31515"/>
-                <w:sz w:val="17"/>
-                <w:szCs w:val="17"/>
-              </w:rPr>
-              <w:t xml:space="preserve">"name,kor,eng,math"</w:t>
-            </w:r>
-            <w:r>
-              <w:rPr>
-                <w:rFonts w:ascii="Consolas" w:cs="Consolas" w:eastAsia="맑은 고딕" w:hAnsi="Consolas"/>
-                <w:b w:val="false"/>
-                <w:bCs w:val="false"/>
-                <w:i w:val="false"/>
-                <w:iCs w:val="false"/>
-                <w:color w:val="24292F"/>
-                <w:sz w:val="17"/>
-                <w:szCs w:val="17"/>
-              </w:rPr>
-              <w:t xml:space="preserve">,</w:t>
-            </w:r>
-          </w:p>
-          <w:p>
-            <w:pPr>
-              <w:spacing w:after="0" w:line="252"/>
-            </w:pPr>
-            <w:r>
-              <w:rPr>
-                <w:rFonts w:ascii="Consolas" w:cs="Consolas" w:eastAsia="맑은 고딕" w:hAnsi="Consolas"/>
-                <w:color w:val="A0A0A0"/>
-                <w:sz w:val="17"/>
-                <w:szCs w:val="17"/>
-              </w:rPr>
-              <w:t xml:space="preserve"> 4  </w:t>
-            </w:r>
-            <w:r>
-              <w:rPr>
-                <w:rFonts w:ascii="Consolas" w:cs="Consolas" w:eastAsia="맑은 고딕" w:hAnsi="Consolas"/>
-                <w:b w:val="false"/>
-                <w:bCs w:val="false"/>
-                <w:i w:val="false"/>
-                <w:iCs w:val="false"/>
-                <w:color w:val="24292F"/>
-                <w:sz w:val="17"/>
-                <w:szCs w:val="17"/>
-              </w:rPr>
-              <w:t xml:space="preserve">    </w:t>
-            </w:r>
-            <w:r>
-              <w:rPr>
-                <w:rFonts w:ascii="Consolas" w:cs="Consolas" w:eastAsia="맑은 고딕" w:hAnsi="Consolas"/>
-                <w:b w:val="false"/>
-                <w:bCs w:val="false"/>
-                <w:i w:val="false"/>
-                <w:iCs w:val="false"/>
-                <w:color w:val="A31515"/>
-                <w:sz w:val="17"/>
-                <w:szCs w:val="17"/>
-              </w:rPr>
-              <w:t xml:space="preserve">"홍길동,90,80,70"</w:t>
-            </w:r>
-            <w:r>
-              <w:rPr>
-                <w:rFonts w:ascii="Consolas" w:cs="Consolas" w:eastAsia="맑은 고딕" w:hAnsi="Consolas"/>
-                <w:b w:val="false"/>
-                <w:bCs w:val="false"/>
-                <w:i w:val="false"/>
-                <w:iCs w:val="false"/>
-                <w:color w:val="24292F"/>
-                <w:sz w:val="17"/>
-                <w:szCs w:val="17"/>
-              </w:rPr>
-              <w:t xml:space="preserve">,</w:t>
-            </w:r>
-          </w:p>
-          <w:p>
-            <w:pPr>
-              <w:spacing w:after="0" w:line="252"/>
-            </w:pPr>
-            <w:r>
-              <w:rPr>
-                <w:rFonts w:ascii="Consolas" w:cs="Consolas" w:eastAsia="맑은 고딕" w:hAnsi="Consolas"/>
-                <w:color w:val="A0A0A0"/>
-                <w:sz w:val="17"/>
-                <w:szCs w:val="17"/>
-              </w:rPr>
-              <w:t xml:space="preserve"> 5  </w:t>
-            </w:r>
-            <w:r>
-              <w:rPr>
-                <w:rFonts w:ascii="Consolas" w:cs="Consolas" w:eastAsia="맑은 고딕" w:hAnsi="Consolas"/>
-                <w:b w:val="false"/>
-                <w:bCs w:val="false"/>
-                <w:i w:val="false"/>
-                <w:iCs w:val="false"/>
-                <w:color w:val="24292F"/>
-                <w:sz w:val="17"/>
-                <w:szCs w:val="17"/>
-              </w:rPr>
-              <w:t xml:space="preserve">    </w:t>
-            </w:r>
-            <w:r>
-              <w:rPr>
-                <w:rFonts w:ascii="Consolas" w:cs="Consolas" w:eastAsia="맑은 고딕" w:hAnsi="Consolas"/>
-                <w:b w:val="false"/>
-                <w:bCs w:val="false"/>
-                <w:i w:val="false"/>
-                <w:iCs w:val="false"/>
-                <w:color w:val="A31515"/>
-                <w:sz w:val="17"/>
-                <w:szCs w:val="17"/>
-              </w:rPr>
-              <w:t xml:space="preserve">"이순신,85,95,75"</w:t>
-            </w:r>
-            <w:r>
-              <w:rPr>
-                <w:rFonts w:ascii="Consolas" w:cs="Consolas" w:eastAsia="맑은 고딕" w:hAnsi="Consolas"/>
-                <w:b w:val="false"/>
-                <w:bCs w:val="false"/>
-                <w:i w:val="false"/>
-                <w:iCs w:val="false"/>
-                <w:color w:val="24292F"/>
-                <w:sz w:val="17"/>
-                <w:szCs w:val="17"/>
-              </w:rPr>
-              <w:t xml:space="preserve">,</w:t>
-            </w:r>
-          </w:p>
-          <w:p>
-            <w:pPr>
-              <w:spacing w:after="0" w:line="252"/>
-            </w:pPr>
-            <w:r>
-              <w:rPr>
-                <w:rFonts w:ascii="Consolas" w:cs="Consolas" w:eastAsia="맑은 고딕" w:hAnsi="Consolas"/>
-                <w:color w:val="A0A0A0"/>
-                <w:sz w:val="17"/>
-                <w:szCs w:val="17"/>
-              </w:rPr>
-              <w:t xml:space="preserve"> 6  </w:t>
-            </w:r>
-            <w:r>
-              <w:rPr>
-                <w:rFonts w:ascii="Consolas" w:cs="Consolas" w:eastAsia="맑은 고딕" w:hAnsi="Consolas"/>
-                <w:b w:val="false"/>
-                <w:bCs w:val="false"/>
-                <w:i w:val="false"/>
-                <w:iCs w:val="false"/>
-                <w:color w:val="24292F"/>
-                <w:sz w:val="17"/>
-                <w:szCs w:val="17"/>
-              </w:rPr>
-              <w:t xml:space="preserve">    </w:t>
-            </w:r>
-            <w:r>
-              <w:rPr>
-                <w:rFonts w:ascii="Consolas" w:cs="Consolas" w:eastAsia="맑은 고딕" w:hAnsi="Consolas"/>
-                <w:b w:val="false"/>
-                <w:bCs w:val="false"/>
-                <w:i w:val="false"/>
-                <w:iCs w:val="false"/>
-                <w:color w:val="A31515"/>
-                <w:sz w:val="17"/>
-                <w:szCs w:val="17"/>
-              </w:rPr>
-              <w:t xml:space="preserve">"유관순,100,90,95"</w:t>
-            </w:r>
-            <w:r>
-              <w:rPr>
-                <w:rFonts w:ascii="Consolas" w:cs="Consolas" w:eastAsia="맑은 고딕" w:hAnsi="Consolas"/>
-                <w:b w:val="false"/>
-                <w:bCs w:val="false"/>
-                <w:i w:val="false"/>
-                <w:iCs w:val="false"/>
-                <w:color w:val="24292F"/>
-                <w:sz w:val="17"/>
-                <w:szCs w:val="17"/>
-              </w:rPr>
-              <w:t xml:space="preserve">,</w:t>
-            </w:r>
-          </w:p>
-          <w:p>
-            <w:pPr>
-              <w:spacing w:after="0" w:line="252"/>
-            </w:pPr>
-            <w:r>
-              <w:rPr>
-                <w:rFonts w:ascii="Consolas" w:cs="Consolas" w:eastAsia="맑은 고딕" w:hAnsi="Consolas"/>
-                <w:color w:val="A0A0A0"/>
-                <w:sz w:val="17"/>
-                <w:szCs w:val="17"/>
-              </w:rPr>
-              <w:t xml:space="preserve"> 7  </w:t>
-            </w:r>
-            <w:r>
-              <w:rPr>
-                <w:rFonts w:ascii="Consolas" w:cs="Consolas" w:eastAsia="맑은 고딕" w:hAnsi="Consolas"/>
-                <w:b w:val="false"/>
-                <w:bCs w:val="false"/>
-                <w:i w:val="false"/>
-                <w:iCs w:val="false"/>
-                <w:color w:val="24292F"/>
-                <w:sz w:val="17"/>
-                <w:szCs w:val="17"/>
-              </w:rPr>
-              <w:t xml:space="preserve">]</w:t>
-            </w:r>
-          </w:p>
-          <w:p>
-            <w:pPr>
-              <w:spacing w:after="0" w:line="252"/>
-            </w:pPr>
-            <w:r>
-              <w:rPr>
-                <w:rFonts w:ascii="Consolas" w:cs="Consolas" w:eastAsia="맑은 고딕" w:hAnsi="Consolas"/>
-                <w:color w:val="A0A0A0"/>
-                <w:sz w:val="17"/>
-                <w:szCs w:val="17"/>
-              </w:rPr>
-              <w:t xml:space="preserve"> 8  </w:t>
-            </w:r>
-            <w:r>
-              <w:rPr>
-                <w:rFonts w:ascii="Consolas" w:cs="Consolas" w:eastAsia="맑은 고딕" w:hAnsi="Consolas"/>
-                <w:b/>
-                <w:bCs/>
-                <w:i w:val="false"/>
-                <w:iCs w:val="false"/>
-                <w:color w:val="0033B3"/>
-                <w:sz w:val="17"/>
-                <w:szCs w:val="17"/>
-              </w:rPr>
-              <w:t xml:space="preserve">with</w:t>
-            </w:r>
-            <w:r>
-              <w:rPr>
-                <w:rFonts w:ascii="Consolas" w:cs="Consolas" w:eastAsia="맑은 고딕" w:hAnsi="Consolas"/>
-                <w:b w:val="false"/>
-                <w:bCs w:val="false"/>
-                <w:i w:val="false"/>
-                <w:iCs w:val="false"/>
-                <w:color w:val="24292F"/>
-                <w:sz w:val="17"/>
-                <w:szCs w:val="17"/>
-              </w:rPr>
-              <w:t xml:space="preserve"> </w:t>
-            </w:r>
-            <w:r>
-              <w:rPr>
-                <w:rFonts w:ascii="Consolas" w:cs="Consolas" w:eastAsia="맑은 고딕" w:hAnsi="Consolas"/>
-                <w:b w:val="false"/>
-                <w:bCs w:val="false"/>
-                <w:i w:val="false"/>
-                <w:iCs w:val="false"/>
-                <w:color w:val="795E26"/>
-                <w:sz w:val="17"/>
-                <w:szCs w:val="17"/>
-              </w:rPr>
-              <w:t xml:space="preserve">open</w:t>
-            </w:r>
-            <w:r>
-              <w:rPr>
-                <w:rFonts w:ascii="Consolas" w:cs="Consolas" w:eastAsia="맑은 고딕" w:hAnsi="Consolas"/>
-                <w:b w:val="false"/>
-                <w:bCs w:val="false"/>
-                <w:i w:val="false"/>
-                <w:iCs w:val="false"/>
-                <w:color w:val="24292F"/>
-                <w:sz w:val="17"/>
-                <w:szCs w:val="17"/>
-              </w:rPr>
-              <w:t xml:space="preserve">(</w:t>
-            </w:r>
-            <w:r>
-              <w:rPr>
-                <w:rFonts w:ascii="Consolas" w:cs="Consolas" w:eastAsia="맑은 고딕" w:hAnsi="Consolas"/>
-                <w:b w:val="false"/>
-                <w:bCs w:val="false"/>
-                <w:i w:val="false"/>
-                <w:iCs w:val="false"/>
-                <w:color w:val="A31515"/>
-                <w:sz w:val="17"/>
-                <w:szCs w:val="17"/>
-              </w:rPr>
-              <w:t xml:space="preserve">"scores.csv"</w:t>
-            </w:r>
-            <w:r>
-              <w:rPr>
-                <w:rFonts w:ascii="Consolas" w:cs="Consolas" w:eastAsia="맑은 고딕" w:hAnsi="Consolas"/>
-                <w:b w:val="false"/>
-                <w:bCs w:val="false"/>
-                <w:i w:val="false"/>
-                <w:iCs w:val="false"/>
-                <w:color w:val="24292F"/>
-                <w:sz w:val="17"/>
-                <w:szCs w:val="17"/>
-              </w:rPr>
-              <w:t xml:space="preserve">, </w:t>
-            </w:r>
-            <w:r>
-              <w:rPr>
-                <w:rFonts w:ascii="Consolas" w:cs="Consolas" w:eastAsia="맑은 고딕" w:hAnsi="Consolas"/>
-                <w:b w:val="false"/>
-                <w:bCs w:val="false"/>
-                <w:i w:val="false"/>
-                <w:iCs w:val="false"/>
-                <w:color w:val="A31515"/>
-                <w:sz w:val="17"/>
-                <w:szCs w:val="17"/>
-              </w:rPr>
-              <w:t xml:space="preserve">"w"</w:t>
-            </w:r>
-            <w:r>
-              <w:rPr>
-                <w:rFonts w:ascii="Consolas" w:cs="Consolas" w:eastAsia="맑은 고딕" w:hAnsi="Consolas"/>
-                <w:b w:val="false"/>
-                <w:bCs w:val="false"/>
-                <w:i w:val="false"/>
-                <w:iCs w:val="false"/>
-                <w:color w:val="24292F"/>
-                <w:sz w:val="17"/>
-                <w:szCs w:val="17"/>
-              </w:rPr>
-              <w:t xml:space="preserve">, </w:t>
-            </w:r>
-            <w:r>
-              <w:rPr>
-                <w:rFonts w:ascii="Consolas" w:cs="Consolas" w:eastAsia="맑은 고딕" w:hAnsi="Consolas"/>
-                <w:b w:val="false"/>
-                <w:bCs w:val="false"/>
-                <w:i w:val="false"/>
-                <w:iCs w:val="false"/>
-                <w:color w:val="24292F"/>
-                <w:sz w:val="17"/>
-                <w:szCs w:val="17"/>
-              </w:rPr>
-              <w:t xml:space="preserve">encoding</w:t>
-            </w:r>
-            <w:r>
-              <w:rPr>
-                <w:rFonts w:ascii="Consolas" w:cs="Consolas" w:eastAsia="맑은 고딕" w:hAnsi="Consolas"/>
-                <w:b w:val="false"/>
-                <w:bCs w:val="false"/>
-                <w:i w:val="false"/>
-                <w:iCs w:val="false"/>
-                <w:color w:val="24292F"/>
-                <w:sz w:val="17"/>
-                <w:szCs w:val="17"/>
-              </w:rPr>
-              <w:t xml:space="preserve">=</w:t>
-            </w:r>
-            <w:r>
-              <w:rPr>
-                <w:rFonts w:ascii="Consolas" w:cs="Consolas" w:eastAsia="맑은 고딕" w:hAnsi="Consolas"/>
-                <w:b w:val="false"/>
-                <w:bCs w:val="false"/>
-                <w:i w:val="false"/>
-                <w:iCs w:val="false"/>
-                <w:color w:val="A31515"/>
-                <w:sz w:val="17"/>
-                <w:szCs w:val="17"/>
-              </w:rPr>
-              <w:t xml:space="preserve">"utf-8"</w:t>
-            </w:r>
-            <w:r>
-              <w:rPr>
-                <w:rFonts w:ascii="Consolas" w:cs="Consolas" w:eastAsia="맑은 고딕" w:hAnsi="Consolas"/>
-                <w:b w:val="false"/>
-                <w:bCs w:val="false"/>
-                <w:i w:val="false"/>
-                <w:iCs w:val="false"/>
-                <w:color w:val="24292F"/>
-                <w:sz w:val="17"/>
-                <w:szCs w:val="17"/>
-              </w:rPr>
-              <w:t xml:space="preserve">) </w:t>
-            </w:r>
-            <w:r>
-              <w:rPr>
-                <w:rFonts w:ascii="Consolas" w:cs="Consolas" w:eastAsia="맑은 고딕" w:hAnsi="Consolas"/>
-                <w:b/>
-                <w:bCs/>
-                <w:i w:val="false"/>
-                <w:iCs w:val="false"/>
-                <w:color w:val="0033B3"/>
-                <w:sz w:val="17"/>
-                <w:szCs w:val="17"/>
-              </w:rPr>
-              <w:t xml:space="preserve">as</w:t>
-            </w:r>
-            <w:r>
-              <w:rPr>
-                <w:rFonts w:ascii="Consolas" w:cs="Consolas" w:eastAsia="맑은 고딕" w:hAnsi="Consolas"/>
-                <w:b w:val="false"/>
-                <w:bCs w:val="false"/>
-                <w:i w:val="false"/>
-                <w:iCs w:val="false"/>
-                <w:color w:val="24292F"/>
-                <w:sz w:val="17"/>
-                <w:szCs w:val="17"/>
-              </w:rPr>
-              <w:t xml:space="preserve"> </w:t>
-            </w:r>
-            <w:r>
-              <w:rPr>
-                <w:rFonts w:ascii="Consolas" w:cs="Consolas" w:eastAsia="맑은 고딕" w:hAnsi="Consolas"/>
-                <w:b w:val="false"/>
-                <w:bCs w:val="false"/>
-                <w:i w:val="false"/>
-                <w:iCs w:val="false"/>
-                <w:color w:val="24292F"/>
-                <w:sz w:val="17"/>
-                <w:szCs w:val="17"/>
-              </w:rPr>
-              <w:t xml:space="preserve">f</w:t>
-            </w:r>
-            <w:r>
-              <w:rPr>
-                <w:rFonts w:ascii="Consolas" w:cs="Consolas" w:eastAsia="맑은 고딕" w:hAnsi="Consolas"/>
-                <w:b w:val="false"/>
-                <w:bCs w:val="false"/>
-                <w:i w:val="false"/>
-                <w:iCs w:val="false"/>
-                <w:color w:val="24292F"/>
-                <w:sz w:val="17"/>
-                <w:szCs w:val="17"/>
-              </w:rPr>
-              <w:t xml:space="preserve">:</w:t>
-            </w:r>
-          </w:p>
-          <w:p>
-            <w:pPr>
-              <w:spacing w:after="0" w:line="252"/>
-            </w:pPr>
-            <w:r>
-              <w:rPr>
-                <w:rFonts w:ascii="Consolas" w:cs="Consolas" w:eastAsia="맑은 고딕" w:hAnsi="Consolas"/>
-                <w:color w:val="A0A0A0"/>
-                <w:sz w:val="17"/>
-                <w:szCs w:val="17"/>
-              </w:rPr>
-              <w:t xml:space="preserve"> 9  </w:t>
-            </w:r>
-            <w:r>
-              <w:rPr>
-                <w:rFonts w:ascii="Consolas" w:cs="Consolas" w:eastAsia="맑은 고딕" w:hAnsi="Consolas"/>
-                <w:b w:val="false"/>
-                <w:bCs w:val="false"/>
-                <w:i w:val="false"/>
-                <w:iCs w:val="false"/>
-                <w:color w:val="24292F"/>
-                <w:sz w:val="17"/>
-                <w:szCs w:val="17"/>
-              </w:rPr>
-              <w:t xml:space="preserve">    </w:t>
-            </w:r>
-            <w:r>
-              <w:rPr>
-                <w:rFonts w:ascii="Consolas" w:cs="Consolas" w:eastAsia="맑은 고딕" w:hAnsi="Consolas"/>
-                <w:b w:val="false"/>
-                <w:bCs w:val="false"/>
-                <w:i w:val="false"/>
-                <w:iCs w:val="false"/>
-                <w:color w:val="24292F"/>
-                <w:sz w:val="17"/>
-                <w:szCs w:val="17"/>
-              </w:rPr>
-              <w:t xml:space="preserve">f</w:t>
-            </w:r>
-            <w:r>
-              <w:rPr>
-                <w:rFonts w:ascii="Consolas" w:cs="Consolas" w:eastAsia="맑은 고딕" w:hAnsi="Consolas"/>
-                <w:b w:val="false"/>
-                <w:bCs w:val="false"/>
-                <w:i w:val="false"/>
-                <w:iCs w:val="false"/>
-                <w:color w:val="24292F"/>
-                <w:sz w:val="17"/>
-                <w:szCs w:val="17"/>
-              </w:rPr>
-              <w:t xml:space="preserve">.</w:t>
-            </w:r>
-            <w:r>
-              <w:rPr>
-                <w:rFonts w:ascii="Consolas" w:cs="Consolas" w:eastAsia="맑은 고딕" w:hAnsi="Consolas"/>
-                <w:b w:val="false"/>
-                <w:bCs w:val="false"/>
-                <w:i w:val="false"/>
-                <w:iCs w:val="false"/>
-                <w:color w:val="24292F"/>
-                <w:sz w:val="17"/>
-                <w:szCs w:val="17"/>
-              </w:rPr>
-              <w:t xml:space="preserve">write</w:t>
-            </w:r>
-            <w:r>
-              <w:rPr>
-                <w:rFonts w:ascii="Consolas" w:cs="Consolas" w:eastAsia="맑은 고딕" w:hAnsi="Consolas"/>
-                <w:b w:val="false"/>
-                <w:bCs w:val="false"/>
-                <w:i w:val="false"/>
-                <w:iCs w:val="false"/>
-                <w:color w:val="24292F"/>
-                <w:sz w:val="17"/>
-                <w:szCs w:val="17"/>
-              </w:rPr>
-              <w:t xml:space="preserve">(</w:t>
-            </w:r>
-            <w:r>
-              <w:rPr>
-                <w:rFonts w:ascii="Consolas" w:cs="Consolas" w:eastAsia="맑은 고딕" w:hAnsi="Consolas"/>
-                <w:b w:val="false"/>
-                <w:bCs w:val="false"/>
-                <w:i w:val="false"/>
-                <w:iCs w:val="false"/>
-                <w:color w:val="A31515"/>
-                <w:sz w:val="17"/>
-                <w:szCs w:val="17"/>
-              </w:rPr>
-              <w:t xml:space="preserve">"\n"</w:t>
-            </w:r>
-            <w:r>
-              <w:rPr>
-                <w:rFonts w:ascii="Consolas" w:cs="Consolas" w:eastAsia="맑은 고딕" w:hAnsi="Consolas"/>
-                <w:b w:val="false"/>
-                <w:bCs w:val="false"/>
-                <w:i w:val="false"/>
-                <w:iCs w:val="false"/>
-                <w:color w:val="24292F"/>
-                <w:sz w:val="17"/>
-                <w:szCs w:val="17"/>
-              </w:rPr>
-              <w:t xml:space="preserve">.</w:t>
-            </w:r>
-            <w:r>
-              <w:rPr>
-                <w:rFonts w:ascii="Consolas" w:cs="Consolas" w:eastAsia="맑은 고딕" w:hAnsi="Consolas"/>
-                <w:b w:val="false"/>
-                <w:bCs w:val="false"/>
-                <w:i w:val="false"/>
-                <w:iCs w:val="false"/>
-                <w:color w:val="24292F"/>
-                <w:sz w:val="17"/>
-                <w:szCs w:val="17"/>
-              </w:rPr>
-              <w:t xml:space="preserve">join</w:t>
-            </w:r>
-            <w:r>
-              <w:rPr>
-                <w:rFonts w:ascii="Consolas" w:cs="Consolas" w:eastAsia="맑은 고딕" w:hAnsi="Consolas"/>
-                <w:b w:val="false"/>
-                <w:bCs w:val="false"/>
-                <w:i w:val="false"/>
-                <w:iCs w:val="false"/>
-                <w:color w:val="24292F"/>
-                <w:sz w:val="17"/>
-                <w:szCs w:val="17"/>
-              </w:rPr>
-              <w:t xml:space="preserve">(</w:t>
-            </w:r>
-            <w:r>
-              <w:rPr>
-                <w:rFonts w:ascii="Consolas" w:cs="Consolas" w:eastAsia="맑은 고딕" w:hAnsi="Consolas"/>
-                <w:b w:val="false"/>
-                <w:bCs w:val="false"/>
-                <w:i w:val="false"/>
-                <w:iCs w:val="false"/>
-                <w:color w:val="24292F"/>
-                <w:sz w:val="17"/>
-                <w:szCs w:val="17"/>
-              </w:rPr>
-              <w:t xml:space="preserve">rows</w:t>
-            </w:r>
-            <w:r>
-              <w:rPr>
-                <w:rFonts w:ascii="Consolas" w:cs="Consolas" w:eastAsia="맑은 고딕" w:hAnsi="Consolas"/>
-                <w:b w:val="false"/>
-                <w:bCs w:val="false"/>
-                <w:i w:val="false"/>
-                <w:iCs w:val="false"/>
-                <w:color w:val="24292F"/>
-                <w:sz w:val="17"/>
-                <w:szCs w:val="17"/>
-              </w:rPr>
-              <w:t xml:space="preserve">) + </w:t>
-            </w:r>
-            <w:r>
-              <w:rPr>
-                <w:rFonts w:ascii="Consolas" w:cs="Consolas" w:eastAsia="맑은 고딕" w:hAnsi="Consolas"/>
-                <w:b w:val="false"/>
-                <w:bCs w:val="false"/>
-                <w:i w:val="false"/>
-                <w:iCs w:val="false"/>
-                <w:color w:val="A31515"/>
-                <w:sz w:val="17"/>
-                <w:szCs w:val="17"/>
-              </w:rPr>
-              <w:t xml:space="preserve">"\n"</w:t>
-            </w:r>
-            <w:r>
-              <w:rPr>
-                <w:rFonts w:ascii="Consolas" w:cs="Consolas" w:eastAsia="맑은 고딕" w:hAnsi="Consolas"/>
-                <w:b w:val="false"/>
-                <w:bCs w:val="false"/>
-                <w:i w:val="false"/>
-                <w:iCs w:val="false"/>
-                <w:color w:val="24292F"/>
-                <w:sz w:val="17"/>
-                <w:szCs w:val="17"/>
-              </w:rPr>
-              <w:t xml:space="preserve">)</w:t>
-            </w:r>
-          </w:p>
-          <w:p>
-            <w:pPr>
-              <w:spacing w:after="0" w:line="252"/>
-            </w:pPr>
-            <w:r>
-              <w:rPr>
-                <w:rFonts w:ascii="Consolas" w:cs="Consolas" w:eastAsia="맑은 고딕" w:hAnsi="Consolas"/>
-                <w:color w:val="A0A0A0"/>
-                <w:sz w:val="17"/>
-                <w:szCs w:val="17"/>
-              </w:rPr>
-              <w:t xml:space="preserve">10  </w:t>
-            </w:r>
-            <w:r>
-              <w:rPr>
-                <w:rFonts w:ascii="Consolas" w:cs="Consolas" w:eastAsia="맑은 고딕" w:hAnsi="Consolas"/>
-                <w:sz w:val="17"/>
-                <w:szCs w:val="17"/>
-              </w:rPr>
-              <w:t xml:space="preserve"> </w:t>
-            </w:r>
-          </w:p>
-          <w:p>
-            <w:pPr>
-              <w:spacing w:after="0" w:line="252"/>
-            </w:pPr>
-            <w:r>
-              <w:rPr>
-                <w:rFonts w:ascii="Consolas" w:cs="Consolas" w:eastAsia="맑은 고딕" w:hAnsi="Consolas"/>
-                <w:color w:val="A0A0A0"/>
-                <w:sz w:val="17"/>
-                <w:szCs w:val="17"/>
-              </w:rPr>
-              <w:t xml:space="preserve">11  </w:t>
-            </w:r>
-            <w:r>
-              <w:rPr>
-                <w:rFonts w:ascii="Consolas" w:cs="Consolas" w:eastAsia="맑은 고딕" w:hAnsi="Consolas"/>
-                <w:b/>
-                <w:bCs/>
-                <w:i w:val="false"/>
-                <w:iCs w:val="false"/>
-                <w:color w:val="0033B3"/>
-                <w:sz w:val="17"/>
-                <w:szCs w:val="17"/>
-              </w:rPr>
-              <w:t xml:space="preserve">with</w:t>
-            </w:r>
-            <w:r>
-              <w:rPr>
-                <w:rFonts w:ascii="Consolas" w:cs="Consolas" w:eastAsia="맑은 고딕" w:hAnsi="Consolas"/>
-                <w:b w:val="false"/>
-                <w:bCs w:val="false"/>
-                <w:i w:val="false"/>
-                <w:iCs w:val="false"/>
-                <w:color w:val="24292F"/>
-                <w:sz w:val="17"/>
-                <w:szCs w:val="17"/>
-              </w:rPr>
-              <w:t xml:space="preserve"> </w:t>
-            </w:r>
-            <w:r>
-              <w:rPr>
-                <w:rFonts w:ascii="Consolas" w:cs="Consolas" w:eastAsia="맑은 고딕" w:hAnsi="Consolas"/>
-                <w:b w:val="false"/>
-                <w:bCs w:val="false"/>
-                <w:i w:val="false"/>
-                <w:iCs w:val="false"/>
-                <w:color w:val="795E26"/>
-                <w:sz w:val="17"/>
-                <w:szCs w:val="17"/>
-              </w:rPr>
-              <w:t xml:space="preserve">open</w:t>
-            </w:r>
-            <w:r>
-              <w:rPr>
-                <w:rFonts w:ascii="Consolas" w:cs="Consolas" w:eastAsia="맑은 고딕" w:hAnsi="Consolas"/>
-                <w:b w:val="false"/>
-                <w:bCs w:val="false"/>
-                <w:i w:val="false"/>
-                <w:iCs w:val="false"/>
-                <w:color w:val="24292F"/>
-                <w:sz w:val="17"/>
-                <w:szCs w:val="17"/>
-              </w:rPr>
-              <w:t xml:space="preserve">(</w:t>
-            </w:r>
-            <w:r>
-              <w:rPr>
-                <w:rFonts w:ascii="Consolas" w:cs="Consolas" w:eastAsia="맑은 고딕" w:hAnsi="Consolas"/>
-                <w:b w:val="false"/>
-                <w:bCs w:val="false"/>
-                <w:i w:val="false"/>
-                <w:iCs w:val="false"/>
-                <w:color w:val="A31515"/>
-                <w:sz w:val="17"/>
-                <w:szCs w:val="17"/>
-              </w:rPr>
-              <w:t xml:space="preserve">"scores.csv"</w:t>
-            </w:r>
-            <w:r>
-              <w:rPr>
-                <w:rFonts w:ascii="Consolas" w:cs="Consolas" w:eastAsia="맑은 고딕" w:hAnsi="Consolas"/>
-                <w:b w:val="false"/>
-                <w:bCs w:val="false"/>
-                <w:i w:val="false"/>
-                <w:iCs w:val="false"/>
-                <w:color w:val="24292F"/>
-                <w:sz w:val="17"/>
-                <w:szCs w:val="17"/>
-              </w:rPr>
-              <w:t xml:space="preserve">, </w:t>
-            </w:r>
-            <w:r>
-              <w:rPr>
-                <w:rFonts w:ascii="Consolas" w:cs="Consolas" w:eastAsia="맑은 고딕" w:hAnsi="Consolas"/>
-                <w:b w:val="false"/>
-                <w:bCs w:val="false"/>
-                <w:i w:val="false"/>
-                <w:iCs w:val="false"/>
-                <w:color w:val="A31515"/>
-                <w:sz w:val="17"/>
-                <w:szCs w:val="17"/>
-              </w:rPr>
-              <w:t xml:space="preserve">"r"</w:t>
-            </w:r>
-            <w:r>
-              <w:rPr>
-                <w:rFonts w:ascii="Consolas" w:cs="Consolas" w:eastAsia="맑은 고딕" w:hAnsi="Consolas"/>
-                <w:b w:val="false"/>
-                <w:bCs w:val="false"/>
-                <w:i w:val="false"/>
-                <w:iCs w:val="false"/>
-                <w:color w:val="24292F"/>
-                <w:sz w:val="17"/>
-                <w:szCs w:val="17"/>
-              </w:rPr>
-              <w:t xml:space="preserve">, </w:t>
-            </w:r>
-            <w:r>
-              <w:rPr>
-                <w:rFonts w:ascii="Consolas" w:cs="Consolas" w:eastAsia="맑은 고딕" w:hAnsi="Consolas"/>
-                <w:b w:val="false"/>
-                <w:bCs w:val="false"/>
-                <w:i w:val="false"/>
-                <w:iCs w:val="false"/>
-                <w:color w:val="24292F"/>
-                <w:sz w:val="17"/>
-                <w:szCs w:val="17"/>
-              </w:rPr>
-              <w:t xml:space="preserve">encoding</w:t>
-            </w:r>
-            <w:r>
-              <w:rPr>
-                <w:rFonts w:ascii="Consolas" w:cs="Consolas" w:eastAsia="맑은 고딕" w:hAnsi="Consolas"/>
-                <w:b w:val="false"/>
-                <w:bCs w:val="false"/>
-                <w:i w:val="false"/>
-                <w:iCs w:val="false"/>
-                <w:color w:val="24292F"/>
-                <w:sz w:val="17"/>
-                <w:szCs w:val="17"/>
-              </w:rPr>
-              <w:t xml:space="preserve">=</w:t>
-            </w:r>
-            <w:r>
-              <w:rPr>
-                <w:rFonts w:ascii="Consolas" w:cs="Consolas" w:eastAsia="맑은 고딕" w:hAnsi="Consolas"/>
-                <w:b w:val="false"/>
-                <w:bCs w:val="false"/>
-                <w:i w:val="false"/>
-                <w:iCs w:val="false"/>
-                <w:color w:val="A31515"/>
-                <w:sz w:val="17"/>
-                <w:szCs w:val="17"/>
-              </w:rPr>
-              <w:t xml:space="preserve">"utf-8"</w:t>
-            </w:r>
-            <w:r>
-              <w:rPr>
-                <w:rFonts w:ascii="Consolas" w:cs="Consolas" w:eastAsia="맑은 고딕" w:hAnsi="Consolas"/>
-                <w:b w:val="false"/>
-                <w:bCs w:val="false"/>
-                <w:i w:val="false"/>
-                <w:iCs w:val="false"/>
-                <w:color w:val="24292F"/>
-                <w:sz w:val="17"/>
-                <w:szCs w:val="17"/>
-              </w:rPr>
-              <w:t xml:space="preserve">) </w:t>
-            </w:r>
-            <w:r>
-              <w:rPr>
-                <w:rFonts w:ascii="Consolas" w:cs="Consolas" w:eastAsia="맑은 고딕" w:hAnsi="Consolas"/>
-                <w:b/>
-                <w:bCs/>
-                <w:i w:val="false"/>
-                <w:iCs w:val="false"/>
-                <w:color w:val="0033B3"/>
-                <w:sz w:val="17"/>
-                <w:szCs w:val="17"/>
-              </w:rPr>
-              <w:t xml:space="preserve">as</w:t>
-            </w:r>
-            <w:r>
-              <w:rPr>
-                <w:rFonts w:ascii="Consolas" w:cs="Consolas" w:eastAsia="맑은 고딕" w:hAnsi="Consolas"/>
-                <w:b w:val="false"/>
-                <w:bCs w:val="false"/>
-                <w:i w:val="false"/>
-                <w:iCs w:val="false"/>
-                <w:color w:val="24292F"/>
-                <w:sz w:val="17"/>
-                <w:szCs w:val="17"/>
-              </w:rPr>
-              <w:t xml:space="preserve"> </w:t>
-            </w:r>
-            <w:r>
-              <w:rPr>
-                <w:rFonts w:ascii="Consolas" w:cs="Consolas" w:eastAsia="맑은 고딕" w:hAnsi="Consolas"/>
-                <w:b w:val="false"/>
-                <w:bCs w:val="false"/>
-                <w:i w:val="false"/>
-                <w:iCs w:val="false"/>
-                <w:color w:val="24292F"/>
-                <w:sz w:val="17"/>
-                <w:szCs w:val="17"/>
-              </w:rPr>
-              <w:t xml:space="preserve">f</w:t>
-            </w:r>
-            <w:r>
-              <w:rPr>
-                <w:rFonts w:ascii="Consolas" w:cs="Consolas" w:eastAsia="맑은 고딕" w:hAnsi="Consolas"/>
-                <w:b w:val="false"/>
-                <w:bCs w:val="false"/>
-                <w:i w:val="false"/>
-                <w:iCs w:val="false"/>
-                <w:color w:val="24292F"/>
-                <w:sz w:val="17"/>
-                <w:szCs w:val="17"/>
-              </w:rPr>
-              <w:t xml:space="preserve">:</w:t>
-            </w:r>
-          </w:p>
-          <w:p>
-            <w:pPr>
-              <w:spacing w:after="0" w:line="252"/>
-            </w:pPr>
-            <w:r>
-              <w:rPr>
-                <w:rFonts w:ascii="Consolas" w:cs="Consolas" w:eastAsia="맑은 고딕" w:hAnsi="Consolas"/>
-                <w:color w:val="A0A0A0"/>
-                <w:sz w:val="17"/>
-                <w:szCs w:val="17"/>
-              </w:rPr>
-              <w:t xml:space="preserve">12  </w:t>
-            </w:r>
-            <w:r>
-              <w:rPr>
-                <w:rFonts w:ascii="Consolas" w:cs="Consolas" w:eastAsia="맑은 고딕" w:hAnsi="Consolas"/>
-                <w:b w:val="false"/>
-                <w:bCs w:val="false"/>
-                <w:i w:val="false"/>
-                <w:iCs w:val="false"/>
-                <w:color w:val="24292F"/>
-                <w:sz w:val="17"/>
-                <w:szCs w:val="17"/>
-              </w:rPr>
-              <w:t xml:space="preserve">    </w:t>
-            </w:r>
-            <w:r>
-              <w:rPr>
-                <w:rFonts w:ascii="Consolas" w:cs="Consolas" w:eastAsia="맑은 고딕" w:hAnsi="Consolas"/>
-                <w:b w:val="false"/>
-                <w:bCs w:val="false"/>
-                <w:i w:val="false"/>
-                <w:iCs w:val="false"/>
-                <w:color w:val="24292F"/>
-                <w:sz w:val="17"/>
-                <w:szCs w:val="17"/>
-              </w:rPr>
-              <w:t xml:space="preserve">header</w:t>
-            </w:r>
-            <w:r>
-              <w:rPr>
-                <w:rFonts w:ascii="Consolas" w:cs="Consolas" w:eastAsia="맑은 고딕" w:hAnsi="Consolas"/>
-                <w:b w:val="false"/>
-                <w:bCs w:val="false"/>
-                <w:i w:val="false"/>
-                <w:iCs w:val="false"/>
-                <w:color w:val="24292F"/>
-                <w:sz w:val="17"/>
-                <w:szCs w:val="17"/>
-              </w:rPr>
-              <w:t xml:space="preserve"> = </w:t>
-            </w:r>
-            <w:r>
-              <w:rPr>
-                <w:rFonts w:ascii="Consolas" w:cs="Consolas" w:eastAsia="맑은 고딕" w:hAnsi="Consolas"/>
-                <w:b w:val="false"/>
-                <w:bCs w:val="false"/>
-                <w:i w:val="false"/>
-                <w:iCs w:val="false"/>
-                <w:color w:val="24292F"/>
-                <w:sz w:val="17"/>
-                <w:szCs w:val="17"/>
-              </w:rPr>
-              <w:t xml:space="preserve">f</w:t>
-            </w:r>
-            <w:r>
-              <w:rPr>
-                <w:rFonts w:ascii="Consolas" w:cs="Consolas" w:eastAsia="맑은 고딕" w:hAnsi="Consolas"/>
-                <w:b w:val="false"/>
-                <w:bCs w:val="false"/>
-                <w:i w:val="false"/>
-                <w:iCs w:val="false"/>
-                <w:color w:val="24292F"/>
-                <w:sz w:val="17"/>
-                <w:szCs w:val="17"/>
-              </w:rPr>
-              <w:t xml:space="preserve">.</w:t>
-            </w:r>
-            <w:r>
-              <w:rPr>
-                <w:rFonts w:ascii="Consolas" w:cs="Consolas" w:eastAsia="맑은 고딕" w:hAnsi="Consolas"/>
-                <w:b w:val="false"/>
-                <w:bCs w:val="false"/>
-                <w:i w:val="false"/>
-                <w:iCs w:val="false"/>
-                <w:color w:val="24292F"/>
-                <w:sz w:val="17"/>
-                <w:szCs w:val="17"/>
-              </w:rPr>
-              <w:t xml:space="preserve">readline</w:t>
-            </w:r>
-            <w:r>
-              <w:rPr>
-                <w:rFonts w:ascii="Consolas" w:cs="Consolas" w:eastAsia="맑은 고딕" w:hAnsi="Consolas"/>
-                <w:b w:val="false"/>
-                <w:bCs w:val="false"/>
-                <w:i w:val="false"/>
-                <w:iCs w:val="false"/>
-                <w:color w:val="24292F"/>
-                <w:sz w:val="17"/>
-                <w:szCs w:val="17"/>
-              </w:rPr>
-              <w:t xml:space="preserve">().</w:t>
-            </w:r>
-            <w:r>
-              <w:rPr>
-                <w:rFonts w:ascii="Consolas" w:cs="Consolas" w:eastAsia="맑은 고딕" w:hAnsi="Consolas"/>
-                <w:b w:val="false"/>
-                <w:bCs w:val="false"/>
-                <w:i w:val="false"/>
-                <w:iCs w:val="false"/>
-                <w:color w:val="24292F"/>
-                <w:sz w:val="17"/>
-                <w:szCs w:val="17"/>
-              </w:rPr>
-              <w:t xml:space="preserve">strip</w:t>
-            </w:r>
-            <w:r>
-              <w:rPr>
-                <w:rFonts w:ascii="Consolas" w:cs="Consolas" w:eastAsia="맑은 고딕" w:hAnsi="Consolas"/>
-                <w:b w:val="false"/>
-                <w:bCs w:val="false"/>
-                <w:i w:val="false"/>
-                <w:iCs w:val="false"/>
-                <w:color w:val="24292F"/>
-                <w:sz w:val="17"/>
-                <w:szCs w:val="17"/>
-              </w:rPr>
-              <w:t xml:space="preserve">().</w:t>
-            </w:r>
-            <w:r>
-              <w:rPr>
-                <w:rFonts w:ascii="Consolas" w:cs="Consolas" w:eastAsia="맑은 고딕" w:hAnsi="Consolas"/>
-                <w:b w:val="false"/>
-                <w:bCs w:val="false"/>
-                <w:i w:val="false"/>
-                <w:iCs w:val="false"/>
-                <w:color w:val="24292F"/>
-                <w:sz w:val="17"/>
-                <w:szCs w:val="17"/>
-              </w:rPr>
-              <w:t xml:space="preserve">split</w:t>
-            </w:r>
-            <w:r>
-              <w:rPr>
-                <w:rFonts w:ascii="Consolas" w:cs="Consolas" w:eastAsia="맑은 고딕" w:hAnsi="Consolas"/>
-                <w:b w:val="false"/>
-                <w:bCs w:val="false"/>
-                <w:i w:val="false"/>
-                <w:iCs w:val="false"/>
-                <w:color w:val="24292F"/>
-                <w:sz w:val="17"/>
-                <w:szCs w:val="17"/>
-              </w:rPr>
-              <w:t xml:space="preserve">(</w:t>
-            </w:r>
-            <w:r>
-              <w:rPr>
-                <w:rFonts w:ascii="Consolas" w:cs="Consolas" w:eastAsia="맑은 고딕" w:hAnsi="Consolas"/>
-                <w:b w:val="false"/>
-                <w:bCs w:val="false"/>
-                <w:i w:val="false"/>
-                <w:iCs w:val="false"/>
-                <w:color w:val="A31515"/>
-                <w:sz w:val="17"/>
-                <w:szCs w:val="17"/>
-              </w:rPr>
-              <w:t xml:space="preserve">","</w:t>
-            </w:r>
-            <w:r>
-              <w:rPr>
-                <w:rFonts w:ascii="Consolas" w:cs="Consolas" w:eastAsia="맑은 고딕" w:hAnsi="Consolas"/>
-                <w:b w:val="false"/>
-                <w:bCs w:val="false"/>
-                <w:i w:val="false"/>
-                <w:iCs w:val="false"/>
-                <w:color w:val="24292F"/>
-                <w:sz w:val="17"/>
-                <w:szCs w:val="17"/>
-              </w:rPr>
-              <w:t xml:space="preserve">)       </w:t>
-            </w:r>
-            <w:r>
-              <w:rPr>
-                <w:rFonts w:ascii="Consolas" w:cs="Consolas" w:eastAsia="맑은 고딕" w:hAnsi="Consolas"/>
-                <w:b w:val="false"/>
-                <w:bCs w:val="false"/>
                 <w:i/>
                 <w:iCs/>
                 <w:color w:val="6A9955"/>
                 <w:sz w:val="17"/>
                 <w:szCs w:val="17"/>
               </w:rPr>
-              <w:t xml:space="preserve"># 첫 줄: 제목</w:t>
+              <w:t xml:space="preserve"># 쉼표로 구분한 글자 4줄 (첫 줄은 열 이름)</w:t>
             </w:r>
           </w:p>
           <w:p>
@@ -10638,7 +9635,47 @@
                 <w:sz w:val="17"/>
                 <w:szCs w:val="17"/>
               </w:rPr>
-              <w:t xml:space="preserve">13  </w:t>
+              <w:t xml:space="preserve"> 3  </w:t>
+            </w:r>
+            <w:r>
+              <w:rPr>
+                <w:rFonts w:ascii="Consolas" w:cs="Consolas" w:eastAsia="맑은 고딕" w:hAnsi="Consolas"/>
+                <w:b w:val="false"/>
+                <w:bCs w:val="false"/>
+                <w:i w:val="false"/>
+                <w:iCs w:val="false"/>
+                <w:color w:val="24292F"/>
+                <w:sz w:val="17"/>
+                <w:szCs w:val="17"/>
+              </w:rPr>
+              <w:t xml:space="preserve">rows</w:t>
+            </w:r>
+            <w:r>
+              <w:rPr>
+                <w:rFonts w:ascii="Consolas" w:cs="Consolas" w:eastAsia="맑은 고딕" w:hAnsi="Consolas"/>
+                <w:b w:val="false"/>
+                <w:bCs w:val="false"/>
+                <w:i w:val="false"/>
+                <w:iCs w:val="false"/>
+                <w:color w:val="24292F"/>
+                <w:sz w:val="17"/>
+                <w:szCs w:val="17"/>
+              </w:rPr>
+              <w:t xml:space="preserve"> = [</w:t>
+            </w:r>
+          </w:p>
+          <w:p>
+            <w:pPr>
+              <w:spacing w:after="0" w:line="252"/>
+            </w:pPr>
+            <w:r>
+              <w:rPr>
+                <w:rFonts w:ascii="Consolas" w:cs="Consolas" w:eastAsia="맑은 고딕" w:hAnsi="Consolas"/>
+                <w:color w:val="A0A0A0"/>
+                <w:sz w:val="17"/>
+                <w:szCs w:val="17"/>
+              </w:rPr>
+              <w:t xml:space="preserve"> 4  </w:t>
             </w:r>
             <w:r>
               <w:rPr>
@@ -10660,76 +9697,24 @@
                 <w:bCs w:val="false"/>
                 <w:i w:val="false"/>
                 <w:iCs w:val="false"/>
-                <w:color w:val="795E26"/>
-                <w:sz w:val="17"/>
-                <w:szCs w:val="17"/>
-              </w:rPr>
-              <w:t xml:space="preserve">print</w:t>
-            </w:r>
-            <w:r>
-              <w:rPr>
-                <w:rFonts w:ascii="Consolas" w:cs="Consolas" w:eastAsia="맑은 고딕" w:hAnsi="Consolas"/>
-                <w:b w:val="false"/>
-                <w:bCs w:val="false"/>
-                <w:i w:val="false"/>
-                <w:iCs w:val="false"/>
-                <w:color w:val="24292F"/>
-                <w:sz w:val="17"/>
-                <w:szCs w:val="17"/>
-              </w:rPr>
-              <w:t xml:space="preserve">(</w:t>
-            </w:r>
-            <w:r>
-              <w:rPr>
-                <w:rFonts w:ascii="Consolas" w:cs="Consolas" w:eastAsia="맑은 고딕" w:hAnsi="Consolas"/>
-                <w:b w:val="false"/>
-                <w:bCs w:val="false"/>
-                <w:i w:val="false"/>
-                <w:iCs w:val="false"/>
                 <w:color w:val="A31515"/>
                 <w:sz w:val="17"/>
                 <w:szCs w:val="17"/>
               </w:rPr>
-              <w:t xml:space="preserve">"열 이름:"</w:t>
-            </w:r>
-            <w:r>
-              <w:rPr>
-                <w:rFonts w:ascii="Consolas" w:cs="Consolas" w:eastAsia="맑은 고딕" w:hAnsi="Consolas"/>
-                <w:b w:val="false"/>
-                <w:bCs w:val="false"/>
-                <w:i w:val="false"/>
-                <w:iCs w:val="false"/>
-                <w:color w:val="24292F"/>
-                <w:sz w:val="17"/>
-                <w:szCs w:val="17"/>
-              </w:rPr>
-              <w:t xml:space="preserve">, </w:t>
-            </w:r>
-            <w:r>
-              <w:rPr>
-                <w:rFonts w:ascii="Consolas" w:cs="Consolas" w:eastAsia="맑은 고딕" w:hAnsi="Consolas"/>
-                <w:b w:val="false"/>
-                <w:bCs w:val="false"/>
-                <w:i w:val="false"/>
-                <w:iCs w:val="false"/>
-                <w:color w:val="24292F"/>
-                <w:sz w:val="17"/>
-                <w:szCs w:val="17"/>
-              </w:rPr>
-              <w:t xml:space="preserve">header</w:t>
-            </w:r>
-            <w:r>
-              <w:rPr>
-                <w:rFonts w:ascii="Consolas" w:cs="Consolas" w:eastAsia="맑은 고딕" w:hAnsi="Consolas"/>
-                <w:b w:val="false"/>
-                <w:bCs w:val="false"/>
-                <w:i w:val="false"/>
-                <w:iCs w:val="false"/>
-                <w:color w:val="24292F"/>
-                <w:sz w:val="17"/>
-                <w:szCs w:val="17"/>
-              </w:rPr>
-              <w:t xml:space="preserve">)</w:t>
+              <w:t xml:space="preserve">"name,kor,eng,math"</w:t>
+            </w:r>
+            <w:r>
+              <w:rPr>
+                <w:rFonts w:ascii="Consolas" w:cs="Consolas" w:eastAsia="맑은 고딕" w:hAnsi="Consolas"/>
+                <w:b w:val="false"/>
+                <w:bCs w:val="false"/>
+                <w:i w:val="false"/>
+                <w:iCs w:val="false"/>
+                <w:color w:val="24292F"/>
+                <w:sz w:val="17"/>
+                <w:szCs w:val="17"/>
+              </w:rPr>
+              <w:t xml:space="preserve">,</w:t>
             </w:r>
           </w:p>
           <w:p>
@@ -10743,7 +9728,7 @@
                 <w:sz w:val="17"/>
                 <w:szCs w:val="17"/>
               </w:rPr>
-              <w:t xml:space="preserve">14  </w:t>
+              <w:t xml:space="preserve"> 5  </w:t>
             </w:r>
             <w:r>
               <w:rPr>
@@ -10757,6 +9742,206 @@
                 <w:szCs w:val="17"/>
               </w:rPr>
               <w:t xml:space="preserve">    </w:t>
+            </w:r>
+            <w:r>
+              <w:rPr>
+                <w:rFonts w:ascii="Consolas" w:cs="Consolas" w:eastAsia="맑은 고딕" w:hAnsi="Consolas"/>
+                <w:b w:val="false"/>
+                <w:bCs w:val="false"/>
+                <w:i w:val="false"/>
+                <w:iCs w:val="false"/>
+                <w:color w:val="A31515"/>
+                <w:sz w:val="17"/>
+                <w:szCs w:val="17"/>
+              </w:rPr>
+              <w:t xml:space="preserve">"홍길동,90,80,70"</w:t>
+            </w:r>
+            <w:r>
+              <w:rPr>
+                <w:rFonts w:ascii="Consolas" w:cs="Consolas" w:eastAsia="맑은 고딕" w:hAnsi="Consolas"/>
+                <w:b w:val="false"/>
+                <w:bCs w:val="false"/>
+                <w:i w:val="false"/>
+                <w:iCs w:val="false"/>
+                <w:color w:val="24292F"/>
+                <w:sz w:val="17"/>
+                <w:szCs w:val="17"/>
+              </w:rPr>
+              <w:t xml:space="preserve">,</w:t>
+            </w:r>
+          </w:p>
+          <w:p>
+            <w:pPr>
+              <w:spacing w:after="0" w:line="252"/>
+            </w:pPr>
+            <w:r>
+              <w:rPr>
+                <w:rFonts w:ascii="Consolas" w:cs="Consolas" w:eastAsia="맑은 고딕" w:hAnsi="Consolas"/>
+                <w:color w:val="A0A0A0"/>
+                <w:sz w:val="17"/>
+                <w:szCs w:val="17"/>
+              </w:rPr>
+              <w:t xml:space="preserve"> 6  </w:t>
+            </w:r>
+            <w:r>
+              <w:rPr>
+                <w:rFonts w:ascii="Consolas" w:cs="Consolas" w:eastAsia="맑은 고딕" w:hAnsi="Consolas"/>
+                <w:b w:val="false"/>
+                <w:bCs w:val="false"/>
+                <w:i w:val="false"/>
+                <w:iCs w:val="false"/>
+                <w:color w:val="24292F"/>
+                <w:sz w:val="17"/>
+                <w:szCs w:val="17"/>
+              </w:rPr>
+              <w:t xml:space="preserve">    </w:t>
+            </w:r>
+            <w:r>
+              <w:rPr>
+                <w:rFonts w:ascii="Consolas" w:cs="Consolas" w:eastAsia="맑은 고딕" w:hAnsi="Consolas"/>
+                <w:b w:val="false"/>
+                <w:bCs w:val="false"/>
+                <w:i w:val="false"/>
+                <w:iCs w:val="false"/>
+                <w:color w:val="A31515"/>
+                <w:sz w:val="17"/>
+                <w:szCs w:val="17"/>
+              </w:rPr>
+              <w:t xml:space="preserve">"이순신,85,95,75"</w:t>
+            </w:r>
+            <w:r>
+              <w:rPr>
+                <w:rFonts w:ascii="Consolas" w:cs="Consolas" w:eastAsia="맑은 고딕" w:hAnsi="Consolas"/>
+                <w:b w:val="false"/>
+                <w:bCs w:val="false"/>
+                <w:i w:val="false"/>
+                <w:iCs w:val="false"/>
+                <w:color w:val="24292F"/>
+                <w:sz w:val="17"/>
+                <w:szCs w:val="17"/>
+              </w:rPr>
+              <w:t xml:space="preserve">,</w:t>
+            </w:r>
+          </w:p>
+          <w:p>
+            <w:pPr>
+              <w:spacing w:after="0" w:line="252"/>
+            </w:pPr>
+            <w:r>
+              <w:rPr>
+                <w:rFonts w:ascii="Consolas" w:cs="Consolas" w:eastAsia="맑은 고딕" w:hAnsi="Consolas"/>
+                <w:color w:val="A0A0A0"/>
+                <w:sz w:val="17"/>
+                <w:szCs w:val="17"/>
+              </w:rPr>
+              <w:t xml:space="preserve"> 7  </w:t>
+            </w:r>
+            <w:r>
+              <w:rPr>
+                <w:rFonts w:ascii="Consolas" w:cs="Consolas" w:eastAsia="맑은 고딕" w:hAnsi="Consolas"/>
+                <w:b w:val="false"/>
+                <w:bCs w:val="false"/>
+                <w:i w:val="false"/>
+                <w:iCs w:val="false"/>
+                <w:color w:val="24292F"/>
+                <w:sz w:val="17"/>
+                <w:szCs w:val="17"/>
+              </w:rPr>
+              <w:t xml:space="preserve">    </w:t>
+            </w:r>
+            <w:r>
+              <w:rPr>
+                <w:rFonts w:ascii="Consolas" w:cs="Consolas" w:eastAsia="맑은 고딕" w:hAnsi="Consolas"/>
+                <w:b w:val="false"/>
+                <w:bCs w:val="false"/>
+                <w:i w:val="false"/>
+                <w:iCs w:val="false"/>
+                <w:color w:val="A31515"/>
+                <w:sz w:val="17"/>
+                <w:szCs w:val="17"/>
+              </w:rPr>
+              <w:t xml:space="preserve">"유관순,100,90,95"</w:t>
+            </w:r>
+            <w:r>
+              <w:rPr>
+                <w:rFonts w:ascii="Consolas" w:cs="Consolas" w:eastAsia="맑은 고딕" w:hAnsi="Consolas"/>
+                <w:b w:val="false"/>
+                <w:bCs w:val="false"/>
+                <w:i w:val="false"/>
+                <w:iCs w:val="false"/>
+                <w:color w:val="24292F"/>
+                <w:sz w:val="17"/>
+                <w:szCs w:val="17"/>
+              </w:rPr>
+              <w:t xml:space="preserve">,</w:t>
+            </w:r>
+          </w:p>
+          <w:p>
+            <w:pPr>
+              <w:spacing w:after="0" w:line="252"/>
+            </w:pPr>
+            <w:r>
+              <w:rPr>
+                <w:rFonts w:ascii="Consolas" w:cs="Consolas" w:eastAsia="맑은 고딕" w:hAnsi="Consolas"/>
+                <w:color w:val="A0A0A0"/>
+                <w:sz w:val="17"/>
+                <w:szCs w:val="17"/>
+              </w:rPr>
+              <w:t xml:space="preserve"> 8  </w:t>
+            </w:r>
+            <w:r>
+              <w:rPr>
+                <w:rFonts w:ascii="Consolas" w:cs="Consolas" w:eastAsia="맑은 고딕" w:hAnsi="Consolas"/>
+                <w:b w:val="false"/>
+                <w:bCs w:val="false"/>
+                <w:i w:val="false"/>
+                <w:iCs w:val="false"/>
+                <w:color w:val="24292F"/>
+                <w:sz w:val="17"/>
+                <w:szCs w:val="17"/>
+              </w:rPr>
+              <w:t xml:space="preserve">]</w:t>
+            </w:r>
+          </w:p>
+          <w:p>
+            <w:pPr>
+              <w:spacing w:after="0" w:line="252"/>
+            </w:pPr>
+            <w:r>
+              <w:rPr>
+                <w:rFonts w:ascii="Consolas" w:cs="Consolas" w:eastAsia="맑은 고딕" w:hAnsi="Consolas"/>
+                <w:color w:val="A0A0A0"/>
+                <w:sz w:val="17"/>
+                <w:szCs w:val="17"/>
+              </w:rPr>
+              <w:t xml:space="preserve"> 9  </w:t>
+            </w:r>
+            <w:r>
+              <w:rPr>
+                <w:rFonts w:ascii="Consolas" w:cs="Consolas" w:eastAsia="맑은 고딕" w:hAnsi="Consolas"/>
+                <w:b w:val="false"/>
+                <w:bCs w:val="false"/>
+                <w:i/>
+                <w:iCs/>
+                <w:color w:val="6A9955"/>
+                <w:sz w:val="17"/>
+                <w:szCs w:val="17"/>
+              </w:rPr>
+              <w:t xml:space="preserve"># "w": 쓰기 모드로 열기 → 줄들을 줄바꿈 문자로 이어 붙여 저장</w:t>
+            </w:r>
+          </w:p>
+          <w:p>
+            <w:pPr>
+              <w:spacing w:after="0" w:line="252"/>
+            </w:pPr>
+            <w:r>
+              <w:rPr>
+                <w:rFonts w:ascii="Consolas" w:cs="Consolas" w:eastAsia="맑은 고딕" w:hAnsi="Consolas"/>
+                <w:color w:val="A0A0A0"/>
+                <w:sz w:val="17"/>
+                <w:szCs w:val="17"/>
+              </w:rPr>
+              <w:t xml:space="preserve">10  </w:t>
             </w:r>
             <w:r>
               <w:rPr>
@@ -10769,7 +9954,7 @@
                 <w:sz w:val="17"/>
                 <w:szCs w:val="17"/>
               </w:rPr>
-              <w:t xml:space="preserve">for</w:t>
+              <w:t xml:space="preserve">with</w:t>
             </w:r>
             <w:r>
               <w:rPr>
@@ -10791,24 +9976,128 @@
                 <w:bCs w:val="false"/>
                 <w:i w:val="false"/>
                 <w:iCs w:val="false"/>
-                <w:color w:val="24292F"/>
-                <w:sz w:val="17"/>
-                <w:szCs w:val="17"/>
-              </w:rPr>
-              <w:t xml:space="preserve">line</w:t>
-            </w:r>
-            <w:r>
-              <w:rPr>
-                <w:rFonts w:ascii="Consolas" w:cs="Consolas" w:eastAsia="맑은 고딕" w:hAnsi="Consolas"/>
-                <w:b w:val="false"/>
-                <w:bCs w:val="false"/>
-                <w:i w:val="false"/>
-                <w:iCs w:val="false"/>
-                <w:color w:val="24292F"/>
-                <w:sz w:val="17"/>
-                <w:szCs w:val="17"/>
-              </w:rPr>
-              <w:t xml:space="preserve"> </w:t>
+                <w:color w:val="795E26"/>
+                <w:sz w:val="17"/>
+                <w:szCs w:val="17"/>
+              </w:rPr>
+              <w:t xml:space="preserve">open</w:t>
+            </w:r>
+            <w:r>
+              <w:rPr>
+                <w:rFonts w:ascii="Consolas" w:cs="Consolas" w:eastAsia="맑은 고딕" w:hAnsi="Consolas"/>
+                <w:b w:val="false"/>
+                <w:bCs w:val="false"/>
+                <w:i w:val="false"/>
+                <w:iCs w:val="false"/>
+                <w:color w:val="24292F"/>
+                <w:sz w:val="17"/>
+                <w:szCs w:val="17"/>
+              </w:rPr>
+              <w:t xml:space="preserve">(</w:t>
+            </w:r>
+            <w:r>
+              <w:rPr>
+                <w:rFonts w:ascii="Consolas" w:cs="Consolas" w:eastAsia="맑은 고딕" w:hAnsi="Consolas"/>
+                <w:b w:val="false"/>
+                <w:bCs w:val="false"/>
+                <w:i w:val="false"/>
+                <w:iCs w:val="false"/>
+                <w:color w:val="A31515"/>
+                <w:sz w:val="17"/>
+                <w:szCs w:val="17"/>
+              </w:rPr>
+              <w:t xml:space="preserve">"scores.csv"</w:t>
+            </w:r>
+            <w:r>
+              <w:rPr>
+                <w:rFonts w:ascii="Consolas" w:cs="Consolas" w:eastAsia="맑은 고딕" w:hAnsi="Consolas"/>
+                <w:b w:val="false"/>
+                <w:bCs w:val="false"/>
+                <w:i w:val="false"/>
+                <w:iCs w:val="false"/>
+                <w:color w:val="24292F"/>
+                <w:sz w:val="17"/>
+                <w:szCs w:val="17"/>
+              </w:rPr>
+              <w:t xml:space="preserve">, </w:t>
+            </w:r>
+            <w:r>
+              <w:rPr>
+                <w:rFonts w:ascii="Consolas" w:cs="Consolas" w:eastAsia="맑은 고딕" w:hAnsi="Consolas"/>
+                <w:b w:val="false"/>
+                <w:bCs w:val="false"/>
+                <w:i w:val="false"/>
+                <w:iCs w:val="false"/>
+                <w:color w:val="A31515"/>
+                <w:sz w:val="17"/>
+                <w:szCs w:val="17"/>
+              </w:rPr>
+              <w:t xml:space="preserve">"w"</w:t>
+            </w:r>
+            <w:r>
+              <w:rPr>
+                <w:rFonts w:ascii="Consolas" w:cs="Consolas" w:eastAsia="맑은 고딕" w:hAnsi="Consolas"/>
+                <w:b w:val="false"/>
+                <w:bCs w:val="false"/>
+                <w:i w:val="false"/>
+                <w:iCs w:val="false"/>
+                <w:color w:val="24292F"/>
+                <w:sz w:val="17"/>
+                <w:szCs w:val="17"/>
+              </w:rPr>
+              <w:t xml:space="preserve">, </w:t>
+            </w:r>
+            <w:r>
+              <w:rPr>
+                <w:rFonts w:ascii="Consolas" w:cs="Consolas" w:eastAsia="맑은 고딕" w:hAnsi="Consolas"/>
+                <w:b w:val="false"/>
+                <w:bCs w:val="false"/>
+                <w:i w:val="false"/>
+                <w:iCs w:val="false"/>
+                <w:color w:val="24292F"/>
+                <w:sz w:val="17"/>
+                <w:szCs w:val="17"/>
+              </w:rPr>
+              <w:t xml:space="preserve">encoding</w:t>
+            </w:r>
+            <w:r>
+              <w:rPr>
+                <w:rFonts w:ascii="Consolas" w:cs="Consolas" w:eastAsia="맑은 고딕" w:hAnsi="Consolas"/>
+                <w:b w:val="false"/>
+                <w:bCs w:val="false"/>
+                <w:i w:val="false"/>
+                <w:iCs w:val="false"/>
+                <w:color w:val="24292F"/>
+                <w:sz w:val="17"/>
+                <w:szCs w:val="17"/>
+              </w:rPr>
+              <w:t xml:space="preserve">=</w:t>
+            </w:r>
+            <w:r>
+              <w:rPr>
+                <w:rFonts w:ascii="Consolas" w:cs="Consolas" w:eastAsia="맑은 고딕" w:hAnsi="Consolas"/>
+                <w:b w:val="false"/>
+                <w:bCs w:val="false"/>
+                <w:i w:val="false"/>
+                <w:iCs w:val="false"/>
+                <w:color w:val="A31515"/>
+                <w:sz w:val="17"/>
+                <w:szCs w:val="17"/>
+              </w:rPr>
+              <w:t xml:space="preserve">"utf-8"</w:t>
+            </w:r>
+            <w:r>
+              <w:rPr>
+                <w:rFonts w:ascii="Consolas" w:cs="Consolas" w:eastAsia="맑은 고딕" w:hAnsi="Consolas"/>
+                <w:b w:val="false"/>
+                <w:bCs w:val="false"/>
+                <w:i w:val="false"/>
+                <w:iCs w:val="false"/>
+                <w:color w:val="24292F"/>
+                <w:sz w:val="17"/>
+                <w:szCs w:val="17"/>
+              </w:rPr>
+              <w:t xml:space="preserve">) </w:t>
             </w:r>
             <w:r>
               <w:rPr>
@@ -10821,6 +10110,932 @@
                 <w:sz w:val="17"/>
                 <w:szCs w:val="17"/>
               </w:rPr>
+              <w:t xml:space="preserve">as</w:t>
+            </w:r>
+            <w:r>
+              <w:rPr>
+                <w:rFonts w:ascii="Consolas" w:cs="Consolas" w:eastAsia="맑은 고딕" w:hAnsi="Consolas"/>
+                <w:b w:val="false"/>
+                <w:bCs w:val="false"/>
+                <w:i w:val="false"/>
+                <w:iCs w:val="false"/>
+                <w:color w:val="24292F"/>
+                <w:sz w:val="17"/>
+                <w:szCs w:val="17"/>
+              </w:rPr>
+              <w:t xml:space="preserve"> </w:t>
+            </w:r>
+            <w:r>
+              <w:rPr>
+                <w:rFonts w:ascii="Consolas" w:cs="Consolas" w:eastAsia="맑은 고딕" w:hAnsi="Consolas"/>
+                <w:b w:val="false"/>
+                <w:bCs w:val="false"/>
+                <w:i w:val="false"/>
+                <w:iCs w:val="false"/>
+                <w:color w:val="24292F"/>
+                <w:sz w:val="17"/>
+                <w:szCs w:val="17"/>
+              </w:rPr>
+              <w:t xml:space="preserve">f</w:t>
+            </w:r>
+            <w:r>
+              <w:rPr>
+                <w:rFonts w:ascii="Consolas" w:cs="Consolas" w:eastAsia="맑은 고딕" w:hAnsi="Consolas"/>
+                <w:b w:val="false"/>
+                <w:bCs w:val="false"/>
+                <w:i w:val="false"/>
+                <w:iCs w:val="false"/>
+                <w:color w:val="24292F"/>
+                <w:sz w:val="17"/>
+                <w:szCs w:val="17"/>
+              </w:rPr>
+              <w:t xml:space="preserve">:</w:t>
+            </w:r>
+          </w:p>
+          <w:p>
+            <w:pPr>
+              <w:spacing w:after="0" w:line="252"/>
+            </w:pPr>
+            <w:r>
+              <w:rPr>
+                <w:rFonts w:ascii="Consolas" w:cs="Consolas" w:eastAsia="맑은 고딕" w:hAnsi="Consolas"/>
+                <w:color w:val="A0A0A0"/>
+                <w:sz w:val="17"/>
+                <w:szCs w:val="17"/>
+              </w:rPr>
+              <w:t xml:space="preserve">11  </w:t>
+            </w:r>
+            <w:r>
+              <w:rPr>
+                <w:rFonts w:ascii="Consolas" w:cs="Consolas" w:eastAsia="맑은 고딕" w:hAnsi="Consolas"/>
+                <w:b w:val="false"/>
+                <w:bCs w:val="false"/>
+                <w:i w:val="false"/>
+                <w:iCs w:val="false"/>
+                <w:color w:val="24292F"/>
+                <w:sz w:val="17"/>
+                <w:szCs w:val="17"/>
+              </w:rPr>
+              <w:t xml:space="preserve">    </w:t>
+            </w:r>
+            <w:r>
+              <w:rPr>
+                <w:rFonts w:ascii="Consolas" w:cs="Consolas" w:eastAsia="맑은 고딕" w:hAnsi="Consolas"/>
+                <w:b w:val="false"/>
+                <w:bCs w:val="false"/>
+                <w:i w:val="false"/>
+                <w:iCs w:val="false"/>
+                <w:color w:val="24292F"/>
+                <w:sz w:val="17"/>
+                <w:szCs w:val="17"/>
+              </w:rPr>
+              <w:t xml:space="preserve">f</w:t>
+            </w:r>
+            <w:r>
+              <w:rPr>
+                <w:rFonts w:ascii="Consolas" w:cs="Consolas" w:eastAsia="맑은 고딕" w:hAnsi="Consolas"/>
+                <w:b w:val="false"/>
+                <w:bCs w:val="false"/>
+                <w:i w:val="false"/>
+                <w:iCs w:val="false"/>
+                <w:color w:val="24292F"/>
+                <w:sz w:val="17"/>
+                <w:szCs w:val="17"/>
+              </w:rPr>
+              <w:t xml:space="preserve">.</w:t>
+            </w:r>
+            <w:r>
+              <w:rPr>
+                <w:rFonts w:ascii="Consolas" w:cs="Consolas" w:eastAsia="맑은 고딕" w:hAnsi="Consolas"/>
+                <w:b w:val="false"/>
+                <w:bCs w:val="false"/>
+                <w:i w:val="false"/>
+                <w:iCs w:val="false"/>
+                <w:color w:val="24292F"/>
+                <w:sz w:val="17"/>
+                <w:szCs w:val="17"/>
+              </w:rPr>
+              <w:t xml:space="preserve">write</w:t>
+            </w:r>
+            <w:r>
+              <w:rPr>
+                <w:rFonts w:ascii="Consolas" w:cs="Consolas" w:eastAsia="맑은 고딕" w:hAnsi="Consolas"/>
+                <w:b w:val="false"/>
+                <w:bCs w:val="false"/>
+                <w:i w:val="false"/>
+                <w:iCs w:val="false"/>
+                <w:color w:val="24292F"/>
+                <w:sz w:val="17"/>
+                <w:szCs w:val="17"/>
+              </w:rPr>
+              <w:t xml:space="preserve">(</w:t>
+            </w:r>
+            <w:r>
+              <w:rPr>
+                <w:rFonts w:ascii="Consolas" w:cs="Consolas" w:eastAsia="맑은 고딕" w:hAnsi="Consolas"/>
+                <w:b w:val="false"/>
+                <w:bCs w:val="false"/>
+                <w:i w:val="false"/>
+                <w:iCs w:val="false"/>
+                <w:color w:val="A31515"/>
+                <w:sz w:val="17"/>
+                <w:szCs w:val="17"/>
+              </w:rPr>
+              <w:t xml:space="preserve">"\n"</w:t>
+            </w:r>
+            <w:r>
+              <w:rPr>
+                <w:rFonts w:ascii="Consolas" w:cs="Consolas" w:eastAsia="맑은 고딕" w:hAnsi="Consolas"/>
+                <w:b w:val="false"/>
+                <w:bCs w:val="false"/>
+                <w:i w:val="false"/>
+                <w:iCs w:val="false"/>
+                <w:color w:val="24292F"/>
+                <w:sz w:val="17"/>
+                <w:szCs w:val="17"/>
+              </w:rPr>
+              <w:t xml:space="preserve">.</w:t>
+            </w:r>
+            <w:r>
+              <w:rPr>
+                <w:rFonts w:ascii="Consolas" w:cs="Consolas" w:eastAsia="맑은 고딕" w:hAnsi="Consolas"/>
+                <w:b w:val="false"/>
+                <w:bCs w:val="false"/>
+                <w:i w:val="false"/>
+                <w:iCs w:val="false"/>
+                <w:color w:val="24292F"/>
+                <w:sz w:val="17"/>
+                <w:szCs w:val="17"/>
+              </w:rPr>
+              <w:t xml:space="preserve">join</w:t>
+            </w:r>
+            <w:r>
+              <w:rPr>
+                <w:rFonts w:ascii="Consolas" w:cs="Consolas" w:eastAsia="맑은 고딕" w:hAnsi="Consolas"/>
+                <w:b w:val="false"/>
+                <w:bCs w:val="false"/>
+                <w:i w:val="false"/>
+                <w:iCs w:val="false"/>
+                <w:color w:val="24292F"/>
+                <w:sz w:val="17"/>
+                <w:szCs w:val="17"/>
+              </w:rPr>
+              <w:t xml:space="preserve">(</w:t>
+            </w:r>
+            <w:r>
+              <w:rPr>
+                <w:rFonts w:ascii="Consolas" w:cs="Consolas" w:eastAsia="맑은 고딕" w:hAnsi="Consolas"/>
+                <w:b w:val="false"/>
+                <w:bCs w:val="false"/>
+                <w:i w:val="false"/>
+                <w:iCs w:val="false"/>
+                <w:color w:val="24292F"/>
+                <w:sz w:val="17"/>
+                <w:szCs w:val="17"/>
+              </w:rPr>
+              <w:t xml:space="preserve">rows</w:t>
+            </w:r>
+            <w:r>
+              <w:rPr>
+                <w:rFonts w:ascii="Consolas" w:cs="Consolas" w:eastAsia="맑은 고딕" w:hAnsi="Consolas"/>
+                <w:b w:val="false"/>
+                <w:bCs w:val="false"/>
+                <w:i w:val="false"/>
+                <w:iCs w:val="false"/>
+                <w:color w:val="24292F"/>
+                <w:sz w:val="17"/>
+                <w:szCs w:val="17"/>
+              </w:rPr>
+              <w:t xml:space="preserve">) + </w:t>
+            </w:r>
+            <w:r>
+              <w:rPr>
+                <w:rFonts w:ascii="Consolas" w:cs="Consolas" w:eastAsia="맑은 고딕" w:hAnsi="Consolas"/>
+                <w:b w:val="false"/>
+                <w:bCs w:val="false"/>
+                <w:i w:val="false"/>
+                <w:iCs w:val="false"/>
+                <w:color w:val="A31515"/>
+                <w:sz w:val="17"/>
+                <w:szCs w:val="17"/>
+              </w:rPr>
+              <w:t xml:space="preserve">"\n"</w:t>
+            </w:r>
+            <w:r>
+              <w:rPr>
+                <w:rFonts w:ascii="Consolas" w:cs="Consolas" w:eastAsia="맑은 고딕" w:hAnsi="Consolas"/>
+                <w:b w:val="false"/>
+                <w:bCs w:val="false"/>
+                <w:i w:val="false"/>
+                <w:iCs w:val="false"/>
+                <w:color w:val="24292F"/>
+                <w:sz w:val="17"/>
+                <w:szCs w:val="17"/>
+              </w:rPr>
+              <w:t xml:space="preserve">)</w:t>
+            </w:r>
+          </w:p>
+          <w:p>
+            <w:pPr>
+              <w:spacing w:after="0" w:line="252"/>
+            </w:pPr>
+            <w:r>
+              <w:rPr>
+                <w:rFonts w:ascii="Consolas" w:cs="Consolas" w:eastAsia="맑은 고딕" w:hAnsi="Consolas"/>
+                <w:color w:val="A0A0A0"/>
+                <w:sz w:val="17"/>
+                <w:szCs w:val="17"/>
+              </w:rPr>
+              <w:t xml:space="preserve">12  </w:t>
+            </w:r>
+            <w:r>
+              <w:rPr>
+                <w:rFonts w:ascii="Consolas" w:cs="Consolas" w:eastAsia="맑은 고딕" w:hAnsi="Consolas"/>
+                <w:sz w:val="17"/>
+                <w:szCs w:val="17"/>
+              </w:rPr>
+              <w:t xml:space="preserve"> </w:t>
+            </w:r>
+          </w:p>
+          <w:p>
+            <w:pPr>
+              <w:spacing w:after="0" w:line="252"/>
+            </w:pPr>
+            <w:r>
+              <w:rPr>
+                <w:rFonts w:ascii="Consolas" w:cs="Consolas" w:eastAsia="맑은 고딕" w:hAnsi="Consolas"/>
+                <w:color w:val="A0A0A0"/>
+                <w:sz w:val="17"/>
+                <w:szCs w:val="17"/>
+              </w:rPr>
+              <w:t xml:space="preserve">13  </w:t>
+            </w:r>
+            <w:r>
+              <w:rPr>
+                <w:rFonts w:ascii="Consolas" w:cs="Consolas" w:eastAsia="맑은 고딕" w:hAnsi="Consolas"/>
+                <w:b w:val="false"/>
+                <w:bCs w:val="false"/>
+                <w:i/>
+                <w:iCs/>
+                <w:color w:val="6A9955"/>
+                <w:sz w:val="17"/>
+                <w:szCs w:val="17"/>
+              </w:rPr>
+              <w:t xml:space="preserve"># "r": 읽기 모드로 다시 열기</w:t>
+            </w:r>
+          </w:p>
+          <w:p>
+            <w:pPr>
+              <w:spacing w:after="0" w:line="252"/>
+            </w:pPr>
+            <w:r>
+              <w:rPr>
+                <w:rFonts w:ascii="Consolas" w:cs="Consolas" w:eastAsia="맑은 고딕" w:hAnsi="Consolas"/>
+                <w:color w:val="A0A0A0"/>
+                <w:sz w:val="17"/>
+                <w:szCs w:val="17"/>
+              </w:rPr>
+              <w:t xml:space="preserve">14  </w:t>
+            </w:r>
+            <w:r>
+              <w:rPr>
+                <w:rFonts w:ascii="Consolas" w:cs="Consolas" w:eastAsia="맑은 고딕" w:hAnsi="Consolas"/>
+                <w:b/>
+                <w:bCs/>
+                <w:i w:val="false"/>
+                <w:iCs w:val="false"/>
+                <w:color w:val="0033B3"/>
+                <w:sz w:val="17"/>
+                <w:szCs w:val="17"/>
+              </w:rPr>
+              <w:t xml:space="preserve">with</w:t>
+            </w:r>
+            <w:r>
+              <w:rPr>
+                <w:rFonts w:ascii="Consolas" w:cs="Consolas" w:eastAsia="맑은 고딕" w:hAnsi="Consolas"/>
+                <w:b w:val="false"/>
+                <w:bCs w:val="false"/>
+                <w:i w:val="false"/>
+                <w:iCs w:val="false"/>
+                <w:color w:val="24292F"/>
+                <w:sz w:val="17"/>
+                <w:szCs w:val="17"/>
+              </w:rPr>
+              <w:t xml:space="preserve"> </w:t>
+            </w:r>
+            <w:r>
+              <w:rPr>
+                <w:rFonts w:ascii="Consolas" w:cs="Consolas" w:eastAsia="맑은 고딕" w:hAnsi="Consolas"/>
+                <w:b w:val="false"/>
+                <w:bCs w:val="false"/>
+                <w:i w:val="false"/>
+                <w:iCs w:val="false"/>
+                <w:color w:val="795E26"/>
+                <w:sz w:val="17"/>
+                <w:szCs w:val="17"/>
+              </w:rPr>
+              <w:t xml:space="preserve">open</w:t>
+            </w:r>
+            <w:r>
+              <w:rPr>
+                <w:rFonts w:ascii="Consolas" w:cs="Consolas" w:eastAsia="맑은 고딕" w:hAnsi="Consolas"/>
+                <w:b w:val="false"/>
+                <w:bCs w:val="false"/>
+                <w:i w:val="false"/>
+                <w:iCs w:val="false"/>
+                <w:color w:val="24292F"/>
+                <w:sz w:val="17"/>
+                <w:szCs w:val="17"/>
+              </w:rPr>
+              <w:t xml:space="preserve">(</w:t>
+            </w:r>
+            <w:r>
+              <w:rPr>
+                <w:rFonts w:ascii="Consolas" w:cs="Consolas" w:eastAsia="맑은 고딕" w:hAnsi="Consolas"/>
+                <w:b w:val="false"/>
+                <w:bCs w:val="false"/>
+                <w:i w:val="false"/>
+                <w:iCs w:val="false"/>
+                <w:color w:val="A31515"/>
+                <w:sz w:val="17"/>
+                <w:szCs w:val="17"/>
+              </w:rPr>
+              <w:t xml:space="preserve">"scores.csv"</w:t>
+            </w:r>
+            <w:r>
+              <w:rPr>
+                <w:rFonts w:ascii="Consolas" w:cs="Consolas" w:eastAsia="맑은 고딕" w:hAnsi="Consolas"/>
+                <w:b w:val="false"/>
+                <w:bCs w:val="false"/>
+                <w:i w:val="false"/>
+                <w:iCs w:val="false"/>
+                <w:color w:val="24292F"/>
+                <w:sz w:val="17"/>
+                <w:szCs w:val="17"/>
+              </w:rPr>
+              <w:t xml:space="preserve">, </w:t>
+            </w:r>
+            <w:r>
+              <w:rPr>
+                <w:rFonts w:ascii="Consolas" w:cs="Consolas" w:eastAsia="맑은 고딕" w:hAnsi="Consolas"/>
+                <w:b w:val="false"/>
+                <w:bCs w:val="false"/>
+                <w:i w:val="false"/>
+                <w:iCs w:val="false"/>
+                <w:color w:val="A31515"/>
+                <w:sz w:val="17"/>
+                <w:szCs w:val="17"/>
+              </w:rPr>
+              <w:t xml:space="preserve">"r"</w:t>
+            </w:r>
+            <w:r>
+              <w:rPr>
+                <w:rFonts w:ascii="Consolas" w:cs="Consolas" w:eastAsia="맑은 고딕" w:hAnsi="Consolas"/>
+                <w:b w:val="false"/>
+                <w:bCs w:val="false"/>
+                <w:i w:val="false"/>
+                <w:iCs w:val="false"/>
+                <w:color w:val="24292F"/>
+                <w:sz w:val="17"/>
+                <w:szCs w:val="17"/>
+              </w:rPr>
+              <w:t xml:space="preserve">, </w:t>
+            </w:r>
+            <w:r>
+              <w:rPr>
+                <w:rFonts w:ascii="Consolas" w:cs="Consolas" w:eastAsia="맑은 고딕" w:hAnsi="Consolas"/>
+                <w:b w:val="false"/>
+                <w:bCs w:val="false"/>
+                <w:i w:val="false"/>
+                <w:iCs w:val="false"/>
+                <w:color w:val="24292F"/>
+                <w:sz w:val="17"/>
+                <w:szCs w:val="17"/>
+              </w:rPr>
+              <w:t xml:space="preserve">encoding</w:t>
+            </w:r>
+            <w:r>
+              <w:rPr>
+                <w:rFonts w:ascii="Consolas" w:cs="Consolas" w:eastAsia="맑은 고딕" w:hAnsi="Consolas"/>
+                <w:b w:val="false"/>
+                <w:bCs w:val="false"/>
+                <w:i w:val="false"/>
+                <w:iCs w:val="false"/>
+                <w:color w:val="24292F"/>
+                <w:sz w:val="17"/>
+                <w:szCs w:val="17"/>
+              </w:rPr>
+              <w:t xml:space="preserve">=</w:t>
+            </w:r>
+            <w:r>
+              <w:rPr>
+                <w:rFonts w:ascii="Consolas" w:cs="Consolas" w:eastAsia="맑은 고딕" w:hAnsi="Consolas"/>
+                <w:b w:val="false"/>
+                <w:bCs w:val="false"/>
+                <w:i w:val="false"/>
+                <w:iCs w:val="false"/>
+                <w:color w:val="A31515"/>
+                <w:sz w:val="17"/>
+                <w:szCs w:val="17"/>
+              </w:rPr>
+              <w:t xml:space="preserve">"utf-8"</w:t>
+            </w:r>
+            <w:r>
+              <w:rPr>
+                <w:rFonts w:ascii="Consolas" w:cs="Consolas" w:eastAsia="맑은 고딕" w:hAnsi="Consolas"/>
+                <w:b w:val="false"/>
+                <w:bCs w:val="false"/>
+                <w:i w:val="false"/>
+                <w:iCs w:val="false"/>
+                <w:color w:val="24292F"/>
+                <w:sz w:val="17"/>
+                <w:szCs w:val="17"/>
+              </w:rPr>
+              <w:t xml:space="preserve">) </w:t>
+            </w:r>
+            <w:r>
+              <w:rPr>
+                <w:rFonts w:ascii="Consolas" w:cs="Consolas" w:eastAsia="맑은 고딕" w:hAnsi="Consolas"/>
+                <w:b/>
+                <w:bCs/>
+                <w:i w:val="false"/>
+                <w:iCs w:val="false"/>
+                <w:color w:val="0033B3"/>
+                <w:sz w:val="17"/>
+                <w:szCs w:val="17"/>
+              </w:rPr>
+              <w:t xml:space="preserve">as</w:t>
+            </w:r>
+            <w:r>
+              <w:rPr>
+                <w:rFonts w:ascii="Consolas" w:cs="Consolas" w:eastAsia="맑은 고딕" w:hAnsi="Consolas"/>
+                <w:b w:val="false"/>
+                <w:bCs w:val="false"/>
+                <w:i w:val="false"/>
+                <w:iCs w:val="false"/>
+                <w:color w:val="24292F"/>
+                <w:sz w:val="17"/>
+                <w:szCs w:val="17"/>
+              </w:rPr>
+              <w:t xml:space="preserve"> </w:t>
+            </w:r>
+            <w:r>
+              <w:rPr>
+                <w:rFonts w:ascii="Consolas" w:cs="Consolas" w:eastAsia="맑은 고딕" w:hAnsi="Consolas"/>
+                <w:b w:val="false"/>
+                <w:bCs w:val="false"/>
+                <w:i w:val="false"/>
+                <w:iCs w:val="false"/>
+                <w:color w:val="24292F"/>
+                <w:sz w:val="17"/>
+                <w:szCs w:val="17"/>
+              </w:rPr>
+              <w:t xml:space="preserve">f</w:t>
+            </w:r>
+            <w:r>
+              <w:rPr>
+                <w:rFonts w:ascii="Consolas" w:cs="Consolas" w:eastAsia="맑은 고딕" w:hAnsi="Consolas"/>
+                <w:b w:val="false"/>
+                <w:bCs w:val="false"/>
+                <w:i w:val="false"/>
+                <w:iCs w:val="false"/>
+                <w:color w:val="24292F"/>
+                <w:sz w:val="17"/>
+                <w:szCs w:val="17"/>
+              </w:rPr>
+              <w:t xml:space="preserve">:</w:t>
+            </w:r>
+          </w:p>
+          <w:p>
+            <w:pPr>
+              <w:spacing w:after="0" w:line="252"/>
+            </w:pPr>
+            <w:r>
+              <w:rPr>
+                <w:rFonts w:ascii="Consolas" w:cs="Consolas" w:eastAsia="맑은 고딕" w:hAnsi="Consolas"/>
+                <w:color w:val="A0A0A0"/>
+                <w:sz w:val="17"/>
+                <w:szCs w:val="17"/>
+              </w:rPr>
+              <w:t xml:space="preserve">15  </w:t>
+            </w:r>
+            <w:r>
+              <w:rPr>
+                <w:rFonts w:ascii="Consolas" w:cs="Consolas" w:eastAsia="맑은 고딕" w:hAnsi="Consolas"/>
+                <w:b w:val="false"/>
+                <w:bCs w:val="false"/>
+                <w:i w:val="false"/>
+                <w:iCs w:val="false"/>
+                <w:color w:val="24292F"/>
+                <w:sz w:val="17"/>
+                <w:szCs w:val="17"/>
+              </w:rPr>
+              <w:t xml:space="preserve">    </w:t>
+            </w:r>
+            <w:r>
+              <w:rPr>
+                <w:rFonts w:ascii="Consolas" w:cs="Consolas" w:eastAsia="맑은 고딕" w:hAnsi="Consolas"/>
+                <w:b w:val="false"/>
+                <w:bCs w:val="false"/>
+                <w:i w:val="false"/>
+                <w:iCs w:val="false"/>
+                <w:color w:val="24292F"/>
+                <w:sz w:val="17"/>
+                <w:szCs w:val="17"/>
+              </w:rPr>
+              <w:t xml:space="preserve">header</w:t>
+            </w:r>
+            <w:r>
+              <w:rPr>
+                <w:rFonts w:ascii="Consolas" w:cs="Consolas" w:eastAsia="맑은 고딕" w:hAnsi="Consolas"/>
+                <w:b w:val="false"/>
+                <w:bCs w:val="false"/>
+                <w:i w:val="false"/>
+                <w:iCs w:val="false"/>
+                <w:color w:val="24292F"/>
+                <w:sz w:val="17"/>
+                <w:szCs w:val="17"/>
+              </w:rPr>
+              <w:t xml:space="preserve"> = </w:t>
+            </w:r>
+            <w:r>
+              <w:rPr>
+                <w:rFonts w:ascii="Consolas" w:cs="Consolas" w:eastAsia="맑은 고딕" w:hAnsi="Consolas"/>
+                <w:b w:val="false"/>
+                <w:bCs w:val="false"/>
+                <w:i w:val="false"/>
+                <w:iCs w:val="false"/>
+                <w:color w:val="24292F"/>
+                <w:sz w:val="17"/>
+                <w:szCs w:val="17"/>
+              </w:rPr>
+              <w:t xml:space="preserve">f</w:t>
+            </w:r>
+            <w:r>
+              <w:rPr>
+                <w:rFonts w:ascii="Consolas" w:cs="Consolas" w:eastAsia="맑은 고딕" w:hAnsi="Consolas"/>
+                <w:b w:val="false"/>
+                <w:bCs w:val="false"/>
+                <w:i w:val="false"/>
+                <w:iCs w:val="false"/>
+                <w:color w:val="24292F"/>
+                <w:sz w:val="17"/>
+                <w:szCs w:val="17"/>
+              </w:rPr>
+              <w:t xml:space="preserve">.</w:t>
+            </w:r>
+            <w:r>
+              <w:rPr>
+                <w:rFonts w:ascii="Consolas" w:cs="Consolas" w:eastAsia="맑은 고딕" w:hAnsi="Consolas"/>
+                <w:b w:val="false"/>
+                <w:bCs w:val="false"/>
+                <w:i w:val="false"/>
+                <w:iCs w:val="false"/>
+                <w:color w:val="24292F"/>
+                <w:sz w:val="17"/>
+                <w:szCs w:val="17"/>
+              </w:rPr>
+              <w:t xml:space="preserve">readline</w:t>
+            </w:r>
+            <w:r>
+              <w:rPr>
+                <w:rFonts w:ascii="Consolas" w:cs="Consolas" w:eastAsia="맑은 고딕" w:hAnsi="Consolas"/>
+                <w:b w:val="false"/>
+                <w:bCs w:val="false"/>
+                <w:i w:val="false"/>
+                <w:iCs w:val="false"/>
+                <w:color w:val="24292F"/>
+                <w:sz w:val="17"/>
+                <w:szCs w:val="17"/>
+              </w:rPr>
+              <w:t xml:space="preserve">().</w:t>
+            </w:r>
+            <w:r>
+              <w:rPr>
+                <w:rFonts w:ascii="Consolas" w:cs="Consolas" w:eastAsia="맑은 고딕" w:hAnsi="Consolas"/>
+                <w:b w:val="false"/>
+                <w:bCs w:val="false"/>
+                <w:i w:val="false"/>
+                <w:iCs w:val="false"/>
+                <w:color w:val="24292F"/>
+                <w:sz w:val="17"/>
+                <w:szCs w:val="17"/>
+              </w:rPr>
+              <w:t xml:space="preserve">strip</w:t>
+            </w:r>
+            <w:r>
+              <w:rPr>
+                <w:rFonts w:ascii="Consolas" w:cs="Consolas" w:eastAsia="맑은 고딕" w:hAnsi="Consolas"/>
+                <w:b w:val="false"/>
+                <w:bCs w:val="false"/>
+                <w:i w:val="false"/>
+                <w:iCs w:val="false"/>
+                <w:color w:val="24292F"/>
+                <w:sz w:val="17"/>
+                <w:szCs w:val="17"/>
+              </w:rPr>
+              <w:t xml:space="preserve">().</w:t>
+            </w:r>
+            <w:r>
+              <w:rPr>
+                <w:rFonts w:ascii="Consolas" w:cs="Consolas" w:eastAsia="맑은 고딕" w:hAnsi="Consolas"/>
+                <w:b w:val="false"/>
+                <w:bCs w:val="false"/>
+                <w:i w:val="false"/>
+                <w:iCs w:val="false"/>
+                <w:color w:val="24292F"/>
+                <w:sz w:val="17"/>
+                <w:szCs w:val="17"/>
+              </w:rPr>
+              <w:t xml:space="preserve">split</w:t>
+            </w:r>
+            <w:r>
+              <w:rPr>
+                <w:rFonts w:ascii="Consolas" w:cs="Consolas" w:eastAsia="맑은 고딕" w:hAnsi="Consolas"/>
+                <w:b w:val="false"/>
+                <w:bCs w:val="false"/>
+                <w:i w:val="false"/>
+                <w:iCs w:val="false"/>
+                <w:color w:val="24292F"/>
+                <w:sz w:val="17"/>
+                <w:szCs w:val="17"/>
+              </w:rPr>
+              <w:t xml:space="preserve">(</w:t>
+            </w:r>
+            <w:r>
+              <w:rPr>
+                <w:rFonts w:ascii="Consolas" w:cs="Consolas" w:eastAsia="맑은 고딕" w:hAnsi="Consolas"/>
+                <w:b w:val="false"/>
+                <w:bCs w:val="false"/>
+                <w:i w:val="false"/>
+                <w:iCs w:val="false"/>
+                <w:color w:val="A31515"/>
+                <w:sz w:val="17"/>
+                <w:szCs w:val="17"/>
+              </w:rPr>
+              <w:t xml:space="preserve">","</w:t>
+            </w:r>
+            <w:r>
+              <w:rPr>
+                <w:rFonts w:ascii="Consolas" w:cs="Consolas" w:eastAsia="맑은 고딕" w:hAnsi="Consolas"/>
+                <w:b w:val="false"/>
+                <w:bCs w:val="false"/>
+                <w:i w:val="false"/>
+                <w:iCs w:val="false"/>
+                <w:color w:val="24292F"/>
+                <w:sz w:val="17"/>
+                <w:szCs w:val="17"/>
+              </w:rPr>
+              <w:t xml:space="preserve">)       </w:t>
+            </w:r>
+            <w:r>
+              <w:rPr>
+                <w:rFonts w:ascii="Consolas" w:cs="Consolas" w:eastAsia="맑은 고딕" w:hAnsi="Consolas"/>
+                <w:b w:val="false"/>
+                <w:bCs w:val="false"/>
+                <w:i/>
+                <w:iCs/>
+                <w:color w:val="6A9955"/>
+                <w:sz w:val="17"/>
+                <w:szCs w:val="17"/>
+              </w:rPr>
+              <w:t xml:space="preserve"># 첫 줄: 제목</w:t>
+            </w:r>
+          </w:p>
+          <w:p>
+            <w:pPr>
+              <w:spacing w:after="0" w:line="252"/>
+            </w:pPr>
+            <w:r>
+              <w:rPr>
+                <w:rFonts w:ascii="Consolas" w:cs="Consolas" w:eastAsia="맑은 고딕" w:hAnsi="Consolas"/>
+                <w:color w:val="A0A0A0"/>
+                <w:sz w:val="17"/>
+                <w:szCs w:val="17"/>
+              </w:rPr>
+              <w:t xml:space="preserve">16  </w:t>
+            </w:r>
+            <w:r>
+              <w:rPr>
+                <w:rFonts w:ascii="Consolas" w:cs="Consolas" w:eastAsia="맑은 고딕" w:hAnsi="Consolas"/>
+                <w:b w:val="false"/>
+                <w:bCs w:val="false"/>
+                <w:i w:val="false"/>
+                <w:iCs w:val="false"/>
+                <w:color w:val="24292F"/>
+                <w:sz w:val="17"/>
+                <w:szCs w:val="17"/>
+              </w:rPr>
+              <w:t xml:space="preserve">    </w:t>
+            </w:r>
+            <w:r>
+              <w:rPr>
+                <w:rFonts w:ascii="Consolas" w:cs="Consolas" w:eastAsia="맑은 고딕" w:hAnsi="Consolas"/>
+                <w:b w:val="false"/>
+                <w:bCs w:val="false"/>
+                <w:i w:val="false"/>
+                <w:iCs w:val="false"/>
+                <w:color w:val="795E26"/>
+                <w:sz w:val="17"/>
+                <w:szCs w:val="17"/>
+              </w:rPr>
+              <w:t xml:space="preserve">print</w:t>
+            </w:r>
+            <w:r>
+              <w:rPr>
+                <w:rFonts w:ascii="Consolas" w:cs="Consolas" w:eastAsia="맑은 고딕" w:hAnsi="Consolas"/>
+                <w:b w:val="false"/>
+                <w:bCs w:val="false"/>
+                <w:i w:val="false"/>
+                <w:iCs w:val="false"/>
+                <w:color w:val="24292F"/>
+                <w:sz w:val="17"/>
+                <w:szCs w:val="17"/>
+              </w:rPr>
+              <w:t xml:space="preserve">(</w:t>
+            </w:r>
+            <w:r>
+              <w:rPr>
+                <w:rFonts w:ascii="Consolas" w:cs="Consolas" w:eastAsia="맑은 고딕" w:hAnsi="Consolas"/>
+                <w:b w:val="false"/>
+                <w:bCs w:val="false"/>
+                <w:i w:val="false"/>
+                <w:iCs w:val="false"/>
+                <w:color w:val="A31515"/>
+                <w:sz w:val="17"/>
+                <w:szCs w:val="17"/>
+              </w:rPr>
+              <w:t xml:space="preserve">"열 이름:"</w:t>
+            </w:r>
+            <w:r>
+              <w:rPr>
+                <w:rFonts w:ascii="Consolas" w:cs="Consolas" w:eastAsia="맑은 고딕" w:hAnsi="Consolas"/>
+                <w:b w:val="false"/>
+                <w:bCs w:val="false"/>
+                <w:i w:val="false"/>
+                <w:iCs w:val="false"/>
+                <w:color w:val="24292F"/>
+                <w:sz w:val="17"/>
+                <w:szCs w:val="17"/>
+              </w:rPr>
+              <w:t xml:space="preserve">, </w:t>
+            </w:r>
+            <w:r>
+              <w:rPr>
+                <w:rFonts w:ascii="Consolas" w:cs="Consolas" w:eastAsia="맑은 고딕" w:hAnsi="Consolas"/>
+                <w:b w:val="false"/>
+                <w:bCs w:val="false"/>
+                <w:i w:val="false"/>
+                <w:iCs w:val="false"/>
+                <w:color w:val="24292F"/>
+                <w:sz w:val="17"/>
+                <w:szCs w:val="17"/>
+              </w:rPr>
+              <w:t xml:space="preserve">header</w:t>
+            </w:r>
+            <w:r>
+              <w:rPr>
+                <w:rFonts w:ascii="Consolas" w:cs="Consolas" w:eastAsia="맑은 고딕" w:hAnsi="Consolas"/>
+                <w:b w:val="false"/>
+                <w:bCs w:val="false"/>
+                <w:i w:val="false"/>
+                <w:iCs w:val="false"/>
+                <w:color w:val="24292F"/>
+                <w:sz w:val="17"/>
+                <w:szCs w:val="17"/>
+              </w:rPr>
+              <w:t xml:space="preserve">)</w:t>
+            </w:r>
+          </w:p>
+          <w:p>
+            <w:pPr>
+              <w:spacing w:after="0" w:line="252"/>
+            </w:pPr>
+            <w:r>
+              <w:rPr>
+                <w:rFonts w:ascii="Consolas" w:cs="Consolas" w:eastAsia="맑은 고딕" w:hAnsi="Consolas"/>
+                <w:color w:val="A0A0A0"/>
+                <w:sz w:val="17"/>
+                <w:szCs w:val="17"/>
+              </w:rPr>
+              <w:t xml:space="preserve">17  </w:t>
+            </w:r>
+            <w:r>
+              <w:rPr>
+                <w:rFonts w:ascii="Consolas" w:cs="Consolas" w:eastAsia="맑은 고딕" w:hAnsi="Consolas"/>
+                <w:b w:val="false"/>
+                <w:bCs w:val="false"/>
+                <w:i w:val="false"/>
+                <w:iCs w:val="false"/>
+                <w:color w:val="24292F"/>
+                <w:sz w:val="17"/>
+                <w:szCs w:val="17"/>
+              </w:rPr>
+              <w:t xml:space="preserve">    </w:t>
+            </w:r>
+            <w:r>
+              <w:rPr>
+                <w:rFonts w:ascii="Consolas" w:cs="Consolas" w:eastAsia="맑은 고딕" w:hAnsi="Consolas"/>
+                <w:b w:val="false"/>
+                <w:bCs w:val="false"/>
+                <w:i/>
+                <w:iCs/>
+                <w:color w:val="6A9955"/>
+                <w:sz w:val="17"/>
+                <w:szCs w:val="17"/>
+              </w:rPr>
+              <w:t xml:space="preserve"># 남은 줄을 하나씩: 쉼표로 나눠 변수 4개에 담기</w:t>
+            </w:r>
+          </w:p>
+          <w:p>
+            <w:pPr>
+              <w:spacing w:after="0" w:line="252"/>
+            </w:pPr>
+            <w:r>
+              <w:rPr>
+                <w:rFonts w:ascii="Consolas" w:cs="Consolas" w:eastAsia="맑은 고딕" w:hAnsi="Consolas"/>
+                <w:color w:val="A0A0A0"/>
+                <w:sz w:val="17"/>
+                <w:szCs w:val="17"/>
+              </w:rPr>
+              <w:t xml:space="preserve">18  </w:t>
+            </w:r>
+            <w:r>
+              <w:rPr>
+                <w:rFonts w:ascii="Consolas" w:cs="Consolas" w:eastAsia="맑은 고딕" w:hAnsi="Consolas"/>
+                <w:b w:val="false"/>
+                <w:bCs w:val="false"/>
+                <w:i w:val="false"/>
+                <w:iCs w:val="false"/>
+                <w:color w:val="24292F"/>
+                <w:sz w:val="17"/>
+                <w:szCs w:val="17"/>
+              </w:rPr>
+              <w:t xml:space="preserve">    </w:t>
+            </w:r>
+            <w:r>
+              <w:rPr>
+                <w:rFonts w:ascii="Consolas" w:cs="Consolas" w:eastAsia="맑은 고딕" w:hAnsi="Consolas"/>
+                <w:b/>
+                <w:bCs/>
+                <w:i w:val="false"/>
+                <w:iCs w:val="false"/>
+                <w:color w:val="0033B3"/>
+                <w:sz w:val="17"/>
+                <w:szCs w:val="17"/>
+              </w:rPr>
+              <w:t xml:space="preserve">for</w:t>
+            </w:r>
+            <w:r>
+              <w:rPr>
+                <w:rFonts w:ascii="Consolas" w:cs="Consolas" w:eastAsia="맑은 고딕" w:hAnsi="Consolas"/>
+                <w:b w:val="false"/>
+                <w:bCs w:val="false"/>
+                <w:i w:val="false"/>
+                <w:iCs w:val="false"/>
+                <w:color w:val="24292F"/>
+                <w:sz w:val="17"/>
+                <w:szCs w:val="17"/>
+              </w:rPr>
+              <w:t xml:space="preserve"> </w:t>
+            </w:r>
+            <w:r>
+              <w:rPr>
+                <w:rFonts w:ascii="Consolas" w:cs="Consolas" w:eastAsia="맑은 고딕" w:hAnsi="Consolas"/>
+                <w:b w:val="false"/>
+                <w:bCs w:val="false"/>
+                <w:i w:val="false"/>
+                <w:iCs w:val="false"/>
+                <w:color w:val="24292F"/>
+                <w:sz w:val="17"/>
+                <w:szCs w:val="17"/>
+              </w:rPr>
+              <w:t xml:space="preserve">line</w:t>
+            </w:r>
+            <w:r>
+              <w:rPr>
+                <w:rFonts w:ascii="Consolas" w:cs="Consolas" w:eastAsia="맑은 고딕" w:hAnsi="Consolas"/>
+                <w:b w:val="false"/>
+                <w:bCs w:val="false"/>
+                <w:i w:val="false"/>
+                <w:iCs w:val="false"/>
+                <w:color w:val="24292F"/>
+                <w:sz w:val="17"/>
+                <w:szCs w:val="17"/>
+              </w:rPr>
+              <w:t xml:space="preserve"> </w:t>
+            </w:r>
+            <w:r>
+              <w:rPr>
+                <w:rFonts w:ascii="Consolas" w:cs="Consolas" w:eastAsia="맑은 고딕" w:hAnsi="Consolas"/>
+                <w:b/>
+                <w:bCs/>
+                <w:i w:val="false"/>
+                <w:iCs w:val="false"/>
+                <w:color w:val="0033B3"/>
+                <w:sz w:val="17"/>
+                <w:szCs w:val="17"/>
+              </w:rPr>
               <w:t xml:space="preserve">in</w:t>
             </w:r>
             <w:r>
@@ -10874,7 +11089,7 @@
                 <w:sz w:val="17"/>
                 <w:szCs w:val="17"/>
               </w:rPr>
-              <w:t xml:space="preserve">15  </w:t>
+              <w:t xml:space="preserve">19  </w:t>
             </w:r>
             <w:r>
               <w:rPr>
@@ -11109,7 +11324,7 @@
                 <w:sz w:val="17"/>
                 <w:szCs w:val="17"/>
               </w:rPr>
-              <w:t xml:space="preserve">16  </w:t>
+              <w:t xml:space="preserve">20  </w:t>
             </w:r>
             <w:r>
               <w:rPr>
@@ -11129,6 +11344,46 @@
                 <w:rFonts w:ascii="Consolas" w:cs="Consolas" w:eastAsia="맑은 고딕" w:hAnsi="Consolas"/>
                 <w:b w:val="false"/>
                 <w:bCs w:val="false"/>
+                <w:i/>
+                <w:iCs/>
+                <w:color w:val="6A9955"/>
+                <w:sz w:val="17"/>
+                <w:szCs w:val="17"/>
+              </w:rPr>
+              <w:t xml:space="preserve"># 글자로 읽혔으니 int() 로 바꿔 더하기</w:t>
+            </w:r>
+          </w:p>
+          <w:p>
+            <w:pPr>
+              <w:spacing w:after="0" w:line="252"/>
+            </w:pPr>
+            <w:r>
+              <w:rPr>
+                <w:rFonts w:ascii="Consolas" w:cs="Consolas" w:eastAsia="맑은 고딕" w:hAnsi="Consolas"/>
+                <w:color w:val="A0A0A0"/>
+                <w:sz w:val="17"/>
+                <w:szCs w:val="17"/>
+              </w:rPr>
+              <w:t xml:space="preserve">21  </w:t>
+            </w:r>
+            <w:r>
+              <w:rPr>
+                <w:rFonts w:ascii="Consolas" w:cs="Consolas" w:eastAsia="맑은 고딕" w:hAnsi="Consolas"/>
+                <w:b w:val="false"/>
+                <w:bCs w:val="false"/>
+                <w:i w:val="false"/>
+                <w:iCs w:val="false"/>
+                <w:color w:val="24292F"/>
+                <w:sz w:val="17"/>
+                <w:szCs w:val="17"/>
+              </w:rPr>
+              <w:t xml:space="preserve">        </w:t>
+            </w:r>
+            <w:r>
+              <w:rPr>
+                <w:rFonts w:ascii="Consolas" w:cs="Consolas" w:eastAsia="맑은 고딕" w:hAnsi="Consolas"/>
+                <w:b w:val="false"/>
+                <w:bCs w:val="false"/>
                 <w:i w:val="false"/>
                 <w:iCs w:val="false"/>
                 <w:color w:val="24292F"/>
@@ -11318,7 +11573,7 @@
                 <w:sz w:val="17"/>
                 <w:szCs w:val="17"/>
               </w:rPr>
-              <w:t xml:space="preserve">17  </w:t>
+              <w:t xml:space="preserve">22  </w:t>
             </w:r>
             <w:r>
               <w:rPr>
@@ -11582,7 +11837,7 @@
                 <w:sz w:val="19"/>
                 <w:szCs w:val="19"/>
               </w:rPr>
-              <w:t xml:space="preserve">9</w:t>
+              <w:t xml:space="preserve">11</w:t>
             </w:r>
           </w:p>
         </w:tc>
@@ -11684,7 +11939,7 @@
                 <w:sz w:val="19"/>
                 <w:szCs w:val="19"/>
               </w:rPr>
-              <w:t xml:space="preserve">12</w:t>
+              <w:t xml:space="preserve">15</w:t>
             </w:r>
           </w:p>
         </w:tc>
@@ -11796,7 +12051,7 @@
                 <w:sz w:val="19"/>
                 <w:szCs w:val="19"/>
               </w:rPr>
-              <w:t xml:space="preserve">15</w:t>
+              <w:t xml:space="preserve">19</w:t>
             </w:r>
           </w:p>
         </w:tc>
@@ -11898,7 +12153,7 @@
                 <w:sz w:val="19"/>
                 <w:szCs w:val="19"/>
               </w:rPr>
-              <w:t xml:space="preserve">16</w:t>
+              <w:t xml:space="preserve">21</w:t>
             </w:r>
           </w:p>
         </w:tc>
@@ -12899,7 +13154,7 @@
                 <w:sz w:val="17"/>
                 <w:szCs w:val="17"/>
               </w:rPr>
-              <w:t xml:space="preserve">1  </w:t>
+              <w:t xml:space="preserve"> 1  </w:t>
             </w:r>
             <w:r>
               <w:rPr>
@@ -12926,7 +13181,34 @@
                 <w:sz w:val="17"/>
                 <w:szCs w:val="17"/>
               </w:rPr>
-              <w:t xml:space="preserve">2  </w:t>
+              <w:t xml:space="preserve"> 2  </w:t>
+            </w:r>
+            <w:r>
+              <w:rPr>
+                <w:rFonts w:ascii="Consolas" w:cs="Consolas" w:eastAsia="맑은 고딕" w:hAnsi="Consolas"/>
+                <w:b w:val="false"/>
+                <w:bCs w:val="false"/>
+                <w:i/>
+                <w:iCs/>
+                <w:color w:val="6A9955"/>
+                <w:sz w:val="17"/>
+                <w:szCs w:val="17"/>
+              </w:rPr>
+              <w:t xml:space="preserve"># 상수: 대문자 이름은 "바꾸지 않을 값"이라는 약속</w:t>
+            </w:r>
+          </w:p>
+          <w:p>
+            <w:pPr>
+              <w:spacing w:after="0" w:line="252"/>
+            </w:pPr>
+            <w:r>
+              <w:rPr>
+                <w:rFonts w:ascii="Consolas" w:cs="Consolas" w:eastAsia="맑은 고딕" w:hAnsi="Consolas"/>
+                <w:color w:val="A0A0A0"/>
+                <w:sz w:val="17"/>
+                <w:szCs w:val="17"/>
+              </w:rPr>
+              <w:t xml:space="preserve"> 3  </w:t>
             </w:r>
             <w:r>
               <w:rPr>
@@ -12979,7 +13261,7 @@
                 <w:sz w:val="17"/>
                 <w:szCs w:val="17"/>
               </w:rPr>
-              <w:t xml:space="preserve">3  </w:t>
+              <w:t xml:space="preserve"> 4  </w:t>
             </w:r>
             <w:r>
               <w:rPr>
@@ -13001,7 +13283,34 @@
                 <w:sz w:val="17"/>
                 <w:szCs w:val="17"/>
               </w:rPr>
-              <w:t xml:space="preserve">4  </w:t>
+              <w:t xml:space="preserve"> 5  </w:t>
+            </w:r>
+            <w:r>
+              <w:rPr>
+                <w:rFonts w:ascii="Consolas" w:cs="Consolas" w:eastAsia="맑은 고딕" w:hAnsi="Consolas"/>
+                <w:b w:val="false"/>
+                <w:bCs w:val="false"/>
+                <w:i/>
+                <w:iCs/>
+                <w:color w:val="6A9955"/>
+                <w:sz w:val="17"/>
+                <w:szCs w:val="17"/>
+              </w:rPr>
+              <w:t xml:space="preserve"># 원의 넓이 = 원주율 × 반지름 × 반지름</w:t>
+            </w:r>
+          </w:p>
+          <w:p>
+            <w:pPr>
+              <w:spacing w:after="0" w:line="252"/>
+            </w:pPr>
+            <w:r>
+              <w:rPr>
+                <w:rFonts w:ascii="Consolas" w:cs="Consolas" w:eastAsia="맑은 고딕" w:hAnsi="Consolas"/>
+                <w:color w:val="A0A0A0"/>
+                <w:sz w:val="17"/>
+                <w:szCs w:val="17"/>
+              </w:rPr>
+              <w:t xml:space="preserve"> 6  </w:t>
             </w:r>
             <w:r>
               <w:rPr>
@@ -13093,7 +13402,7 @@
                 <w:sz w:val="17"/>
                 <w:szCs w:val="17"/>
               </w:rPr>
-              <w:t xml:space="preserve">5  </w:t>
+              <w:t xml:space="preserve"> 7  </w:t>
             </w:r>
             <w:r>
               <w:rPr>
@@ -13211,7 +13520,7 @@
                 <w:sz w:val="17"/>
                 <w:szCs w:val="17"/>
               </w:rPr>
-              <w:t xml:space="preserve">6  </w:t>
+              <w:t xml:space="preserve"> 8  </w:t>
             </w:r>
             <w:r>
               <w:rPr>
@@ -13233,7 +13542,34 @@
                 <w:sz w:val="17"/>
                 <w:szCs w:val="17"/>
               </w:rPr>
-              <w:t xml:space="preserve">7  </w:t>
+              <w:t xml:space="preserve"> 9  </w:t>
+            </w:r>
+            <w:r>
+              <w:rPr>
+                <w:rFonts w:ascii="Consolas" w:cs="Consolas" w:eastAsia="맑은 고딕" w:hAnsi="Consolas"/>
+                <w:b w:val="false"/>
+                <w:bCs w:val="false"/>
+                <w:i/>
+                <w:iCs/>
+                <w:color w:val="6A9955"/>
+                <w:sz w:val="17"/>
+                <w:szCs w:val="17"/>
+              </w:rPr>
+              <w:t xml:space="preserve"># 숫자 → "12,000원" 같은 글자</w:t>
+            </w:r>
+          </w:p>
+          <w:p>
+            <w:pPr>
+              <w:spacing w:after="0" w:line="252"/>
+            </w:pPr>
+            <w:r>
+              <w:rPr>
+                <w:rFonts w:ascii="Consolas" w:cs="Consolas" w:eastAsia="맑은 고딕" w:hAnsi="Consolas"/>
+                <w:color w:val="A0A0A0"/>
+                <w:sz w:val="17"/>
+                <w:szCs w:val="17"/>
+              </w:rPr>
+              <w:t xml:space="preserve">10  </w:t>
             </w:r>
             <w:r>
               <w:rPr>
@@ -13325,7 +13661,7 @@
                 <w:sz w:val="17"/>
                 <w:szCs w:val="17"/>
               </w:rPr>
-              <w:t xml:space="preserve">8  </w:t>
+              <w:t xml:space="preserve">11  </w:t>
             </w:r>
             <w:r>
               <w:rPr>
@@ -13576,7 +13912,7 @@
                 <w:sz w:val="19"/>
                 <w:szCs w:val="19"/>
               </w:rPr>
-              <w:t xml:space="preserve">2</w:t>
+              <w:t xml:space="preserve">3</w:t>
             </w:r>
           </w:p>
         </w:tc>
@@ -13678,7 +14014,7 @@
                 <w:sz w:val="19"/>
                 <w:szCs w:val="19"/>
               </w:rPr>
-              <w:t xml:space="preserve">4</w:t>
+              <w:t xml:space="preserve">6</w:t>
             </w:r>
           </w:p>
         </w:tc>
